--- a/assets/templates/bpc_template_unificado_rep.docx
+++ b/assets/templates/bpc_template_unificado_rep.docx
@@ -229,13 +229,13 @@
         <mc:AlternateContent>
           <mc:Choice Requires="wps">
             <w:drawing>
-              <wp:anchor distT="0" distB="0" distL="114300" distR="114300" simplePos="0" relativeHeight="251703296" behindDoc="0" locked="0" layoutInCell="1" allowOverlap="1" wp14:anchorId="2E5CC425" wp14:editId="37DD874C">
+              <wp:anchor distT="0" distB="0" distL="114300" distR="114300" simplePos="0" relativeHeight="251703296" behindDoc="0" locked="0" layoutInCell="1" allowOverlap="1" wp14:anchorId="2E5CC425" wp14:editId="45520D87">
                 <wp:simplePos x="0" y="0"/>
                 <wp:positionH relativeFrom="margin">
-                  <wp:align>right</wp:align>
+                  <wp:align>center</wp:align>
                 </wp:positionH>
                 <wp:positionV relativeFrom="paragraph">
-                  <wp:posOffset>109220</wp:posOffset>
+                  <wp:posOffset>57150</wp:posOffset>
                 </wp:positionV>
                 <wp:extent cx="6004560" cy="563880"/>
                 <wp:effectExtent l="0" t="0" r="0" b="7620"/>
@@ -313,7 +313,7 @@
           </mc:Choice>
           <mc:Fallback>
             <w:pict>
-              <v:roundrect w14:anchorId="2E5CC425" id="Retângulo: Cantos Arredondados 5" o:spid="_x0000_s1026" style="position:absolute;margin-left:421.6pt;margin-top:8.6pt;width:472.8pt;height:44.4pt;z-index:251703296;visibility:visible;mso-wrap-style:square;mso-width-percent:0;mso-height-percent:0;mso-wrap-distance-left:9pt;mso-wrap-distance-top:0;mso-wrap-distance-right:9pt;mso-wrap-distance-bottom:0;mso-position-horizontal:right;mso-position-horizontal-relative:margin;mso-position-vertical:absolute;mso-position-vertical-relative:text;mso-width-percent:0;mso-height-percent:0;mso-width-relative:margin;mso-height-relative:margin;v-text-anchor:middle" arcsize="10923f" o:gfxdata="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" fillcolor="#c0bcbe" stroked="f" strokeweight="1pt">
+              <v:roundrect w14:anchorId="2E5CC425" id="Retângulo: Cantos Arredondados 5" o:spid="_x0000_s1026" style="position:absolute;margin-left:0;margin-top:4.5pt;width:472.8pt;height:44.4pt;z-index:251703296;visibility:visible;mso-wrap-style:square;mso-width-percent:0;mso-height-percent:0;mso-wrap-distance-left:9pt;mso-wrap-distance-top:0;mso-wrap-distance-right:9pt;mso-wrap-distance-bottom:0;mso-position-horizontal:center;mso-position-horizontal-relative:margin;mso-position-vertical:absolute;mso-position-vertical-relative:text;mso-width-percent:0;mso-height-percent:0;mso-width-relative:margin;mso-height-relative:margin;v-text-anchor:middle" arcsize="10923f" o:gfxdata="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" fillcolor="#c0bcbe" stroked="f" strokeweight="1pt">
                 <v:stroke joinstyle="miter"/>
                 <v:textbox>
                   <w:txbxContent>
@@ -460,13 +460,13 @@
         <mc:AlternateContent>
           <mc:Choice Requires="wps">
             <w:drawing>
-              <wp:anchor distT="0" distB="0" distL="114300" distR="114300" simplePos="0" relativeHeight="251704320" behindDoc="0" locked="0" layoutInCell="1" allowOverlap="1" wp14:anchorId="489C4FDE" wp14:editId="2FB0C8A6">
+              <wp:anchor distT="0" distB="0" distL="114300" distR="114300" simplePos="0" relativeHeight="251704320" behindDoc="0" locked="0" layoutInCell="1" allowOverlap="1" wp14:anchorId="489C4FDE" wp14:editId="2D20D0FC">
                 <wp:simplePos x="0" y="0"/>
-                <wp:positionH relativeFrom="column">
-                  <wp:posOffset>-194098</wp:posOffset>
+                <wp:positionH relativeFrom="page">
+                  <wp:align>center</wp:align>
                 </wp:positionH>
                 <wp:positionV relativeFrom="paragraph">
-                  <wp:posOffset>139065</wp:posOffset>
+                  <wp:posOffset>100250</wp:posOffset>
                 </wp:positionV>
                 <wp:extent cx="4312920" cy="389255"/>
                 <wp:effectExtent l="0" t="0" r="0" b="0"/>
@@ -540,7 +540,7 @@
           </mc:Choice>
           <mc:Fallback>
             <w:pict>
-              <v:roundrect w14:anchorId="489C4FDE" id="Retângulo: Cantos Arredondados 6" o:spid="_x0000_s1027" style="position:absolute;left:0;text-align:left;margin-left:-15.3pt;margin-top:10.95pt;width:339.6pt;height:30.65pt;z-index:251704320;visibility:visible;mso-wrap-style:square;mso-width-percent:0;mso-height-percent:0;mso-wrap-distance-left:9pt;mso-wrap-distance-top:0;mso-wrap-distance-right:9pt;mso-wrap-distance-bottom:0;mso-position-horizontal:absolute;mso-position-horizontal-relative:text;mso-position-vertical:absolute;mso-position-vertical-relative:text;mso-width-percent:0;mso-height-percent:0;mso-width-relative:margin;mso-height-relative:margin;v-text-anchor:middle" arcsize="10923f" o:gfxdata="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" fillcolor="#c0bcbe" stroked="f" strokeweight="1pt">
+              <v:roundrect w14:anchorId="489C4FDE" id="Retângulo: Cantos Arredondados 6" o:spid="_x0000_s1027" style="position:absolute;left:0;text-align:left;margin-left:0;margin-top:7.9pt;width:339.6pt;height:30.65pt;z-index:251704320;visibility:visible;mso-wrap-style:square;mso-width-percent:0;mso-height-percent:0;mso-wrap-distance-left:9pt;mso-wrap-distance-top:0;mso-wrap-distance-right:9pt;mso-wrap-distance-bottom:0;mso-position-horizontal:center;mso-position-horizontal-relative:page;mso-position-vertical:absolute;mso-position-vertical-relative:text;mso-width-percent:0;mso-height-percent:0;mso-width-relative:margin;mso-height-relative:margin;v-text-anchor:middle" arcsize="10923f" o:gfxdata="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" fillcolor="#c0bcbe" stroked="f" strokeweight="1pt">
                 <v:stroke joinstyle="miter"/>
                 <v:textbox>
                   <w:txbxContent>
@@ -563,6 +563,7 @@
                     </w:p>
                   </w:txbxContent>
                 </v:textbox>
+                <w10:wrap anchorx="page"/>
               </v:roundrect>
             </w:pict>
           </mc:Fallback>
@@ -600,6 +601,13 @@
           <w:szCs w:val="24"/>
         </w:rPr>
       </w:pPr>
+      <w:r>
+        <w:rPr>
+          <w:sz w:val="24"/>
+          <w:szCs w:val="24"/>
+        </w:rPr>
+        <w:t>{%p if tese_prioridade %}</w:t>
+      </w:r>
     </w:p>
     <w:p>
       <w:pPr>
@@ -611,24 +619,15 @@
           <w:szCs w:val="24"/>
         </w:rPr>
       </w:pPr>
-      <w:r>
-        <w:rPr>
-          <w:sz w:val="24"/>
-          <w:szCs w:val="24"/>
-        </w:rPr>
-        <w:t>{%p if tese_prioridade %}</w:t>
-      </w:r>
-    </w:p>
-    <w:p>
-      <w:pPr>
-        <w:pStyle w:val="Recuodecorpodetexto"/>
-        <w:spacing w:after="0" w:line="360" w:lineRule="auto"/>
-        <w:ind w:left="0" w:firstLine="720"/>
-        <w:jc w:val="both"/>
-        <w:rPr>
-          <w:sz w:val="24"/>
-          <w:szCs w:val="24"/>
-          <w:highlight w:val="yellow"/>
+    </w:p>
+    <w:p>
+      <w:pPr>
+        <w:spacing w:before="90" w:line="360" w:lineRule="auto"/>
+        <w:ind w:right="183"/>
+        <w:jc w:val="both"/>
+        <w:rPr>
+          <w:sz w:val="24"/>
+          <w:szCs w:val="24"/>
         </w:rPr>
       </w:pPr>
       <w:r>
@@ -640,13 +639,13 @@
         <mc:AlternateContent>
           <mc:Choice Requires="wps">
             <w:drawing>
-              <wp:anchor distT="0" distB="0" distL="114300" distR="114300" simplePos="0" relativeHeight="251709440" behindDoc="0" locked="0" layoutInCell="1" allowOverlap="1" wp14:anchorId="5FDDB3DB" wp14:editId="177D2817">
+              <wp:anchor distT="0" distB="0" distL="114300" distR="114300" simplePos="0" relativeHeight="251709440" behindDoc="0" locked="0" layoutInCell="1" allowOverlap="1" wp14:anchorId="5FDDB3DB" wp14:editId="00EE1A7E">
                 <wp:simplePos x="0" y="0"/>
-                <wp:positionH relativeFrom="column">
-                  <wp:posOffset>-247650</wp:posOffset>
+                <wp:positionH relativeFrom="margin">
+                  <wp:align>center</wp:align>
                 </wp:positionH>
                 <wp:positionV relativeFrom="paragraph">
-                  <wp:posOffset>5080</wp:posOffset>
+                  <wp:posOffset>59717</wp:posOffset>
                 </wp:positionV>
                 <wp:extent cx="4312920" cy="389255"/>
                 <wp:effectExtent l="0" t="0" r="0" b="0"/>
@@ -724,7 +723,7 @@
           </mc:Choice>
           <mc:Fallback>
             <w:pict>
-              <v:roundrect w14:anchorId="5FDDB3DB" id="Retângulo: Cantos Arredondados 1999185315" o:spid="_x0000_s1028" style="position:absolute;left:0;text-align:left;margin-left:-19.5pt;margin-top:.4pt;width:339.6pt;height:30.65pt;z-index:251709440;visibility:visible;mso-wrap-style:square;mso-width-percent:0;mso-height-percent:0;mso-wrap-distance-left:9pt;mso-wrap-distance-top:0;mso-wrap-distance-right:9pt;mso-wrap-distance-bottom:0;mso-position-horizontal:absolute;mso-position-horizontal-relative:text;mso-position-vertical:absolute;mso-position-vertical-relative:text;mso-width-percent:0;mso-height-percent:0;mso-width-relative:margin;mso-height-relative:margin;v-text-anchor:middle" arcsize="10923f" o:gfxdata="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" fillcolor="#c0bcbe" stroked="f" strokeweight="1pt">
+              <v:roundrect w14:anchorId="5FDDB3DB" id="Retângulo: Cantos Arredondados 1999185315" o:spid="_x0000_s1028" style="position:absolute;left:0;text-align:left;margin-left:0;margin-top:4.7pt;width:339.6pt;height:30.65pt;z-index:251709440;visibility:visible;mso-wrap-style:square;mso-width-percent:0;mso-height-percent:0;mso-wrap-distance-left:9pt;mso-wrap-distance-top:0;mso-wrap-distance-right:9pt;mso-wrap-distance-bottom:0;mso-position-horizontal:center;mso-position-horizontal-relative:margin;mso-position-vertical:absolute;mso-position-vertical-relative:text;mso-width-percent:0;mso-height-percent:0;mso-width-relative:margin;mso-height-relative:margin;v-text-anchor:middle" arcsize="10923f" o:gfxdata="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" fillcolor="#c0bcbe" stroked="f" strokeweight="1pt">
                 <v:stroke joinstyle="miter"/>
                 <v:textbox>
                   <w:txbxContent>
@@ -751,6 +750,7 @@
                     </w:p>
                   </w:txbxContent>
                 </v:textbox>
+                <w10:wrap anchorx="margin"/>
               </v:roundrect>
             </w:pict>
           </mc:Fallback>
@@ -761,7 +761,7 @@
       <w:pPr>
         <w:pStyle w:val="Recuodecorpodetexto"/>
         <w:spacing w:after="0" w:line="360" w:lineRule="auto"/>
-        <w:ind w:left="0" w:firstLine="720"/>
+        <w:ind w:left="0"/>
         <w:jc w:val="both"/>
         <w:rPr>
           <w:sz w:val="24"/>
@@ -1014,45 +1014,3384 @@
         <w:rPr>
           <w:sz w:val="24"/>
           <w:szCs w:val="24"/>
-        </w:rPr>
-      </w:pPr>
-      <w:r>
-        <w:rPr>
-          <w:sz w:val="24"/>
-          <w:szCs w:val="24"/>
           <w:shd w:val="clear" w:color="auto" w:fill="FFFFFF"/>
         </w:rPr>
+      </w:pPr>
+      <w:r>
+        <w:rPr>
+          <w:sz w:val="24"/>
+          <w:szCs w:val="24"/>
+          <w:highlight w:val="yellow"/>
+          <w:shd w:val="clear" w:color="auto" w:fill="FFFFFF"/>
+        </w:rPr>
         <w:t>{%p endif %}</w:t>
       </w:r>
     </w:p>
     <w:p>
       <w:pPr>
-        <w:spacing w:before="90" w:line="360" w:lineRule="auto"/>
-        <w:ind w:right="183"/>
-        <w:jc w:val="both"/>
-        <w:rPr>
-          <w:sz w:val="24"/>
-          <w:szCs w:val="24"/>
+        <w:pStyle w:val="Recuodecorpodetexto"/>
+        <w:spacing w:after="0" w:line="360" w:lineRule="auto"/>
+        <w:ind w:left="0"/>
+        <w:jc w:val="both"/>
+        <w:rPr>
+          <w:sz w:val="24"/>
+          <w:szCs w:val="24"/>
+          <w:highlight w:val="yellow"/>
+          <w:shd w:val="clear" w:color="auto" w:fill="FFFFFF"/>
+        </w:rPr>
+      </w:pPr>
+      <w:r>
+        <w:rPr>
+          <w:sz w:val="24"/>
+          <w:szCs w:val="24"/>
+          <w:highlight w:val="yellow"/>
+          <w:shd w:val="clear" w:color="auto" w:fill="FFFFFF"/>
+        </w:rPr>
+        <w:t>{%p if tese</w:t>
+      </w:r>
+      <w:r>
+        <w:rPr>
+          <w:sz w:val="24"/>
+          <w:szCs w:val="24"/>
+          <w:highlight w:val="yellow"/>
+          <w:shd w:val="clear" w:color="auto" w:fill="FFFFFF"/>
+        </w:rPr>
+        <w:t>_coisa_julgada %}</w:t>
+      </w:r>
+    </w:p>
+    <w:p>
+      <w:pPr>
+        <w:pStyle w:val="Recuodecorpodetexto"/>
+        <w:spacing w:after="0" w:line="360" w:lineRule="auto"/>
+        <w:ind w:left="0"/>
+        <w:jc w:val="both"/>
+        <w:rPr>
+          <w:sz w:val="24"/>
+          <w:szCs w:val="24"/>
+          <w:highlight w:val="yellow"/>
+          <w:shd w:val="clear" w:color="auto" w:fill="FFFFFF"/>
+        </w:rPr>
+      </w:pPr>
+    </w:p>
+    <w:p>
+      <w:pPr>
+        <w:pStyle w:val="Recuodecorpodetexto"/>
+        <w:spacing w:after="0" w:line="360" w:lineRule="auto"/>
+        <w:ind w:left="0"/>
+        <w:jc w:val="both"/>
+        <w:rPr>
+          <w:sz w:val="24"/>
+          <w:szCs w:val="24"/>
+          <w:highlight w:val="yellow"/>
+          <w:shd w:val="clear" w:color="auto" w:fill="FFFFFF"/>
         </w:rPr>
       </w:pPr>
       <w:r>
         <w:rPr>
           <w:rFonts w:ascii="Arial" w:hAnsi="Arial" w:cs="Arial"/>
           <w:noProof/>
-          <w:sz w:val="24"/>
-          <w:szCs w:val="24"/>
-          <w:lang w:val="pt-BR" w:eastAsia="pt-BR"/>
+          <w:highlight w:val="yellow"/>
         </w:rPr>
         <mc:AlternateContent>
           <mc:Choice Requires="wps">
             <w:drawing>
-              <wp:anchor distT="0" distB="0" distL="114300" distR="114300" simplePos="0" relativeHeight="251707392" behindDoc="0" locked="0" layoutInCell="1" allowOverlap="1" wp14:anchorId="6925031D" wp14:editId="4BF55B35">
+              <wp:anchor distT="0" distB="0" distL="114300" distR="114300" simplePos="0" relativeHeight="251711488" behindDoc="0" locked="0" layoutInCell="1" allowOverlap="1" wp14:anchorId="44B45B71" wp14:editId="70405BE5">
                 <wp:simplePos x="0" y="0"/>
-                <wp:positionH relativeFrom="column">
-                  <wp:posOffset>-118533</wp:posOffset>
+                <wp:positionH relativeFrom="page">
+                  <wp:align>center</wp:align>
                 </wp:positionH>
                 <wp:positionV relativeFrom="paragraph">
-                  <wp:posOffset>176107</wp:posOffset>
+                  <wp:posOffset>12700</wp:posOffset>
+                </wp:positionV>
+                <wp:extent cx="4312920" cy="389255"/>
+                <wp:effectExtent l="0" t="0" r="0" b="0"/>
+                <wp:wrapNone/>
+                <wp:docPr id="4" name="Retângulo: Cantos Arredondados 4"/>
+                <wp:cNvGraphicFramePr>
+                  <a:graphicFrameLocks xmlns:a="http://schemas.openxmlformats.org/drawingml/2006/main"/>
+                </wp:cNvGraphicFramePr>
+                <a:graphic xmlns:a="http://schemas.openxmlformats.org/drawingml/2006/main">
+                  <a:graphicData uri="http://schemas.microsoft.com/office/word/2010/wordprocessingShape">
+                    <wps:wsp>
+                      <wps:cNvSpPr>
+                        <a:spLocks/>
+                      </wps:cNvSpPr>
+                      <wps:spPr>
+                        <a:xfrm>
+                          <a:off x="0" y="0"/>
+                          <a:ext cx="4312920" cy="389255"/>
+                        </a:xfrm>
+                        <a:prstGeom prst="roundRect">
+                          <a:avLst/>
+                        </a:prstGeom>
+                        <a:solidFill>
+                          <a:srgbClr val="C0BCBE"/>
+                        </a:solidFill>
+                        <a:ln w="12700" cap="flat" cmpd="sng" algn="ctr">
+                          <a:noFill/>
+                          <a:prstDash val="solid"/>
+                          <a:miter lim="800000"/>
+                        </a:ln>
+                        <a:effectLst/>
+                      </wps:spPr>
+                      <wps:txbx>
+                        <w:txbxContent>
+                          <w:p>
+                            <w:pPr>
+                              <w:jc w:val="center"/>
+                              <w:rPr>
+                                <w:lang w:val="pt-BR"/>
+                              </w:rPr>
+                            </w:pPr>
+                            <w:r>
+                              <w:rPr>
+                                <w:rStyle w:val="jsgrdq"/>
+                                <w:b/>
+                                <w:bCs/>
+                                <w:noProof/>
+                                <w:color w:val="171717"/>
+                                <w:sz w:val="24"/>
+                                <w:szCs w:val="24"/>
+                                <w:lang w:val="pt-BR"/>
+                              </w:rPr>
+                              <w:t>DA AUSÊNCIA DE COISA JULGADA</w:t>
+                            </w:r>
+                          </w:p>
+                        </w:txbxContent>
+                      </wps:txbx>
+                      <wps:bodyPr rot="0" spcFirstLastPara="0" vertOverflow="overflow" horzOverflow="overflow" vert="horz" wrap="square" lIns="91440" tIns="45720" rIns="91440" bIns="45720" numCol="1" spcCol="0" rtlCol="0" fromWordArt="0" anchor="ctr" anchorCtr="0" forceAA="0" compatLnSpc="1">
+                        <a:prstTxWarp prst="textNoShape">
+                          <a:avLst/>
+                        </a:prstTxWarp>
+                        <a:noAutofit/>
+                      </wps:bodyPr>
+                    </wps:wsp>
+                  </a:graphicData>
+                </a:graphic>
+                <wp14:sizeRelH relativeFrom="margin">
+                  <wp14:pctWidth>0</wp14:pctWidth>
+                </wp14:sizeRelH>
+                <wp14:sizeRelV relativeFrom="margin">
+                  <wp14:pctHeight>0</wp14:pctHeight>
+                </wp14:sizeRelV>
+              </wp:anchor>
+            </w:drawing>
+          </mc:Choice>
+          <mc:Fallback>
+            <w:pict>
+              <v:roundrect w14:anchorId="44B45B71" id="Retângulo: Cantos Arredondados 4" o:spid="_x0000_s1029" style="position:absolute;left:0;text-align:left;margin-left:0;margin-top:1pt;width:339.6pt;height:30.65pt;z-index:251711488;visibility:visible;mso-wrap-style:square;mso-width-percent:0;mso-height-percent:0;mso-wrap-distance-left:9pt;mso-wrap-distance-top:0;mso-wrap-distance-right:9pt;mso-wrap-distance-bottom:0;mso-position-horizontal:center;mso-position-horizontal-relative:page;mso-position-vertical:absolute;mso-position-vertical-relative:text;mso-width-percent:0;mso-height-percent:0;mso-width-relative:margin;mso-height-relative:margin;v-text-anchor:middle" arcsize="10923f" o:gfxdata="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" fillcolor="#c0bcbe" stroked="f" strokeweight="1pt">
+                <v:stroke joinstyle="miter"/>
+                <v:textbox>
+                  <w:txbxContent>
+                    <w:p>
+                      <w:pPr>
+                        <w:jc w:val="center"/>
+                        <w:rPr>
+                          <w:lang w:val="pt-BR"/>
+                        </w:rPr>
+                      </w:pPr>
+                      <w:r>
+                        <w:rPr>
+                          <w:rStyle w:val="jsgrdq"/>
+                          <w:b/>
+                          <w:bCs/>
+                          <w:noProof/>
+                          <w:color w:val="171717"/>
+                          <w:sz w:val="24"/>
+                          <w:szCs w:val="24"/>
+                          <w:lang w:val="pt-BR"/>
+                        </w:rPr>
+                        <w:t>DA AUSÊNCIA DE COISA JULGADA</w:t>
+                      </w:r>
+                    </w:p>
+                  </w:txbxContent>
+                </v:textbox>
+                <w10:wrap anchorx="page"/>
+              </v:roundrect>
+            </w:pict>
+          </mc:Fallback>
+        </mc:AlternateContent>
+      </w:r>
+    </w:p>
+    <w:p>
+      <w:pPr>
+        <w:pStyle w:val="Recuodecorpodetexto"/>
+        <w:spacing w:line="360" w:lineRule="auto"/>
+        <w:ind w:left="0" w:firstLine="709"/>
+        <w:jc w:val="both"/>
+        <w:rPr>
+          <w:sz w:val="24"/>
+          <w:szCs w:val="24"/>
+          <w:highlight w:val="yellow"/>
+        </w:rPr>
+      </w:pPr>
+    </w:p>
+    <w:p>
+      <w:pPr>
+        <w:pStyle w:val="Recuodecorpodetexto"/>
+        <w:spacing w:line="360" w:lineRule="auto"/>
+        <w:ind w:left="0" w:firstLine="709"/>
+        <w:jc w:val="both"/>
+        <w:rPr>
+          <w:sz w:val="24"/>
+          <w:szCs w:val="24"/>
+          <w:highlight w:val="yellow"/>
+        </w:rPr>
+      </w:pPr>
+      <w:r>
+        <w:rPr>
+          <w:sz w:val="24"/>
+          <w:szCs w:val="24"/>
+          <w:highlight w:val="yellow"/>
+        </w:rPr>
+        <w:t>De início, cabe esclarecer que, no ano de {{ ano_acao_anterior }}, a parte autora moveu ação previdenciária em face do INSS, pleiteando a concessão do mesmo benefício ora vindicado, qual seja, {{ nome_beneficio_anterior }}, autos do Processo nº {{ numero_processo_anterior }}, o qual restou julgado improcedente.</w:t>
+      </w:r>
+    </w:p>
+    <w:p>
+      <w:pPr>
+        <w:pStyle w:val="Recuodecorpodetexto"/>
+        <w:spacing w:line="360" w:lineRule="auto"/>
+        <w:ind w:left="0" w:firstLine="709"/>
+        <w:jc w:val="both"/>
+        <w:rPr>
+          <w:sz w:val="24"/>
+          <w:szCs w:val="24"/>
+          <w:highlight w:val="yellow"/>
+        </w:rPr>
+      </w:pPr>
+      <w:r>
+        <w:rPr>
+          <w:sz w:val="24"/>
+          <w:szCs w:val="24"/>
+          <w:highlight w:val="yellow"/>
+        </w:rPr>
+        <w:t>Ocorre que, em matéria previdenciária, a coisa julgada opera-se secundum eventum probationis e sob a cláusula rebus sic stantibus, porquanto se está diante de relação jurídica de trato continuado, cuja revisão é expressamente autorizada pelo art. 505, inciso I, do Código de Processo Civil, sempre que sobrevier modificação no estado de fato ou de direito.</w:t>
+      </w:r>
+    </w:p>
+    <w:p>
+      <w:pPr>
+        <w:pStyle w:val="Recuodecorpodetexto"/>
+        <w:spacing w:line="360" w:lineRule="auto"/>
+        <w:ind w:left="0" w:firstLine="709"/>
+        <w:jc w:val="both"/>
+        <w:rPr>
+          <w:sz w:val="24"/>
+          <w:szCs w:val="24"/>
+          <w:highlight w:val="yellow"/>
+        </w:rPr>
+      </w:pPr>
+      <w:r>
+        <w:rPr>
+          <w:sz w:val="24"/>
+          <w:szCs w:val="24"/>
+          <w:highlight w:val="yellow"/>
+        </w:rPr>
+        <w:t>Nesse sentido, quanto ao entendimento acerca da possibilidade de relativização da coisa julgada previdenciária, a TNU firmou compreensão no sentido de ser excepcionalmente admissível a rediscussão do direito ao benefício, desde que presentes os seguintes elementos:</w:t>
+      </w:r>
+    </w:p>
+    <w:p>
+      <w:pPr>
+        <w:pStyle w:val="Recuodecorpodetexto"/>
+        <w:spacing w:line="360" w:lineRule="auto"/>
+        <w:ind w:left="0" w:firstLine="709"/>
+        <w:jc w:val="both"/>
+        <w:rPr>
+          <w:sz w:val="24"/>
+          <w:szCs w:val="24"/>
+          <w:highlight w:val="yellow"/>
+        </w:rPr>
+      </w:pPr>
+      <w:r>
+        <w:rPr>
+          <w:sz w:val="24"/>
+          <w:szCs w:val="24"/>
+          <w:highlight w:val="yellow"/>
+        </w:rPr>
+        <w:lastRenderedPageBreak/>
+        <w:t>Existência de documento novo ou prova nova (ainda que já existente à época do primeiro ajuizamento);</w:t>
+      </w:r>
+    </w:p>
+    <w:p>
+      <w:pPr>
+        <w:pStyle w:val="Recuodecorpodetexto"/>
+        <w:spacing w:line="360" w:lineRule="auto"/>
+        <w:ind w:left="0" w:firstLine="709"/>
+        <w:jc w:val="both"/>
+        <w:rPr>
+          <w:sz w:val="24"/>
+          <w:szCs w:val="24"/>
+          <w:highlight w:val="yellow"/>
+        </w:rPr>
+      </w:pPr>
+      <w:r>
+        <w:rPr>
+          <w:sz w:val="24"/>
+          <w:szCs w:val="24"/>
+          <w:highlight w:val="yellow"/>
+        </w:rPr>
+        <w:t>Existência de novo requerimento administrativo, superveniente à primeira sentença judicial.</w:t>
+      </w:r>
+    </w:p>
+    <w:p>
+      <w:pPr>
+        <w:pStyle w:val="Recuodecorpodetexto"/>
+        <w:spacing w:line="360" w:lineRule="auto"/>
+        <w:ind w:left="0" w:firstLine="709"/>
+        <w:jc w:val="both"/>
+        <w:rPr>
+          <w:sz w:val="24"/>
+          <w:szCs w:val="24"/>
+          <w:highlight w:val="yellow"/>
+        </w:rPr>
+      </w:pPr>
+      <w:r>
+        <w:rPr>
+          <w:sz w:val="24"/>
+          <w:szCs w:val="24"/>
+          <w:highlight w:val="yellow"/>
+        </w:rPr>
+        <w:t>Veja Vossa Excelência que, no caso concreto, a parte autora preenche integralmente ambos os requisitos autorizadores de nova decisão judicial.</w:t>
+      </w:r>
+    </w:p>
+    <w:p>
+      <w:pPr>
+        <w:pStyle w:val="Recuodecorpodetexto"/>
+        <w:spacing w:line="360" w:lineRule="auto"/>
+        <w:ind w:left="0" w:firstLine="709"/>
+        <w:jc w:val="both"/>
+        <w:rPr>
+          <w:sz w:val="24"/>
+          <w:szCs w:val="24"/>
+          <w:highlight w:val="yellow"/>
+        </w:rPr>
+      </w:pPr>
+      <w:r>
+        <w:rPr>
+          <w:sz w:val="24"/>
+          <w:szCs w:val="24"/>
+          <w:highlight w:val="yellow"/>
+        </w:rPr>
+        <w:t>Quanto ao primeiro requisito, a situação fática da parte autora sofreu substancial alteração, com o agravamento de seu quadro {{ tipo_agravamento }}, conforme se comprova pela documentação nova ora acostada aos autos, a saber: {{ documentos_novos_relacao }}.</w:t>
+      </w:r>
+    </w:p>
+    <w:p>
+      <w:pPr>
+        <w:pStyle w:val="Recuodecorpodetexto"/>
+        <w:spacing w:line="360" w:lineRule="auto"/>
+        <w:ind w:left="0" w:firstLine="709"/>
+        <w:jc w:val="both"/>
+        <w:rPr>
+          <w:sz w:val="24"/>
+          <w:szCs w:val="24"/>
+          <w:highlight w:val="yellow"/>
+        </w:rPr>
+      </w:pPr>
+      <w:r>
+        <w:rPr>
+          <w:sz w:val="24"/>
+          <w:szCs w:val="24"/>
+          <w:highlight w:val="yellow"/>
+        </w:rPr>
+        <w:t>Trata-se, portanto, de conjunto probatório inteiramente distinto daquele analisado na demanda anterior, apto a demonstrar realidade fática diversa e a afastar a eficácia preclusiva da coisa julgada.</w:t>
+      </w:r>
+    </w:p>
+    <w:p>
+      <w:pPr>
+        <w:pStyle w:val="Recuodecorpodetexto"/>
+        <w:spacing w:line="360" w:lineRule="auto"/>
+        <w:ind w:left="0" w:firstLine="709"/>
+        <w:jc w:val="both"/>
+        <w:rPr>
+          <w:sz w:val="24"/>
+          <w:szCs w:val="24"/>
+          <w:highlight w:val="yellow"/>
+        </w:rPr>
+      </w:pPr>
+      <w:r>
+        <w:rPr>
+          <w:sz w:val="24"/>
+          <w:szCs w:val="24"/>
+          <w:highlight w:val="yellow"/>
+        </w:rPr>
+        <w:t>Quanto ao segundo requisito, a parte autora formulou novo requerimento administrativo perante a autarquia ré, com número de benefício próprio e distinto, qual seja, NB {{ nb }}, protocolizado em {{ der }}, o qual restou igualmente indeferido, renovando-se, assim, o interesse de agir e a resistência à pretensão.</w:t>
+      </w:r>
+    </w:p>
+    <w:p>
+      <w:pPr>
+        <w:pStyle w:val="Recuodecorpodetexto"/>
+        <w:spacing w:line="360" w:lineRule="auto"/>
+        <w:ind w:left="0" w:firstLine="709"/>
+        <w:jc w:val="both"/>
+        <w:rPr>
+          <w:sz w:val="24"/>
+          <w:szCs w:val="24"/>
+          <w:highlight w:val="yellow"/>
+        </w:rPr>
+      </w:pPr>
+      <w:r>
+        <w:rPr>
+          <w:sz w:val="24"/>
+          <w:szCs w:val="24"/>
+          <w:highlight w:val="yellow"/>
+        </w:rPr>
+        <w:t>Destaca-se que, desde a primeira postulação judicial, no ano de {{ ano_acao_anterior }}, já transcorreu(ram) {{ tempo_transcorrido_anos }} ano(s), lapso temporal no qual sobrevieram alterações relevantes na condição da parte autora, que corroboram seu direito ao benefício ora pleiteado.</w:t>
+      </w:r>
+    </w:p>
+    <w:p>
+      <w:pPr>
+        <w:pStyle w:val="Recuodecorpodetexto"/>
+        <w:spacing w:line="360" w:lineRule="auto"/>
+        <w:ind w:left="0" w:firstLine="709"/>
+        <w:jc w:val="both"/>
+        <w:rPr>
+          <w:sz w:val="24"/>
+          <w:szCs w:val="24"/>
+          <w:highlight w:val="yellow"/>
+        </w:rPr>
+      </w:pPr>
+      <w:r>
+        <w:rPr>
+          <w:sz w:val="24"/>
+          <w:szCs w:val="24"/>
+          <w:highlight w:val="yellow"/>
+        </w:rPr>
+        <w:t>Vejamos:</w:t>
+      </w:r>
+    </w:p>
+    <w:p>
+      <w:pPr>
+        <w:pStyle w:val="Recuodecorpodetexto"/>
+        <w:spacing w:line="360" w:lineRule="auto"/>
+        <w:ind w:left="0" w:firstLine="709"/>
+        <w:jc w:val="both"/>
+        <w:rPr>
+          <w:sz w:val="24"/>
+          <w:szCs w:val="24"/>
+          <w:highlight w:val="yellow"/>
+        </w:rPr>
+      </w:pPr>
+    </w:p>
+    <w:p>
+      <w:pPr>
+        <w:pStyle w:val="Recuodecorpodetexto"/>
+        <w:spacing w:line="360" w:lineRule="auto"/>
+        <w:ind w:left="0" w:firstLine="709"/>
+        <w:jc w:val="both"/>
+        <w:rPr>
+          <w:highlight w:val="yellow"/>
+        </w:rPr>
+      </w:pPr>
+      <w:r>
+        <w:rPr>
+          <w:highlight w:val="yellow"/>
+        </w:rPr>
+        <w:t>{%p for img in lista_img_coisa_julgada %}</w:t>
+      </w:r>
+    </w:p>
+    <w:p>
+      <w:pPr>
+        <w:pStyle w:val="Recuodecorpodetexto"/>
+        <w:spacing w:line="360" w:lineRule="auto"/>
+        <w:ind w:left="0" w:firstLine="709"/>
+        <w:jc w:val="both"/>
+        <w:rPr>
+          <w:highlight w:val="yellow"/>
+        </w:rPr>
+      </w:pPr>
+      <w:r>
+        <w:rPr>
+          <w:highlight w:val="yellow"/>
+        </w:rPr>
+        <w:t>{{ img }}</w:t>
+      </w:r>
+    </w:p>
+    <w:p>
+      <w:pPr>
+        <w:pStyle w:val="Recuodecorpodetexto"/>
+        <w:spacing w:line="360" w:lineRule="auto"/>
+        <w:ind w:left="0" w:firstLine="709"/>
+        <w:jc w:val="both"/>
+        <w:rPr>
+          <w:highlight w:val="yellow"/>
+        </w:rPr>
+      </w:pPr>
+      <w:r>
+        <w:rPr>
+          <w:highlight w:val="yellow"/>
+        </w:rPr>
+        <w:t>{%p endfor %}</w:t>
+      </w:r>
+    </w:p>
+    <w:p>
+      <w:pPr>
+        <w:pStyle w:val="Recuodecorpodetexto"/>
+        <w:spacing w:line="360" w:lineRule="auto"/>
+        <w:ind w:left="0" w:firstLine="709"/>
+        <w:jc w:val="both"/>
+        <w:rPr>
+          <w:sz w:val="24"/>
+          <w:szCs w:val="24"/>
+          <w:highlight w:val="yellow"/>
+        </w:rPr>
+      </w:pPr>
+    </w:p>
+    <w:p>
+      <w:pPr>
+        <w:pStyle w:val="Recuodecorpodetexto"/>
+        <w:spacing w:after="0" w:line="360" w:lineRule="auto"/>
+        <w:ind w:left="0" w:firstLine="709"/>
+        <w:jc w:val="both"/>
+        <w:rPr>
+          <w:sz w:val="24"/>
+          <w:szCs w:val="24"/>
+          <w:highlight w:val="yellow"/>
+        </w:rPr>
+      </w:pPr>
+      <w:r>
+        <w:rPr>
+          <w:sz w:val="24"/>
+          <w:szCs w:val="24"/>
+          <w:highlight w:val="yellow"/>
+        </w:rPr>
+        <w:t xml:space="preserve">Por todo o exposto, não há falar em coisa julgada material, na medida em que a presente demanda funda-se em causa de pedir remota diversa, lastreada em novo suporte fático e </w:t>
+      </w:r>
+      <w:r>
+        <w:rPr>
+          <w:sz w:val="24"/>
+          <w:szCs w:val="24"/>
+          <w:highlight w:val="yellow"/>
+        </w:rPr>
+        <w:lastRenderedPageBreak/>
+        <w:t>probatório e em novo requerimento administrativo, razão pela qual deve ser rejeitada eventual preliminar nesse sentido, prosseguindo-se a instrução processual com a apreciação do mérito.</w:t>
+      </w:r>
+    </w:p>
+    <w:p>
+      <w:pPr>
+        <w:pStyle w:val="Recuodecorpodetexto"/>
+        <w:spacing w:after="0" w:line="360" w:lineRule="auto"/>
+        <w:ind w:left="0"/>
+        <w:jc w:val="both"/>
+        <w:rPr>
+          <w:sz w:val="24"/>
+          <w:szCs w:val="24"/>
+        </w:rPr>
+      </w:pPr>
+      <w:r>
+        <w:rPr>
+          <w:sz w:val="24"/>
+          <w:szCs w:val="24"/>
+          <w:highlight w:val="yellow"/>
+        </w:rPr>
+        <w:t>{%p endif %}</w:t>
+      </w:r>
+    </w:p>
+    <w:p>
+      <w:pPr>
+        <w:pStyle w:val="Recuodecorpodetexto"/>
+        <w:spacing w:after="0" w:line="360" w:lineRule="auto"/>
+        <w:ind w:left="0"/>
+        <w:jc w:val="both"/>
+        <w:rPr>
+          <w:sz w:val="24"/>
+          <w:szCs w:val="24"/>
+        </w:rPr>
+      </w:pPr>
+      <w:r>
+        <w:rPr>
+          <w:sz w:val="24"/>
+          <w:szCs w:val="24"/>
+          <w:highlight w:val="yellow"/>
+        </w:rPr>
+        <w:t>{%p if tese_pericia_judicial %}</w:t>
+      </w:r>
+    </w:p>
+    <w:p>
+      <w:pPr>
+        <w:pStyle w:val="Recuodecorpodetexto"/>
+        <w:spacing w:after="0" w:line="360" w:lineRule="auto"/>
+        <w:ind w:left="0"/>
+        <w:jc w:val="both"/>
+        <w:rPr>
+          <w:sz w:val="24"/>
+          <w:szCs w:val="24"/>
+        </w:rPr>
+      </w:pPr>
+    </w:p>
+    <w:p>
+      <w:pPr>
+        <w:pStyle w:val="Recuodecorpodetexto"/>
+        <w:spacing w:after="0" w:line="360" w:lineRule="auto"/>
+        <w:ind w:left="0"/>
+        <w:jc w:val="both"/>
+        <w:rPr>
+          <w:sz w:val="24"/>
+          <w:szCs w:val="24"/>
+        </w:rPr>
+      </w:pPr>
+      <w:r>
+        <w:rPr>
+          <w:rFonts w:ascii="Arial" w:hAnsi="Arial" w:cs="Arial"/>
+          <w:noProof/>
+          <w:highlight w:val="yellow"/>
+        </w:rPr>
+        <mc:AlternateContent>
+          <mc:Choice Requires="wps">
+            <w:drawing>
+              <wp:anchor distT="0" distB="0" distL="114300" distR="114300" simplePos="0" relativeHeight="251713536" behindDoc="0" locked="0" layoutInCell="1" allowOverlap="1" wp14:anchorId="52A28E0F" wp14:editId="26CCC224">
+                <wp:simplePos x="0" y="0"/>
+                <wp:positionH relativeFrom="page">
+                  <wp:align>center</wp:align>
+                </wp:positionH>
+                <wp:positionV relativeFrom="paragraph">
+                  <wp:posOffset>19864</wp:posOffset>
+                </wp:positionV>
+                <wp:extent cx="4340181" cy="592429"/>
+                <wp:effectExtent l="0" t="0" r="3810" b="0"/>
+                <wp:wrapNone/>
+                <wp:docPr id="15" name="Retângulo: Cantos Arredondados 15"/>
+                <wp:cNvGraphicFramePr>
+                  <a:graphicFrameLocks xmlns:a="http://schemas.openxmlformats.org/drawingml/2006/main"/>
+                </wp:cNvGraphicFramePr>
+                <a:graphic xmlns:a="http://schemas.openxmlformats.org/drawingml/2006/main">
+                  <a:graphicData uri="http://schemas.microsoft.com/office/word/2010/wordprocessingShape">
+                    <wps:wsp>
+                      <wps:cNvSpPr>
+                        <a:spLocks/>
+                      </wps:cNvSpPr>
+                      <wps:spPr>
+                        <a:xfrm>
+                          <a:off x="0" y="0"/>
+                          <a:ext cx="4340181" cy="592429"/>
+                        </a:xfrm>
+                        <a:prstGeom prst="roundRect">
+                          <a:avLst/>
+                        </a:prstGeom>
+                        <a:solidFill>
+                          <a:srgbClr val="C0BCBE"/>
+                        </a:solidFill>
+                        <a:ln w="12700" cap="flat" cmpd="sng" algn="ctr">
+                          <a:noFill/>
+                          <a:prstDash val="solid"/>
+                          <a:miter lim="800000"/>
+                        </a:ln>
+                        <a:effectLst/>
+                      </wps:spPr>
+                      <wps:txbx>
+                        <w:txbxContent>
+                          <w:p>
+                            <w:pPr>
+                              <w:jc w:val="center"/>
+                              <w:rPr>
+                                <w:lang w:val="pt-BR"/>
+                              </w:rPr>
+                            </w:pPr>
+                            <w:r>
+                              <w:rPr>
+                                <w:rStyle w:val="jsgrdq"/>
+                                <w:b/>
+                                <w:bCs/>
+                                <w:noProof/>
+                                <w:color w:val="171717"/>
+                                <w:sz w:val="24"/>
+                                <w:szCs w:val="24"/>
+                                <w:lang w:val="pt-BR"/>
+                              </w:rPr>
+                              <w:t>DA NECESSIDADE DE REALIZAÇÃO DE AVALIAÇÃO MÉDICA (PERÍCIA)</w:t>
+                            </w:r>
+                          </w:p>
+                        </w:txbxContent>
+                      </wps:txbx>
+                      <wps:bodyPr rot="0" spcFirstLastPara="0" vertOverflow="overflow" horzOverflow="overflow" vert="horz" wrap="square" lIns="91440" tIns="45720" rIns="91440" bIns="45720" numCol="1" spcCol="0" rtlCol="0" fromWordArt="0" anchor="ctr" anchorCtr="0" forceAA="0" compatLnSpc="1">
+                        <a:prstTxWarp prst="textNoShape">
+                          <a:avLst/>
+                        </a:prstTxWarp>
+                        <a:noAutofit/>
+                      </wps:bodyPr>
+                    </wps:wsp>
+                  </a:graphicData>
+                </a:graphic>
+                <wp14:sizeRelH relativeFrom="margin">
+                  <wp14:pctWidth>0</wp14:pctWidth>
+                </wp14:sizeRelH>
+                <wp14:sizeRelV relativeFrom="margin">
+                  <wp14:pctHeight>0</wp14:pctHeight>
+                </wp14:sizeRelV>
+              </wp:anchor>
+            </w:drawing>
+          </mc:Choice>
+          <mc:Fallback>
+            <w:pict>
+              <v:roundrect w14:anchorId="52A28E0F" id="Retângulo: Cantos Arredondados 15" o:spid="_x0000_s1030" style="position:absolute;left:0;text-align:left;margin-left:0;margin-top:1.55pt;width:341.75pt;height:46.65pt;z-index:251713536;visibility:visible;mso-wrap-style:square;mso-width-percent:0;mso-height-percent:0;mso-wrap-distance-left:9pt;mso-wrap-distance-top:0;mso-wrap-distance-right:9pt;mso-wrap-distance-bottom:0;mso-position-horizontal:center;mso-position-horizontal-relative:page;mso-position-vertical:absolute;mso-position-vertical-relative:text;mso-width-percent:0;mso-height-percent:0;mso-width-relative:margin;mso-height-relative:margin;v-text-anchor:middle" arcsize="10923f" o:gfxdata="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" fillcolor="#c0bcbe" stroked="f" strokeweight="1pt">
+                <v:stroke joinstyle="miter"/>
+                <v:textbox>
+                  <w:txbxContent>
+                    <w:p>
+                      <w:pPr>
+                        <w:jc w:val="center"/>
+                        <w:rPr>
+                          <w:lang w:val="pt-BR"/>
+                        </w:rPr>
+                      </w:pPr>
+                      <w:r>
+                        <w:rPr>
+                          <w:rStyle w:val="jsgrdq"/>
+                          <w:b/>
+                          <w:bCs/>
+                          <w:noProof/>
+                          <w:color w:val="171717"/>
+                          <w:sz w:val="24"/>
+                          <w:szCs w:val="24"/>
+                          <w:lang w:val="pt-BR"/>
+                        </w:rPr>
+                        <w:t>DA NECESSIDADE DE REALIZAÇÃO DE AVALIAÇÃO MÉDICA (PERÍCIA)</w:t>
+                      </w:r>
+                    </w:p>
+                  </w:txbxContent>
+                </v:textbox>
+                <w10:wrap anchorx="page"/>
+              </v:roundrect>
+            </w:pict>
+          </mc:Fallback>
+        </mc:AlternateContent>
+      </w:r>
+    </w:p>
+    <w:p>
+      <w:pPr>
+        <w:pStyle w:val="Recuodecorpodetexto"/>
+        <w:spacing w:line="360" w:lineRule="auto"/>
+        <w:jc w:val="both"/>
+        <w:rPr>
+          <w:sz w:val="24"/>
+          <w:szCs w:val="24"/>
+        </w:rPr>
+      </w:pPr>
+    </w:p>
+    <w:p>
+      <w:pPr>
+        <w:pStyle w:val="Recuodecorpodetexto"/>
+        <w:spacing w:line="360" w:lineRule="auto"/>
+        <w:jc w:val="both"/>
+        <w:rPr>
+          <w:sz w:val="24"/>
+          <w:szCs w:val="24"/>
+        </w:rPr>
+      </w:pPr>
+    </w:p>
+    <w:p>
+      <w:pPr>
+        <w:pStyle w:val="Recuodecorpodetexto"/>
+        <w:spacing w:line="360" w:lineRule="auto"/>
+        <w:ind w:left="0" w:right="134" w:firstLine="709"/>
+        <w:jc w:val="both"/>
+        <w:rPr>
+          <w:sz w:val="24"/>
+          <w:szCs w:val="24"/>
+          <w:highlight w:val="yellow"/>
+        </w:rPr>
+      </w:pPr>
+      <w:r>
+        <w:rPr>
+          <w:sz w:val="24"/>
+          <w:szCs w:val="24"/>
+          <w:highlight w:val="yellow"/>
+        </w:rPr>
+        <w:t>A apuração da real condição de saúde da parte autora demanda conhecimento técnico especializado, razão pela qual se mostra indispensável a realização de avaliação médica judicial, nos termos dos arts. 156 e 464 do Código de Processo Civil.</w:t>
+      </w:r>
+    </w:p>
+    <w:p>
+      <w:pPr>
+        <w:pStyle w:val="Recuodecorpodetexto"/>
+        <w:spacing w:line="360" w:lineRule="auto"/>
+        <w:ind w:left="0" w:right="134" w:firstLine="709"/>
+        <w:jc w:val="both"/>
+        <w:rPr>
+          <w:sz w:val="24"/>
+          <w:szCs w:val="24"/>
+          <w:highlight w:val="yellow"/>
+        </w:rPr>
+      </w:pPr>
+      <w:r>
+        <w:rPr>
+          <w:sz w:val="24"/>
+          <w:szCs w:val="24"/>
+          <w:highlight w:val="yellow"/>
+        </w:rPr>
+        <w:t xml:space="preserve">A parte autora é portadora de </w:t>
+      </w:r>
+      <w:r>
+        <w:rPr>
+          <w:sz w:val="24"/>
+          <w:szCs w:val="24"/>
+          <w:highlight w:val="yellow"/>
+        </w:rPr>
+        <w:t>{{ diagnostico_cid }}</w:t>
+      </w:r>
+      <w:r>
+        <w:rPr>
+          <w:sz w:val="24"/>
+          <w:szCs w:val="24"/>
+          <w:highlight w:val="yellow"/>
+        </w:rPr>
+        <w:t xml:space="preserve">, encontrando-se em acompanhamento </w:t>
+      </w:r>
+      <w:r>
+        <w:rPr>
+          <w:sz w:val="24"/>
+          <w:szCs w:val="24"/>
+          <w:highlight w:val="yellow"/>
+        </w:rPr>
+        <w:t xml:space="preserve">{{ tipo_acompanhamento }} </w:t>
+      </w:r>
+      <w:r>
+        <w:rPr>
+          <w:sz w:val="24"/>
+          <w:szCs w:val="24"/>
+          <w:highlight w:val="yellow"/>
+        </w:rPr>
+        <w:t xml:space="preserve">junto a </w:t>
+      </w:r>
+      <w:r>
+        <w:rPr>
+          <w:sz w:val="24"/>
+          <w:szCs w:val="24"/>
+          <w:highlight w:val="yellow"/>
+        </w:rPr>
+        <w:t>{{ unidade_saude }}</w:t>
+      </w:r>
+      <w:r>
+        <w:rPr>
+          <w:sz w:val="24"/>
+          <w:szCs w:val="24"/>
+          <w:highlight w:val="yellow"/>
+        </w:rPr>
+        <w:t>, conforme documentação acostada aos autos.</w:t>
+      </w:r>
+    </w:p>
+    <w:p>
+      <w:pPr>
+        <w:pStyle w:val="Recuodecorpodetexto"/>
+        <w:spacing w:line="360" w:lineRule="auto"/>
+        <w:ind w:left="0" w:right="134" w:firstLine="709"/>
+        <w:jc w:val="both"/>
+        <w:rPr>
+          <w:sz w:val="24"/>
+          <w:szCs w:val="24"/>
+          <w:highlight w:val="yellow"/>
+        </w:rPr>
+      </w:pPr>
+      <w:r>
+        <w:rPr>
+          <w:sz w:val="24"/>
+          <w:szCs w:val="24"/>
+          <w:highlight w:val="yellow"/>
+        </w:rPr>
+        <w:t>O histórico de acompanhamento em serviço especializado evidencia a existência de quadro clínico que não pode ser devidamente aferido apenas por análise documental, sendo necessária perícia que considere o diagnóstico, a evolução da patologia, a resposta ao tratamento e, sobretudo, as limitações funcionais concretamente impostas à parte autora.</w:t>
+      </w:r>
+    </w:p>
+    <w:p>
+      <w:pPr>
+        <w:pStyle w:val="Recuodecorpodetexto"/>
+        <w:spacing w:line="360" w:lineRule="auto"/>
+        <w:ind w:left="0" w:right="134" w:firstLine="709"/>
+        <w:jc w:val="both"/>
+        <w:rPr>
+          <w:sz w:val="24"/>
+          <w:szCs w:val="24"/>
+          <w:highlight w:val="yellow"/>
+        </w:rPr>
+      </w:pPr>
+      <w:r>
+        <w:rPr>
+          <w:sz w:val="24"/>
+          <w:szCs w:val="24"/>
+          <w:highlight w:val="yellow"/>
+        </w:rPr>
+        <w:t xml:space="preserve">Registre-se, ademais, que o exame pericial deve observar o modelo biopsicossocial adotado pelo art. 20, §§ 2º e 6º, da Lei nº 8.742/93, não se limitando à constatação do diagnóstico, mas perquirindo a interação entre os impedimentos de natureza </w:t>
+      </w:r>
+      <w:r>
+        <w:rPr>
+          <w:sz w:val="24"/>
+          <w:szCs w:val="24"/>
+          <w:highlight w:val="yellow"/>
+        </w:rPr>
+        <w:t>{{ natureza_impedimento }}</w:t>
+      </w:r>
+      <w:r>
+        <w:rPr>
+          <w:sz w:val="24"/>
+          <w:szCs w:val="24"/>
+          <w:highlight w:val="yellow"/>
+        </w:rPr>
+        <w:t xml:space="preserve"> e as barreiras que obstruem a participação plena e efetiva da parte autora na sociedade em igualdade de condições com as demais pessoas.</w:t>
+      </w:r>
+    </w:p>
+    <w:p>
+      <w:pPr>
+        <w:pStyle w:val="Recuodecorpodetexto"/>
+        <w:spacing w:line="360" w:lineRule="auto"/>
+        <w:ind w:left="0" w:right="134" w:firstLine="709"/>
+        <w:jc w:val="both"/>
+        <w:rPr>
+          <w:sz w:val="24"/>
+          <w:szCs w:val="24"/>
+          <w:highlight w:val="yellow"/>
+        </w:rPr>
+      </w:pPr>
+      <w:r>
+        <w:rPr>
+          <w:sz w:val="24"/>
+          <w:szCs w:val="24"/>
+          <w:highlight w:val="yellow"/>
+        </w:rPr>
+        <w:t>Assim, a produção da prova pericial é medida imprescindível para a adequada formação do convencimento do Juízo e para a observância do contraditório e da ampla defesa, sob pena de cerceamento de defesa e nulidade do julgado.</w:t>
+      </w:r>
+    </w:p>
+    <w:p>
+      <w:pPr>
+        <w:pStyle w:val="Recuodecorpodetexto"/>
+        <w:spacing w:after="0" w:line="360" w:lineRule="auto"/>
+        <w:ind w:left="0" w:right="134" w:firstLine="709"/>
+        <w:jc w:val="both"/>
+        <w:rPr>
+          <w:sz w:val="24"/>
+          <w:szCs w:val="24"/>
+        </w:rPr>
+      </w:pPr>
+      <w:r>
+        <w:rPr>
+          <w:sz w:val="24"/>
+          <w:szCs w:val="24"/>
+          <w:highlight w:val="yellow"/>
+        </w:rPr>
+        <w:t xml:space="preserve">Requer-se, desde já, a designação de perícia médica por profissional especialista em </w:t>
+      </w:r>
+      <w:r>
+        <w:rPr>
+          <w:sz w:val="24"/>
+          <w:szCs w:val="24"/>
+          <w:highlight w:val="yellow"/>
+        </w:rPr>
+        <w:t>{{ especialidade_perito }}</w:t>
+      </w:r>
+      <w:r>
+        <w:rPr>
+          <w:sz w:val="24"/>
+          <w:szCs w:val="24"/>
+          <w:highlight w:val="yellow"/>
+        </w:rPr>
+        <w:t>, bem como a intimação da parte autora para comparecimento no dia e hora designados, apresentando-se, oportunamente, os quesitos que seguem anexos.</w:t>
+      </w:r>
+    </w:p>
+    <w:p>
+      <w:pPr>
+        <w:pStyle w:val="Recuodecorpodetexto"/>
+        <w:spacing w:after="0" w:line="360" w:lineRule="auto"/>
+        <w:ind w:left="0" w:right="134"/>
+        <w:jc w:val="both"/>
+        <w:rPr>
+          <w:sz w:val="24"/>
+          <w:szCs w:val="24"/>
+          <w:highlight w:val="yellow"/>
+        </w:rPr>
+      </w:pPr>
+      <w:r>
+        <w:rPr>
+          <w:sz w:val="24"/>
+          <w:szCs w:val="24"/>
+          <w:highlight w:val="yellow"/>
+        </w:rPr>
+        <w:t>{%p endif  %}</w:t>
+      </w:r>
+    </w:p>
+    <w:p>
+      <w:pPr>
+        <w:pStyle w:val="Recuodecorpodetexto"/>
+        <w:spacing w:after="0" w:line="360" w:lineRule="auto"/>
+        <w:ind w:left="0" w:right="134"/>
+        <w:jc w:val="both"/>
+        <w:rPr>
+          <w:sz w:val="24"/>
+          <w:szCs w:val="24"/>
+        </w:rPr>
+      </w:pPr>
+      <w:r>
+        <w:rPr>
+          <w:sz w:val="24"/>
+          <w:szCs w:val="24"/>
+          <w:highlight w:val="yellow"/>
+        </w:rPr>
+        <w:lastRenderedPageBreak/>
+        <w:t>{%p if tese_julgamento_antecipado %}</w:t>
+      </w:r>
+    </w:p>
+    <w:p>
+      <w:pPr>
+        <w:pStyle w:val="Recuodecorpodetexto"/>
+        <w:spacing w:after="0" w:line="360" w:lineRule="auto"/>
+        <w:ind w:left="0" w:right="134"/>
+        <w:jc w:val="both"/>
+        <w:rPr>
+          <w:sz w:val="24"/>
+          <w:szCs w:val="24"/>
+        </w:rPr>
+      </w:pPr>
+    </w:p>
+    <w:p>
+      <w:pPr>
+        <w:pStyle w:val="Recuodecorpodetexto"/>
+        <w:spacing w:after="0" w:line="360" w:lineRule="auto"/>
+        <w:ind w:left="0" w:right="134"/>
+        <w:jc w:val="both"/>
+        <w:rPr>
+          <w:sz w:val="24"/>
+          <w:szCs w:val="24"/>
+        </w:rPr>
+      </w:pPr>
+      <w:r>
+        <w:rPr>
+          <w:rFonts w:ascii="Arial" w:hAnsi="Arial" w:cs="Arial"/>
+          <w:noProof/>
+          <w:highlight w:val="yellow"/>
+        </w:rPr>
+        <mc:AlternateContent>
+          <mc:Choice Requires="wps">
+            <w:drawing>
+              <wp:anchor distT="0" distB="0" distL="114300" distR="114300" simplePos="0" relativeHeight="251715584" behindDoc="0" locked="0" layoutInCell="1" allowOverlap="1" wp14:anchorId="3E61283F" wp14:editId="34350A45">
+                <wp:simplePos x="0" y="0"/>
+                <wp:positionH relativeFrom="margin">
+                  <wp:align>left</wp:align>
+                </wp:positionH>
+                <wp:positionV relativeFrom="paragraph">
+                  <wp:posOffset>12029</wp:posOffset>
+                </wp:positionV>
+                <wp:extent cx="5691854" cy="592429"/>
+                <wp:effectExtent l="0" t="0" r="4445" b="0"/>
+                <wp:wrapNone/>
+                <wp:docPr id="17" name="Retângulo: Cantos Arredondados 17"/>
+                <wp:cNvGraphicFramePr>
+                  <a:graphicFrameLocks xmlns:a="http://schemas.openxmlformats.org/drawingml/2006/main"/>
+                </wp:cNvGraphicFramePr>
+                <a:graphic xmlns:a="http://schemas.openxmlformats.org/drawingml/2006/main">
+                  <a:graphicData uri="http://schemas.microsoft.com/office/word/2010/wordprocessingShape">
+                    <wps:wsp>
+                      <wps:cNvSpPr>
+                        <a:spLocks/>
+                      </wps:cNvSpPr>
+                      <wps:spPr>
+                        <a:xfrm>
+                          <a:off x="0" y="0"/>
+                          <a:ext cx="5691854" cy="592429"/>
+                        </a:xfrm>
+                        <a:prstGeom prst="roundRect">
+                          <a:avLst/>
+                        </a:prstGeom>
+                        <a:solidFill>
+                          <a:srgbClr val="C0BCBE"/>
+                        </a:solidFill>
+                        <a:ln w="12700" cap="flat" cmpd="sng" algn="ctr">
+                          <a:noFill/>
+                          <a:prstDash val="solid"/>
+                          <a:miter lim="800000"/>
+                        </a:ln>
+                        <a:effectLst/>
+                      </wps:spPr>
+                      <wps:txbx>
+                        <w:txbxContent>
+                          <w:p>
+                            <w:pPr>
+                              <w:jc w:val="center"/>
+                              <w:rPr>
+                                <w:lang w:val="pt-BR"/>
+                              </w:rPr>
+                            </w:pPr>
+                            <w:r>
+                              <w:rPr>
+                                <w:rStyle w:val="jsgrdq"/>
+                                <w:b/>
+                                <w:bCs/>
+                                <w:noProof/>
+                                <w:color w:val="171717"/>
+                                <w:sz w:val="24"/>
+                                <w:szCs w:val="24"/>
+                                <w:lang w:val="pt-BR"/>
+                              </w:rPr>
+                              <w:t>DA DESNECESSIDADE DE PRODUÇÃO DE PROVA PERICIAL MÉDICA E SOCIAL — DO JULGAMENTO ANTECIPADO DO MÉRITO</w:t>
+                            </w:r>
+                          </w:p>
+                        </w:txbxContent>
+                      </wps:txbx>
+                      <wps:bodyPr rot="0" spcFirstLastPara="0" vertOverflow="overflow" horzOverflow="overflow" vert="horz" wrap="square" lIns="91440" tIns="45720" rIns="91440" bIns="45720" numCol="1" spcCol="0" rtlCol="0" fromWordArt="0" anchor="ctr" anchorCtr="0" forceAA="0" compatLnSpc="1">
+                        <a:prstTxWarp prst="textNoShape">
+                          <a:avLst/>
+                        </a:prstTxWarp>
+                        <a:noAutofit/>
+                      </wps:bodyPr>
+                    </wps:wsp>
+                  </a:graphicData>
+                </a:graphic>
+                <wp14:sizeRelH relativeFrom="margin">
+                  <wp14:pctWidth>0</wp14:pctWidth>
+                </wp14:sizeRelH>
+                <wp14:sizeRelV relativeFrom="margin">
+                  <wp14:pctHeight>0</wp14:pctHeight>
+                </wp14:sizeRelV>
+              </wp:anchor>
+            </w:drawing>
+          </mc:Choice>
+          <mc:Fallback>
+            <w:pict>
+              <v:roundrect w14:anchorId="3E61283F" id="Retângulo: Cantos Arredondados 17" o:spid="_x0000_s1031" style="position:absolute;left:0;text-align:left;margin-left:0;margin-top:.95pt;width:448.2pt;height:46.65pt;z-index:251715584;visibility:visible;mso-wrap-style:square;mso-width-percent:0;mso-height-percent:0;mso-wrap-distance-left:9pt;mso-wrap-distance-top:0;mso-wrap-distance-right:9pt;mso-wrap-distance-bottom:0;mso-position-horizontal:left;mso-position-horizontal-relative:margin;mso-position-vertical:absolute;mso-position-vertical-relative:text;mso-width-percent:0;mso-height-percent:0;mso-width-relative:margin;mso-height-relative:margin;v-text-anchor:middle" arcsize="10923f" o:gfxdata="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" fillcolor="#c0bcbe" stroked="f" strokeweight="1pt">
+                <v:stroke joinstyle="miter"/>
+                <v:textbox>
+                  <w:txbxContent>
+                    <w:p>
+                      <w:pPr>
+                        <w:jc w:val="center"/>
+                        <w:rPr>
+                          <w:lang w:val="pt-BR"/>
+                        </w:rPr>
+                      </w:pPr>
+                      <w:r>
+                        <w:rPr>
+                          <w:rStyle w:val="jsgrdq"/>
+                          <w:b/>
+                          <w:bCs/>
+                          <w:noProof/>
+                          <w:color w:val="171717"/>
+                          <w:sz w:val="24"/>
+                          <w:szCs w:val="24"/>
+                          <w:lang w:val="pt-BR"/>
+                        </w:rPr>
+                        <w:t>DA DESNECESSIDADE DE PRODUÇÃO DE PROVA PERICIAL MÉDICA E SOCIAL — DO JULGAMENTO ANTECIPADO DO MÉRITO</w:t>
+                      </w:r>
+                    </w:p>
+                  </w:txbxContent>
+                </v:textbox>
+                <w10:wrap anchorx="margin"/>
+              </v:roundrect>
+            </w:pict>
+          </mc:Fallback>
+        </mc:AlternateContent>
+      </w:r>
+    </w:p>
+    <w:p>
+      <w:pPr>
+        <w:pStyle w:val="Recuodecorpodetexto"/>
+        <w:spacing w:line="360" w:lineRule="auto"/>
+        <w:ind w:right="134"/>
+        <w:jc w:val="both"/>
+        <w:rPr>
+          <w:sz w:val="24"/>
+          <w:szCs w:val="24"/>
+        </w:rPr>
+      </w:pPr>
+    </w:p>
+    <w:p>
+      <w:pPr>
+        <w:pStyle w:val="Recuodecorpodetexto"/>
+        <w:spacing w:line="360" w:lineRule="auto"/>
+        <w:ind w:left="0" w:right="276" w:firstLine="709"/>
+        <w:jc w:val="both"/>
+        <w:rPr>
+          <w:sz w:val="24"/>
+          <w:szCs w:val="24"/>
+        </w:rPr>
+      </w:pPr>
+    </w:p>
+    <w:p>
+      <w:pPr>
+        <w:pStyle w:val="Recuodecorpodetexto"/>
+        <w:spacing w:line="360" w:lineRule="auto"/>
+        <w:ind w:left="0" w:right="276" w:firstLine="709"/>
+        <w:jc w:val="both"/>
+        <w:rPr>
+          <w:sz w:val="24"/>
+          <w:szCs w:val="24"/>
+          <w:highlight w:val="yellow"/>
+        </w:rPr>
+      </w:pPr>
+      <w:r>
+        <w:rPr>
+          <w:sz w:val="24"/>
+          <w:szCs w:val="24"/>
+          <w:highlight w:val="yellow"/>
+        </w:rPr>
+        <w:t>A parte autora, desde já, requer o julgamento antecipado do mérito, na forma do art. 355, inciso I, do Código de Processo Civil, por entender desnecessária a produção de prova pericial médica e social, uma vez que os elementos constantes dos autos são suficientes, por si sós, à formação do convencimento deste MM. Juízo.</w:t>
+      </w:r>
+    </w:p>
+    <w:p>
+      <w:pPr>
+        <w:pStyle w:val="Recuodecorpodetexto"/>
+        <w:spacing w:line="360" w:lineRule="auto"/>
+        <w:ind w:left="0" w:right="276" w:firstLine="709"/>
+        <w:jc w:val="both"/>
+        <w:rPr>
+          <w:sz w:val="24"/>
+          <w:szCs w:val="24"/>
+          <w:highlight w:val="yellow"/>
+        </w:rPr>
+      </w:pPr>
+      <w:r>
+        <w:rPr>
+          <w:sz w:val="24"/>
+          <w:szCs w:val="24"/>
+          <w:highlight w:val="yellow"/>
+        </w:rPr>
+        <w:t>Com efeito, dispõe o art. 370, parágrafo único, do CPC, que compete ao juiz indeferir, em decisão fundamentada, as diligências inúteis ou meramente protelatórias. No mesmo sentido, os princípios da celeridade, da economia processual, da simplicidade e da informalidade, que informam o rito dos Juizados Especiais Federais (art. 2º da Lei nº 9.099/95, c/c art. 1º da Lei nº 10.259/01), recomendam que não se determine a realização de perícia quando o fato que se pretende demonstrar já se encontra plenamente comprovado.</w:t>
+      </w:r>
+    </w:p>
+    <w:p>
+      <w:pPr>
+        <w:pStyle w:val="Recuodecorpodetexto"/>
+        <w:spacing w:line="360" w:lineRule="auto"/>
+        <w:ind w:left="0" w:right="276" w:firstLine="709"/>
+        <w:jc w:val="both"/>
+        <w:rPr>
+          <w:sz w:val="24"/>
+          <w:szCs w:val="24"/>
+          <w:highlight w:val="yellow"/>
+        </w:rPr>
+      </w:pPr>
+      <w:r>
+        <w:rPr>
+          <w:sz w:val="24"/>
+          <w:szCs w:val="24"/>
+          <w:highlight w:val="yellow"/>
+        </w:rPr>
+        <w:t>{%p if hip_ja_reconhecida %}</w:t>
+      </w:r>
+    </w:p>
+    <w:p>
+      <w:pPr>
+        <w:pStyle w:val="Recuodecorpodetexto"/>
+        <w:spacing w:line="360" w:lineRule="auto"/>
+        <w:ind w:left="0" w:right="276" w:firstLine="709"/>
+        <w:jc w:val="both"/>
+        <w:rPr>
+          <w:sz w:val="24"/>
+          <w:szCs w:val="24"/>
+          <w:highlight w:val="yellow"/>
+        </w:rPr>
+      </w:pPr>
+      <w:r>
+        <w:rPr>
+          <w:sz w:val="24"/>
+          <w:szCs w:val="24"/>
+          <w:highlight w:val="yellow"/>
+        </w:rPr>
+        <w:t xml:space="preserve">No caso concreto, a própria autarquia ré, por meio de seus peritos médicos e assistentes sociais, submeteu a parte autora a avaliação médica e social no procedimento administrativo NB </w:t>
+      </w:r>
+      <w:r>
+        <w:rPr>
+          <w:sz w:val="24"/>
+          <w:szCs w:val="24"/>
+          <w:highlight w:val="yellow"/>
+        </w:rPr>
+        <w:t>{{ nb }}</w:t>
+      </w:r>
+      <w:r>
+        <w:rPr>
+          <w:sz w:val="24"/>
+          <w:szCs w:val="24"/>
+          <w:highlight w:val="yellow"/>
+        </w:rPr>
+        <w:t>, ocasião em que reconheceu expressamente a existência de impedimento de longo prazo, na forma do art. 20, §§ 2º e 10, da Lei nº 8.742/93, conforme se extrai do relatório de avaliação ora acostado.</w:t>
+      </w:r>
+    </w:p>
+    <w:p>
+      <w:pPr>
+        <w:pStyle w:val="Recuodecorpodetexto"/>
+        <w:spacing w:line="360" w:lineRule="auto"/>
+        <w:ind w:left="0" w:right="276" w:firstLine="709"/>
+        <w:jc w:val="both"/>
+        <w:rPr>
+          <w:sz w:val="24"/>
+          <w:szCs w:val="24"/>
+          <w:highlight w:val="yellow"/>
+        </w:rPr>
+      </w:pPr>
+      <w:r>
+        <w:rPr>
+          <w:sz w:val="24"/>
+          <w:szCs w:val="24"/>
+          <w:highlight w:val="yellow"/>
+        </w:rPr>
+        <w:t xml:space="preserve">O indeferimento administrativo, portanto, não se fundou na ausência de deficiência, mas exclusivamente em </w:t>
+      </w:r>
+      <w:r>
+        <w:rPr>
+          <w:sz w:val="24"/>
+          <w:szCs w:val="24"/>
+          <w:highlight w:val="yellow"/>
+        </w:rPr>
+        <w:t>{{ motivo_indeferimento }}</w:t>
+      </w:r>
+      <w:r>
+        <w:rPr>
+          <w:sz w:val="24"/>
+          <w:szCs w:val="24"/>
+          <w:highlight w:val="yellow"/>
+        </w:rPr>
+        <w:t>.</w:t>
+      </w:r>
+    </w:p>
+    <w:p>
+      <w:pPr>
+        <w:pStyle w:val="Recuodecorpodetexto"/>
+        <w:spacing w:line="360" w:lineRule="auto"/>
+        <w:ind w:left="0" w:right="276" w:firstLine="709"/>
+        <w:jc w:val="both"/>
+        <w:rPr>
+          <w:sz w:val="24"/>
+          <w:szCs w:val="24"/>
+          <w:highlight w:val="yellow"/>
+        </w:rPr>
+      </w:pPr>
+      <w:r>
+        <w:rPr>
+          <w:sz w:val="24"/>
+          <w:szCs w:val="24"/>
+          <w:highlight w:val="yellow"/>
+        </w:rPr>
+        <w:t>Ora, se o requisito da deficiência foi expressamente reconhecido pelo próprio INSS, tal ponto tornou-se incontroverso, sendo defeso à autarquia, em juízo, contrariar sua própria conclusão técnica (venire contra factum proprium). A repetição, na via judicial, de avaliação já realizada e com resultado favorável à parte autora configuraria diligência inútil, em manifesto prejuízo à razoável duração do processo (art. 5º, LXXVIII, da CF/88).</w:t>
+      </w:r>
+    </w:p>
+    <w:p>
+      <w:pPr>
+        <w:pStyle w:val="Recuodecorpodetexto"/>
+        <w:spacing w:line="360" w:lineRule="auto"/>
+        <w:ind w:left="0" w:right="276" w:firstLine="709"/>
+        <w:jc w:val="both"/>
+        <w:rPr>
+          <w:sz w:val="24"/>
+          <w:szCs w:val="24"/>
+          <w:highlight w:val="yellow"/>
+        </w:rPr>
+      </w:pPr>
+      <w:r>
+        <w:rPr>
+          <w:sz w:val="24"/>
+          <w:szCs w:val="24"/>
+          <w:highlight w:val="yellow"/>
+        </w:rPr>
+        <w:lastRenderedPageBreak/>
+        <w:t xml:space="preserve">Restando controvertido apenas o requisito da miserabilidade, este se comprova documentalmente, mediante </w:t>
+      </w:r>
+      <w:r>
+        <w:rPr>
+          <w:sz w:val="24"/>
+          <w:szCs w:val="24"/>
+          <w:highlight w:val="yellow"/>
+        </w:rPr>
+        <w:t>{{ comprovantes_miserabilidade }}</w:t>
+      </w:r>
+      <w:r>
+        <w:rPr>
+          <w:sz w:val="24"/>
+          <w:szCs w:val="24"/>
+          <w:highlight w:val="yellow"/>
+        </w:rPr>
+        <w:t>, dispensando igualmente a realização de novo estudo social.</w:t>
+      </w:r>
+    </w:p>
+    <w:p>
+      <w:pPr>
+        <w:pStyle w:val="Recuodecorpodetexto"/>
+        <w:spacing w:line="360" w:lineRule="auto"/>
+        <w:ind w:left="0" w:right="276"/>
+        <w:jc w:val="both"/>
+        <w:rPr>
+          <w:sz w:val="24"/>
+          <w:szCs w:val="24"/>
+          <w:highlight w:val="yellow"/>
+        </w:rPr>
+      </w:pPr>
+      <w:r>
+        <w:rPr>
+          <w:sz w:val="24"/>
+          <w:szCs w:val="24"/>
+          <w:highlight w:val="yellow"/>
+        </w:rPr>
+        <w:t>{%p endif %}</w:t>
+      </w:r>
+    </w:p>
+    <w:p>
+      <w:pPr>
+        <w:pStyle w:val="Recuodecorpodetexto"/>
+        <w:spacing w:line="360" w:lineRule="auto"/>
+        <w:ind w:left="0" w:right="276"/>
+        <w:jc w:val="both"/>
+        <w:rPr>
+          <w:sz w:val="24"/>
+          <w:szCs w:val="24"/>
+          <w:highlight w:val="yellow"/>
+        </w:rPr>
+      </w:pPr>
+      <w:r>
+        <w:rPr>
+          <w:sz w:val="24"/>
+          <w:szCs w:val="24"/>
+          <w:highlight w:val="yellow"/>
+        </w:rPr>
+        <w:t>{%p if hip_ja_notoria %}</w:t>
+      </w:r>
+    </w:p>
+    <w:p>
+      <w:pPr>
+        <w:pStyle w:val="Recuodecorpodetexto"/>
+        <w:spacing w:line="360" w:lineRule="auto"/>
+        <w:ind w:left="0" w:right="276" w:firstLine="709"/>
+        <w:jc w:val="both"/>
+        <w:rPr>
+          <w:sz w:val="24"/>
+          <w:szCs w:val="24"/>
+          <w:highlight w:val="yellow"/>
+        </w:rPr>
+      </w:pPr>
+      <w:r>
+        <w:rPr>
+          <w:sz w:val="24"/>
+          <w:szCs w:val="24"/>
+          <w:highlight w:val="yellow"/>
+        </w:rPr>
+        <w:t xml:space="preserve">No caso concreto, a parte autora é portadora de </w:t>
+      </w:r>
+      <w:r>
+        <w:rPr>
+          <w:sz w:val="24"/>
+          <w:szCs w:val="24"/>
+          <w:highlight w:val="yellow"/>
+        </w:rPr>
+        <w:t>{{ diagnostico_cid }}</w:t>
+      </w:r>
+      <w:r>
+        <w:rPr>
+          <w:sz w:val="24"/>
+          <w:szCs w:val="24"/>
+          <w:highlight w:val="yellow"/>
+        </w:rPr>
+        <w:t xml:space="preserve">, condição de caráter </w:t>
+      </w:r>
+      <w:r>
+        <w:rPr>
+          <w:sz w:val="24"/>
+          <w:szCs w:val="24"/>
+          <w:highlight w:val="yellow"/>
+        </w:rPr>
+        <w:t>{{ carater_condicao }}</w:t>
+      </w:r>
+      <w:r>
+        <w:rPr>
+          <w:sz w:val="24"/>
+          <w:szCs w:val="24"/>
+          <w:highlight w:val="yellow"/>
+        </w:rPr>
+        <w:t xml:space="preserve"> e de manifestação objetivamente aferível, cuja existência não demanda conhecimento técnico especializado para ser constatada, tal como comprovam </w:t>
+      </w:r>
+      <w:r>
+        <w:rPr>
+          <w:sz w:val="24"/>
+          <w:szCs w:val="24"/>
+          <w:highlight w:val="yellow"/>
+        </w:rPr>
+        <w:t>{{ comprovantes_deficiencia }}.</w:t>
+      </w:r>
+    </w:p>
+    <w:p>
+      <w:pPr>
+        <w:pStyle w:val="Recuodecorpodetexto"/>
+        <w:spacing w:line="360" w:lineRule="auto"/>
+        <w:ind w:left="0" w:right="276" w:firstLine="709"/>
+        <w:jc w:val="both"/>
+        <w:rPr>
+          <w:sz w:val="24"/>
+          <w:szCs w:val="24"/>
+          <w:highlight w:val="yellow"/>
+        </w:rPr>
+      </w:pPr>
+      <w:r>
+        <w:rPr>
+          <w:sz w:val="24"/>
+          <w:szCs w:val="24"/>
+          <w:highlight w:val="yellow"/>
+        </w:rPr>
+        <w:t>Tratando-se de quadro cuja gravidade e permanência dispensam maior perquirição técnica, e não havendo controvérsia quanto à sua existência, a prova documental produzida basta ao reconhecimento do impedimento de longo prazo, sendo a perícia medida supérflua.</w:t>
+      </w:r>
+      <w:r>
+        <w:rPr>
+          <w:sz w:val="24"/>
+          <w:szCs w:val="24"/>
+        </w:rPr>
+        <w:t xml:space="preserve"> </w:t>
+      </w:r>
+      <w:r>
+        <w:rPr>
+          <w:highlight w:val="yellow"/>
+        </w:rPr>
+        <w:t>{%p endif %}</w:t>
+      </w:r>
+    </w:p>
+    <w:p>
+      <w:pPr>
+        <w:pStyle w:val="Recuodecorpodetexto"/>
+        <w:spacing w:line="360" w:lineRule="auto"/>
+        <w:ind w:left="0" w:right="276" w:firstLine="709"/>
+        <w:jc w:val="both"/>
+        <w:rPr>
+          <w:sz w:val="24"/>
+          <w:szCs w:val="24"/>
+          <w:highlight w:val="yellow"/>
+        </w:rPr>
+      </w:pPr>
+      <w:r>
+        <w:rPr>
+          <w:sz w:val="24"/>
+          <w:szCs w:val="24"/>
+          <w:highlight w:val="yellow"/>
+        </w:rPr>
+        <w:t>Diante do exposto, requer a parte autora o julgamento antecipado do mérito, com a consequente procedência dos pedidos, independentemente da realização de perícia médica e de estudo social.</w:t>
+      </w:r>
+    </w:p>
+    <w:p>
+      <w:pPr>
+        <w:pStyle w:val="Recuodecorpodetexto"/>
+        <w:spacing w:after="0" w:line="360" w:lineRule="auto"/>
+        <w:ind w:left="0" w:right="276" w:firstLine="709"/>
+        <w:jc w:val="both"/>
+        <w:rPr>
+          <w:sz w:val="24"/>
+          <w:szCs w:val="24"/>
+          <w:highlight w:val="yellow"/>
+        </w:rPr>
+      </w:pPr>
+      <w:r>
+        <w:rPr>
+          <w:sz w:val="24"/>
+          <w:szCs w:val="24"/>
+          <w:highlight w:val="yellow"/>
+        </w:rPr>
+        <w:t>Requer-se, contudo, subsidiariamente e por cautela, que, caso este MM. Juízo entenda imprescindível a instrução probatória, sejam designadas tanto a avaliação médica quanto a avaliação social, esta última de forma autônoma e obrigatória, na forma do art. 20, § 6º, da Lei nº 8.742/93, por profissional assistente social, com observância do modelo biopsicossocial, sob pena de nulidade, apresentando-se desde já os quesitos anexos.</w:t>
+      </w:r>
+    </w:p>
+    <w:p>
+      <w:pPr>
+        <w:pStyle w:val="Recuodecorpodetexto"/>
+        <w:spacing w:after="0" w:line="360" w:lineRule="auto"/>
+        <w:ind w:left="0" w:right="276"/>
+        <w:jc w:val="both"/>
+        <w:rPr>
+          <w:highlight w:val="yellow"/>
+        </w:rPr>
+      </w:pPr>
+      <w:r>
+        <w:rPr>
+          <w:highlight w:val="yellow"/>
+        </w:rPr>
+        <w:t>{%p endif %}</w:t>
+      </w:r>
+    </w:p>
+    <w:p>
+      <w:pPr>
+        <w:pStyle w:val="Recuodecorpodetexto"/>
+        <w:spacing w:line="360" w:lineRule="auto"/>
+        <w:ind w:left="0" w:right="276"/>
+        <w:jc w:val="both"/>
+      </w:pPr>
+      <w:r>
+        <w:rPr>
+          <w:highlight w:val="yellow"/>
+        </w:rPr>
+        <w:t>{%p if tese_prova_emprestada %}</w:t>
+      </w:r>
+    </w:p>
+    <w:p>
+      <w:pPr>
+        <w:pStyle w:val="Recuodecorpodetexto"/>
+        <w:spacing w:line="360" w:lineRule="auto"/>
+        <w:ind w:left="0" w:right="276"/>
+        <w:jc w:val="both"/>
+      </w:pPr>
+      <w:r>
+        <w:rPr>
+          <w:rFonts w:ascii="Arial" w:hAnsi="Arial" w:cs="Arial"/>
+          <w:noProof/>
+          <w:sz w:val="24"/>
+          <w:szCs w:val="24"/>
+          <w:lang w:val="pt-BR" w:eastAsia="pt-BR"/>
+        </w:rPr>
+        <mc:AlternateContent>
+          <mc:Choice Requires="wps">
+            <w:drawing>
+              <wp:anchor distT="0" distB="0" distL="114300" distR="114300" simplePos="0" relativeHeight="251717632" behindDoc="0" locked="0" layoutInCell="1" allowOverlap="1" wp14:anchorId="34C4C7AD" wp14:editId="07F40A8B">
+                <wp:simplePos x="0" y="0"/>
+                <wp:positionH relativeFrom="margin">
+                  <wp:align>right</wp:align>
+                </wp:positionH>
+                <wp:positionV relativeFrom="paragraph">
+                  <wp:posOffset>312876</wp:posOffset>
+                </wp:positionV>
+                <wp:extent cx="5743978" cy="489397"/>
+                <wp:effectExtent l="0" t="0" r="9525" b="6350"/>
+                <wp:wrapNone/>
+                <wp:docPr id="18" name="Retângulo Arredondado 2"/>
+                <wp:cNvGraphicFramePr/>
+                <a:graphic xmlns:a="http://schemas.openxmlformats.org/drawingml/2006/main">
+                  <a:graphicData uri="http://schemas.microsoft.com/office/word/2010/wordprocessingShape">
+                    <wps:wsp>
+                      <wps:cNvSpPr/>
+                      <wps:spPr>
+                        <a:xfrm>
+                          <a:off x="0" y="0"/>
+                          <a:ext cx="5743978" cy="489397"/>
+                        </a:xfrm>
+                        <a:prstGeom prst="roundRect">
+                          <a:avLst/>
+                        </a:prstGeom>
+                        <a:solidFill>
+                          <a:srgbClr val="BEBFC2"/>
+                        </a:solidFill>
+                        <a:ln>
+                          <a:noFill/>
+                          <a:prstDash val="solid"/>
+                          <a:extLst>
+                            <a:ext uri="{C807C97D-BFC1-408E-A445-0C87EB9F89A2}">
+                              <ask:lineSketchStyleProps xmlns:ask="http://schemas.microsoft.com/office/drawing/2018/sketchyshapes" sd="1219033472">
+                                <a:custGeom>
+                                  <a:avLst/>
+                                  <a:gdLst>
+                                    <a:gd name="connsiteX0" fmla="*/ 0 w 2833735"/>
+                                    <a:gd name="connsiteY0" fmla="*/ 57340 h 344032"/>
+                                    <a:gd name="connsiteX1" fmla="*/ 57340 w 2833735"/>
+                                    <a:gd name="connsiteY1" fmla="*/ 0 h 344032"/>
+                                    <a:gd name="connsiteX2" fmla="*/ 2776395 w 2833735"/>
+                                    <a:gd name="connsiteY2" fmla="*/ 0 h 344032"/>
+                                    <a:gd name="connsiteX3" fmla="*/ 2833735 w 2833735"/>
+                                    <a:gd name="connsiteY3" fmla="*/ 57340 h 344032"/>
+                                    <a:gd name="connsiteX4" fmla="*/ 2833735 w 2833735"/>
+                                    <a:gd name="connsiteY4" fmla="*/ 286692 h 344032"/>
+                                    <a:gd name="connsiteX5" fmla="*/ 2776395 w 2833735"/>
+                                    <a:gd name="connsiteY5" fmla="*/ 344032 h 344032"/>
+                                    <a:gd name="connsiteX6" fmla="*/ 57340 w 2833735"/>
+                                    <a:gd name="connsiteY6" fmla="*/ 344032 h 344032"/>
+                                    <a:gd name="connsiteX7" fmla="*/ 0 w 2833735"/>
+                                    <a:gd name="connsiteY7" fmla="*/ 286692 h 344032"/>
+                                    <a:gd name="connsiteX8" fmla="*/ 0 w 2833735"/>
+                                    <a:gd name="connsiteY8" fmla="*/ 57340 h 344032"/>
+                                  </a:gdLst>
+                                  <a:ahLst/>
+                                  <a:cxnLst>
+                                    <a:cxn ang="0">
+                                      <a:pos x="connsiteX0" y="connsiteY0"/>
+                                    </a:cxn>
+                                    <a:cxn ang="0">
+                                      <a:pos x="connsiteX1" y="connsiteY1"/>
+                                    </a:cxn>
+                                    <a:cxn ang="0">
+                                      <a:pos x="connsiteX2" y="connsiteY2"/>
+                                    </a:cxn>
+                                    <a:cxn ang="0">
+                                      <a:pos x="connsiteX3" y="connsiteY3"/>
+                                    </a:cxn>
+                                    <a:cxn ang="0">
+                                      <a:pos x="connsiteX4" y="connsiteY4"/>
+                                    </a:cxn>
+                                    <a:cxn ang="0">
+                                      <a:pos x="connsiteX5" y="connsiteY5"/>
+                                    </a:cxn>
+                                    <a:cxn ang="0">
+                                      <a:pos x="connsiteX6" y="connsiteY6"/>
+                                    </a:cxn>
+                                    <a:cxn ang="0">
+                                      <a:pos x="connsiteX7" y="connsiteY7"/>
+                                    </a:cxn>
+                                    <a:cxn ang="0">
+                                      <a:pos x="connsiteX8" y="connsiteY8"/>
+                                    </a:cxn>
+                                  </a:cxnLst>
+                                  <a:rect l="l" t="t" r="r" b="b"/>
+                                  <a:pathLst>
+                                    <a:path w="2833735" h="344032" fill="none" extrusionOk="0">
+                                      <a:moveTo>
+                                        <a:pt x="0" y="57340"/>
+                                      </a:moveTo>
+                                      <a:cubicBezTo>
+                                        <a:pt x="-2007" y="25347"/>
+                                        <a:pt x="30216" y="3716"/>
+                                        <a:pt x="57340" y="0"/>
+                                      </a:cubicBezTo>
+                                      <a:cubicBezTo>
+                                        <a:pt x="1115669" y="130954"/>
+                                        <a:pt x="1621101" y="43574"/>
+                                        <a:pt x="2776395" y="0"/>
+                                      </a:cubicBezTo>
+                                      <a:cubicBezTo>
+                                        <a:pt x="2810306" y="3454"/>
+                                        <a:pt x="2836733" y="29344"/>
+                                        <a:pt x="2833735" y="57340"/>
+                                      </a:cubicBezTo>
+                                      <a:cubicBezTo>
+                                        <a:pt x="2851358" y="105193"/>
+                                        <a:pt x="2853764" y="249301"/>
+                                        <a:pt x="2833735" y="286692"/>
+                                      </a:cubicBezTo>
+                                      <a:cubicBezTo>
+                                        <a:pt x="2828631" y="319198"/>
+                                        <a:pt x="2806843" y="343190"/>
+                                        <a:pt x="2776395" y="344032"/>
+                                      </a:cubicBezTo>
+                                      <a:cubicBezTo>
+                                        <a:pt x="1948268" y="499229"/>
+                                        <a:pt x="477287" y="507052"/>
+                                        <a:pt x="57340" y="344032"/>
+                                      </a:cubicBezTo>
+                                      <a:cubicBezTo>
+                                        <a:pt x="26010" y="339467"/>
+                                        <a:pt x="-5305" y="321457"/>
+                                        <a:pt x="0" y="286692"/>
+                                      </a:cubicBezTo>
+                                      <a:cubicBezTo>
+                                        <a:pt x="-17091" y="230759"/>
+                                        <a:pt x="-17058" y="139363"/>
+                                        <a:pt x="0" y="57340"/>
+                                      </a:cubicBezTo>
+                                      <a:close/>
+                                    </a:path>
+                                    <a:path w="2833735" h="344032" stroke="0" extrusionOk="0">
+                                      <a:moveTo>
+                                        <a:pt x="0" y="57340"/>
+                                      </a:moveTo>
+                                      <a:cubicBezTo>
+                                        <a:pt x="-4805" y="22708"/>
+                                        <a:pt x="21940" y="1401"/>
+                                        <a:pt x="57340" y="0"/>
+                                      </a:cubicBezTo>
+                                      <a:cubicBezTo>
+                                        <a:pt x="351157" y="132882"/>
+                                        <a:pt x="2493545" y="-84951"/>
+                                        <a:pt x="2776395" y="0"/>
+                                      </a:cubicBezTo>
+                                      <a:cubicBezTo>
+                                        <a:pt x="2806417" y="1608"/>
+                                        <a:pt x="2833583" y="26510"/>
+                                        <a:pt x="2833735" y="57340"/>
+                                      </a:cubicBezTo>
+                                      <a:cubicBezTo>
+                                        <a:pt x="2815671" y="95848"/>
+                                        <a:pt x="2827183" y="185736"/>
+                                        <a:pt x="2833735" y="286692"/>
+                                      </a:cubicBezTo>
+                                      <a:cubicBezTo>
+                                        <a:pt x="2835373" y="318554"/>
+                                        <a:pt x="2810700" y="338605"/>
+                                        <a:pt x="2776395" y="344032"/>
+                                      </a:cubicBezTo>
+                                      <a:cubicBezTo>
+                                        <a:pt x="2327642" y="431671"/>
+                                        <a:pt x="665980" y="271353"/>
+                                        <a:pt x="57340" y="344032"/>
+                                      </a:cubicBezTo>
+                                      <a:cubicBezTo>
+                                        <a:pt x="25186" y="339396"/>
+                                        <a:pt x="-1392" y="320294"/>
+                                        <a:pt x="0" y="286692"/>
+                                      </a:cubicBezTo>
+                                      <a:cubicBezTo>
+                                        <a:pt x="3193" y="236457"/>
+                                        <a:pt x="-11361" y="164917"/>
+                                        <a:pt x="0" y="57340"/>
+                                      </a:cubicBezTo>
+                                      <a:close/>
+                                    </a:path>
+                                  </a:pathLst>
+                                </a:custGeom>
+                                <ask:type>
+                                  <ask:lineSketchNone/>
+                                </ask:type>
+                              </ask:lineSketchStyleProps>
+                            </a:ext>
+                          </a:extLst>
+                        </a:ln>
+                        <a:effectLst/>
+                      </wps:spPr>
+                      <wps:style>
+                        <a:lnRef idx="2">
+                          <a:schemeClr val="accent1">
+                            <a:shade val="15000"/>
+                          </a:schemeClr>
+                        </a:lnRef>
+                        <a:fillRef idx="1">
+                          <a:schemeClr val="accent1"/>
+                        </a:fillRef>
+                        <a:effectRef idx="0">
+                          <a:schemeClr val="accent1"/>
+                        </a:effectRef>
+                        <a:fontRef idx="minor">
+                          <a:schemeClr val="lt1"/>
+                        </a:fontRef>
+                      </wps:style>
+                      <wps:txbx>
+                        <w:txbxContent>
+                          <w:p>
+                            <w:pPr>
+                              <w:jc w:val="center"/>
+                              <w:rPr>
+                                <w:b/>
+                                <w:bCs/>
+                                <w:color w:val="000000"/>
+                                <w:sz w:val="24"/>
+                                <w:szCs w:val="24"/>
+                                <w:lang w:val="pt-BR"/>
+                              </w:rPr>
+                            </w:pPr>
+                            <w:r>
+                              <w:rPr>
+                                <w:rStyle w:val="jsgrdq"/>
+                                <w:b/>
+                                <w:bCs/>
+                                <w:noProof/>
+                                <w:color w:val="000000"/>
+                                <w:sz w:val="24"/>
+                                <w:szCs w:val="24"/>
+                                <w:lang w:val="pt-BR"/>
+                              </w:rPr>
+                              <w:t>DA PROVA EMPRESTADA E DA DESNECESSIDADE DE NOVA PERÍCIA MÉDICA</w:t>
+                            </w:r>
+                          </w:p>
+                        </w:txbxContent>
+                      </wps:txbx>
+                      <wps:bodyPr rot="0" spcFirstLastPara="0" vertOverflow="overflow" horzOverflow="overflow" vert="horz" wrap="square" lIns="91440" tIns="45720" rIns="91440" bIns="45720" numCol="1" spcCol="0" rtlCol="0" fromWordArt="0" anchor="ctr" anchorCtr="0" forceAA="0" compatLnSpc="1">
+                        <a:prstTxWarp prst="textNoShape">
+                          <a:avLst/>
+                        </a:prstTxWarp>
+                        <a:noAutofit/>
+                      </wps:bodyPr>
+                    </wps:wsp>
+                  </a:graphicData>
+                </a:graphic>
+                <wp14:sizeRelH relativeFrom="margin">
+                  <wp14:pctWidth>0</wp14:pctWidth>
+                </wp14:sizeRelH>
+                <wp14:sizeRelV relativeFrom="margin">
+                  <wp14:pctHeight>0</wp14:pctHeight>
+                </wp14:sizeRelV>
+              </wp:anchor>
+            </w:drawing>
+          </mc:Choice>
+          <mc:Fallback>
+            <w:pict>
+              <v:roundrect w14:anchorId="34C4C7AD" id="Retângulo Arredondado 2" o:spid="_x0000_s1032" style="position:absolute;left:0;text-align:left;margin-left:401.1pt;margin-top:24.65pt;width:452.3pt;height:38.55pt;z-index:251717632;visibility:visible;mso-wrap-style:square;mso-width-percent:0;mso-height-percent:0;mso-wrap-distance-left:9pt;mso-wrap-distance-top:0;mso-wrap-distance-right:9pt;mso-wrap-distance-bottom:0;mso-position-horizontal:right;mso-position-horizontal-relative:margin;mso-position-vertical:absolute;mso-position-vertical-relative:text;mso-width-percent:0;mso-height-percent:0;mso-width-relative:margin;mso-height-relative:margin;v-text-anchor:middle" arcsize="10923f" o:gfxdata="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" fillcolor="#bebfc2" stroked="f" strokeweight="2pt">
+                <v:textbox>
+                  <w:txbxContent>
+                    <w:p>
+                      <w:pPr>
+                        <w:jc w:val="center"/>
+                        <w:rPr>
+                          <w:b/>
+                          <w:bCs/>
+                          <w:color w:val="000000"/>
+                          <w:sz w:val="24"/>
+                          <w:szCs w:val="24"/>
+                          <w:lang w:val="pt-BR"/>
+                        </w:rPr>
+                      </w:pPr>
+                      <w:r>
+                        <w:rPr>
+                          <w:rStyle w:val="jsgrdq"/>
+                          <w:b/>
+                          <w:bCs/>
+                          <w:noProof/>
+                          <w:color w:val="000000"/>
+                          <w:sz w:val="24"/>
+                          <w:szCs w:val="24"/>
+                          <w:lang w:val="pt-BR"/>
+                        </w:rPr>
+                        <w:t>DA PROVA EMPRESTADA E DA DESNECESSIDADE DE NOVA PERÍCIA MÉDICA</w:t>
+                      </w:r>
+                    </w:p>
+                  </w:txbxContent>
+                </v:textbox>
+                <w10:wrap anchorx="margin"/>
+              </v:roundrect>
+            </w:pict>
+          </mc:Fallback>
+        </mc:AlternateContent>
+      </w:r>
+    </w:p>
+    <w:p>
+      <w:pPr>
+        <w:pStyle w:val="Recuodecorpodetexto"/>
+        <w:spacing w:line="360" w:lineRule="auto"/>
+        <w:ind w:left="0" w:right="276"/>
+        <w:jc w:val="both"/>
+        <w:rPr>
+          <w:sz w:val="24"/>
+          <w:szCs w:val="24"/>
+        </w:rPr>
+      </w:pPr>
+    </w:p>
+    <w:p>
+      <w:pPr>
+        <w:pStyle w:val="Recuodecorpodetexto"/>
+        <w:spacing w:line="360" w:lineRule="auto"/>
+        <w:ind w:right="276"/>
+        <w:jc w:val="both"/>
+        <w:rPr>
+          <w:sz w:val="24"/>
+          <w:szCs w:val="24"/>
+        </w:rPr>
+      </w:pPr>
+    </w:p>
+    <w:p>
+      <w:pPr>
+        <w:pStyle w:val="Recuodecorpodetexto"/>
+        <w:spacing w:line="360" w:lineRule="auto"/>
+        <w:ind w:left="0" w:right="134" w:firstLine="709"/>
+        <w:jc w:val="both"/>
+        <w:rPr>
+          <w:sz w:val="24"/>
+          <w:szCs w:val="24"/>
+          <w:highlight w:val="yellow"/>
+        </w:rPr>
+      </w:pPr>
+      <w:r>
+        <w:rPr>
+          <w:sz w:val="24"/>
+          <w:szCs w:val="24"/>
+          <w:highlight w:val="yellow"/>
+        </w:rPr>
+        <w:t xml:space="preserve">A pretensão autoral encontra-se robustamente comprovada pela documentação médica acostada e, em especial, pelo laudo pericial judicial produzido nos autos da Ação de Interdição/Curatela nº </w:t>
+      </w:r>
+      <w:r>
+        <w:rPr>
+          <w:highlight w:val="yellow"/>
+        </w:rPr>
+        <w:t>{{ numero_processo_interdicao }}</w:t>
+      </w:r>
+      <w:r>
+        <w:rPr>
+          <w:sz w:val="24"/>
+          <w:szCs w:val="24"/>
+          <w:highlight w:val="yellow"/>
+        </w:rPr>
+        <w:t xml:space="preserve">, que tramitou perante a </w:t>
+      </w:r>
+      <w:r>
+        <w:rPr>
+          <w:highlight w:val="yellow"/>
+        </w:rPr>
+        <w:t xml:space="preserve">{{ </w:t>
+      </w:r>
+      <w:r>
+        <w:rPr>
+          <w:highlight w:val="yellow"/>
+        </w:rPr>
+        <w:lastRenderedPageBreak/>
+        <w:t>vara_interdicao }}</w:t>
+      </w:r>
+      <w:r>
+        <w:rPr>
+          <w:sz w:val="24"/>
+          <w:szCs w:val="24"/>
+          <w:highlight w:val="yellow"/>
+        </w:rPr>
+        <w:t xml:space="preserve"> da Comarca de </w:t>
+      </w:r>
+      <w:r>
+        <w:rPr>
+          <w:highlight w:val="yellow"/>
+        </w:rPr>
+        <w:t>{{ comarca_interdicao }}</w:t>
+      </w:r>
+      <w:r>
+        <w:rPr>
+          <w:sz w:val="24"/>
+          <w:szCs w:val="24"/>
+          <w:highlight w:val="yellow"/>
+        </w:rPr>
+        <w:t xml:space="preserve">, na qual foi decretada a curatela </w:t>
+      </w:r>
+      <w:r>
+        <w:rPr>
+          <w:highlight w:val="yellow"/>
+        </w:rPr>
+        <w:t xml:space="preserve">{{ tipo_curatela }} </w:t>
+      </w:r>
+      <w:r>
+        <w:rPr>
+          <w:sz w:val="24"/>
+          <w:szCs w:val="24"/>
+          <w:highlight w:val="yellow"/>
+        </w:rPr>
+        <w:t>d</w:t>
+      </w:r>
+      <w:r>
+        <w:rPr>
+          <w:sz w:val="24"/>
+          <w:szCs w:val="24"/>
+          <w:highlight w:val="yellow"/>
+        </w:rPr>
+        <w:t>o</w:t>
+      </w:r>
+      <w:r>
+        <w:rPr>
+          <w:sz w:val="24"/>
+          <w:szCs w:val="24"/>
+          <w:highlight w:val="yellow"/>
+        </w:rPr>
+        <w:t>(a)</w:t>
+      </w:r>
+      <w:r>
+        <w:rPr>
+          <w:sz w:val="24"/>
+          <w:szCs w:val="24"/>
+          <w:highlight w:val="yellow"/>
+        </w:rPr>
+        <w:t xml:space="preserve"> requerente, conforme termo de curatela e sentença ora anexados.</w:t>
+      </w:r>
+    </w:p>
+    <w:p>
+      <w:pPr>
+        <w:pStyle w:val="Recuodecorpodetexto"/>
+        <w:spacing w:line="360" w:lineRule="auto"/>
+        <w:ind w:left="0" w:right="134" w:firstLine="709"/>
+        <w:jc w:val="both"/>
+        <w:rPr>
+          <w:sz w:val="24"/>
+          <w:szCs w:val="24"/>
+          <w:highlight w:val="yellow"/>
+        </w:rPr>
+      </w:pPr>
+      <w:r>
+        <w:rPr>
+          <w:sz w:val="24"/>
+          <w:szCs w:val="24"/>
+          <w:highlight w:val="yellow"/>
+        </w:rPr>
+        <w:t xml:space="preserve">O referido laudo, elaborado por perito(a) judicial </w:t>
+      </w:r>
+      <w:r>
+        <w:rPr>
+          <w:highlight w:val="yellow"/>
+        </w:rPr>
+        <w:t xml:space="preserve">{{ complemento_laudo_interdicao }}, </w:t>
+      </w:r>
+      <w:r>
+        <w:rPr>
+          <w:sz w:val="24"/>
+          <w:szCs w:val="24"/>
+          <w:highlight w:val="yellow"/>
+        </w:rPr>
+        <w:t xml:space="preserve"> é conclusivo ao atestar que a parte autora é portadora de </w:t>
+      </w:r>
+      <w:r>
+        <w:rPr>
+          <w:highlight w:val="yellow"/>
+        </w:rPr>
+        <w:t>{{ diagnostico_cid }}</w:t>
+      </w:r>
+      <w:r>
+        <w:rPr>
+          <w:sz w:val="24"/>
+          <w:szCs w:val="24"/>
+          <w:highlight w:val="yellow"/>
+        </w:rPr>
+        <w:t xml:space="preserve">. O quadro, que se manifesta por meio de </w:t>
+      </w:r>
+      <w:r>
+        <w:rPr>
+          <w:highlight w:val="yellow"/>
+        </w:rPr>
+        <w:t>{{ sintomas_manifestacoes }}</w:t>
+      </w:r>
+      <w:r>
+        <w:rPr>
+          <w:sz w:val="24"/>
+          <w:szCs w:val="24"/>
+          <w:highlight w:val="yellow"/>
+        </w:rPr>
+        <w:t>, acarreta severo comprometimento de seu discernimento e de sua capacidade de interação social, tornando-a incapaz para o trabalho e para a vida independente.</w:t>
+      </w:r>
+    </w:p>
+    <w:p>
+      <w:pPr>
+        <w:pStyle w:val="Recuodecorpodetexto"/>
+        <w:spacing w:line="360" w:lineRule="auto"/>
+        <w:ind w:left="0" w:right="134" w:firstLine="709"/>
+        <w:jc w:val="both"/>
+        <w:rPr>
+          <w:sz w:val="24"/>
+          <w:szCs w:val="24"/>
+          <w:highlight w:val="yellow"/>
+        </w:rPr>
+      </w:pPr>
+      <w:r>
+        <w:rPr>
+          <w:sz w:val="24"/>
+          <w:szCs w:val="24"/>
+          <w:highlight w:val="yellow"/>
+        </w:rPr>
+        <w:t>Tal documento, por sua força probatória e por ter sido produzido sob o crivo do contraditório perante o Juízo estadual, deve ser admitido como prova suficiente da condição incapacitante. A clareza do diagnóstico e a gravidade dos sintomas tornam desnecessária, e mesmo protelatória, a realização de nova perícia, uma vez que o impedimento de longo prazo já se encontra amplamente demonstrado.</w:t>
+      </w:r>
+    </w:p>
+    <w:p>
+      <w:pPr>
+        <w:pStyle w:val="Recuodecorpodetexto"/>
+        <w:spacing w:line="360" w:lineRule="auto"/>
+        <w:ind w:left="0" w:right="134" w:firstLine="709"/>
+        <w:jc w:val="both"/>
+        <w:rPr>
+          <w:sz w:val="24"/>
+          <w:szCs w:val="24"/>
+          <w:highlight w:val="yellow"/>
+        </w:rPr>
+      </w:pPr>
+      <w:r>
+        <w:rPr>
+          <w:sz w:val="24"/>
+          <w:szCs w:val="24"/>
+          <w:highlight w:val="yellow"/>
+        </w:rPr>
+        <w:t>O instituto da prova emprestada, previsto no art. 372 do Código de Processo Civil, prestigia os princípios da celeridade e da economia processual, permitindo que o juiz admita a utilização de prova produzida em outro processo, atribuindo-lhe o valor que considerar adequado, observado o contraditório. No caso, o contraditório resta plenamente assegurado, na medida em que o INSS terá integral oportunidade de se manifestar sobre o laudo ora apresentado nestes autos.</w:t>
+      </w:r>
+    </w:p>
+    <w:p>
+      <w:pPr>
+        <w:pStyle w:val="Recuodecorpodetexto"/>
+        <w:spacing w:line="360" w:lineRule="auto"/>
+        <w:ind w:left="0" w:right="134" w:firstLine="709"/>
+        <w:jc w:val="both"/>
+        <w:rPr>
+          <w:sz w:val="24"/>
+          <w:szCs w:val="24"/>
+          <w:highlight w:val="yellow"/>
+        </w:rPr>
+      </w:pPr>
+      <w:r>
+        <w:rPr>
+          <w:sz w:val="24"/>
+          <w:szCs w:val="24"/>
+          <w:highlight w:val="yellow"/>
+        </w:rPr>
+        <w:t>Ademais, o laudo produzido para fins de curatela avalia incapacidade ainda mais ampla e severa (para os atos da vida civil) do que a exigida para a concessão do benefício assistencial, que se contenta com a demonstração de impedimentos de longo prazo que obstruam a participação plena e efetiva na sociedade em igualdade de condições com as demais pessoas (art. 20, §§ 2º e 10, da Lei nº 8.742/93). Se a parte autora foi considerada incapaz de gerir a própria vida e o próprio patrimônio, com muito mais razão está impossibilitada de prover o próprio sustento mediante o trabalho.</w:t>
+      </w:r>
+    </w:p>
+    <w:p>
+      <w:pPr>
+        <w:pStyle w:val="Recuodecorpodetexto"/>
+        <w:spacing w:line="360" w:lineRule="auto"/>
+        <w:ind w:left="0" w:right="134" w:firstLine="709"/>
+        <w:jc w:val="both"/>
+        <w:rPr>
+          <w:sz w:val="24"/>
+          <w:szCs w:val="24"/>
+          <w:highlight w:val="yellow"/>
+        </w:rPr>
+      </w:pPr>
+      <w:r>
+        <w:rPr>
+          <w:sz w:val="24"/>
+          <w:szCs w:val="24"/>
+          <w:highlight w:val="yellow"/>
+        </w:rPr>
+        <w:t>Portanto, diante de laudo judicial conclusivo e da ampla aceitação da prova emprestada, a realização de nova perícia mostra-se medida inócua, que apenas retardaria a concessão de direito evidente e submeteria a parte autora, já em condição de vulnerabilidade, a procedimento desgastante e desnecessário.</w:t>
+      </w:r>
+    </w:p>
+    <w:p>
+      <w:pPr>
+        <w:pStyle w:val="Recuodecorpodetexto"/>
+        <w:spacing w:line="360" w:lineRule="auto"/>
+        <w:ind w:left="0" w:right="134" w:firstLine="709"/>
+        <w:jc w:val="both"/>
+        <w:rPr>
+          <w:sz w:val="24"/>
+          <w:szCs w:val="24"/>
+          <w:highlight w:val="yellow"/>
+        </w:rPr>
+      </w:pPr>
+      <w:r>
+        <w:rPr>
+          <w:sz w:val="24"/>
+          <w:szCs w:val="24"/>
+          <w:highlight w:val="yellow"/>
+        </w:rPr>
+        <w:t xml:space="preserve">Por todo o exposto, requer o acolhimento do laudo pericial produzido no processo de curatela como prova emprestada e, por conseguinte, a dispensa da realização de nova perícia </w:t>
+      </w:r>
+      <w:r>
+        <w:rPr>
+          <w:sz w:val="24"/>
+          <w:szCs w:val="24"/>
+          <w:highlight w:val="yellow"/>
+        </w:rPr>
+        <w:lastRenderedPageBreak/>
+        <w:t>médica nos presentes autos, para fins de comprovação do requisito do impedimento de longo prazo.</w:t>
+      </w:r>
+    </w:p>
+    <w:p>
+      <w:pPr>
+        <w:pStyle w:val="Recuodecorpodetexto"/>
+        <w:spacing w:after="0" w:line="360" w:lineRule="auto"/>
+        <w:ind w:left="0" w:right="134" w:firstLine="709"/>
+        <w:jc w:val="both"/>
+        <w:rPr>
+          <w:sz w:val="24"/>
+          <w:szCs w:val="24"/>
+        </w:rPr>
+      </w:pPr>
+      <w:r>
+        <w:rPr>
+          <w:sz w:val="24"/>
+          <w:szCs w:val="24"/>
+          <w:highlight w:val="yellow"/>
+        </w:rPr>
+        <w:t>Requer-se, subsidiariamente e por cautela, que, na hipótese de este MM. Juízo entender imprescindível a produção de prova pericial, seja o laudo emprestado desde já admitido como elemento de convicção complementar, e sejam designadas a avaliação médica e, de forma autônoma e obrigatória, a avaliação social, na forma do art. 20, § 6º, da Lei nº 8.742/93, sob pena de nulidade, apresentando-se desde já os quesitos anexos.</w:t>
+      </w:r>
+    </w:p>
+    <w:p>
+      <w:pPr>
+        <w:pStyle w:val="Recuodecorpodetexto"/>
+        <w:spacing w:after="0" w:line="360" w:lineRule="auto"/>
+        <w:ind w:left="0" w:right="134"/>
+        <w:jc w:val="both"/>
+        <w:rPr>
+          <w:highlight w:val="yellow"/>
+        </w:rPr>
+      </w:pPr>
+      <w:r>
+        <w:rPr>
+          <w:highlight w:val="yellow"/>
+        </w:rPr>
+        <w:t>{%p endif %}</w:t>
+      </w:r>
+    </w:p>
+    <w:p>
+      <w:pPr>
+        <w:pStyle w:val="Recuodecorpodetexto"/>
+        <w:spacing w:after="0" w:line="360" w:lineRule="auto"/>
+        <w:ind w:left="0" w:right="134"/>
+        <w:jc w:val="both"/>
+      </w:pPr>
+      <w:r>
+        <w:rPr>
+          <w:highlight w:val="yellow"/>
+        </w:rPr>
+        <w:t>{%p if tese_fixacao_dib %}</w:t>
+      </w:r>
+    </w:p>
+    <w:p>
+      <w:pPr>
+        <w:pStyle w:val="Recuodecorpodetexto"/>
+        <w:spacing w:after="0" w:line="360" w:lineRule="auto"/>
+        <w:ind w:left="0" w:right="134"/>
+        <w:jc w:val="both"/>
+      </w:pPr>
+      <w:r>
+        <w:rPr>
+          <w:rFonts w:ascii="Arial" w:hAnsi="Arial" w:cs="Arial"/>
+          <w:noProof/>
+          <w:sz w:val="24"/>
+          <w:szCs w:val="24"/>
+          <w:lang w:val="pt-BR" w:eastAsia="pt-BR"/>
+        </w:rPr>
+        <mc:AlternateContent>
+          <mc:Choice Requires="wps">
+            <w:drawing>
+              <wp:anchor distT="0" distB="0" distL="114300" distR="114300" simplePos="0" relativeHeight="251719680" behindDoc="0" locked="0" layoutInCell="1" allowOverlap="1" wp14:anchorId="7CF663BA" wp14:editId="38D07FD6">
+                <wp:simplePos x="0" y="0"/>
+                <wp:positionH relativeFrom="margin">
+                  <wp:align>center</wp:align>
+                </wp:positionH>
+                <wp:positionV relativeFrom="paragraph">
+                  <wp:posOffset>211098</wp:posOffset>
+                </wp:positionV>
+                <wp:extent cx="4108361" cy="411677"/>
+                <wp:effectExtent l="0" t="0" r="6985" b="7620"/>
+                <wp:wrapNone/>
+                <wp:docPr id="19" name="Retângulo Arredondado 2"/>
+                <wp:cNvGraphicFramePr/>
+                <a:graphic xmlns:a="http://schemas.openxmlformats.org/drawingml/2006/main">
+                  <a:graphicData uri="http://schemas.microsoft.com/office/word/2010/wordprocessingShape">
+                    <wps:wsp>
+                      <wps:cNvSpPr/>
+                      <wps:spPr>
+                        <a:xfrm>
+                          <a:off x="0" y="0"/>
+                          <a:ext cx="4108361" cy="411677"/>
+                        </a:xfrm>
+                        <a:prstGeom prst="roundRect">
+                          <a:avLst/>
+                        </a:prstGeom>
+                        <a:solidFill>
+                          <a:srgbClr val="BEBFC2"/>
+                        </a:solidFill>
+                        <a:ln>
+                          <a:noFill/>
+                          <a:prstDash val="solid"/>
+                          <a:extLst>
+                            <a:ext uri="{C807C97D-BFC1-408E-A445-0C87EB9F89A2}">
+                              <ask:lineSketchStyleProps xmlns:ask="http://schemas.microsoft.com/office/drawing/2018/sketchyshapes" sd="1219033472">
+                                <a:custGeom>
+                                  <a:avLst/>
+                                  <a:gdLst>
+                                    <a:gd name="connsiteX0" fmla="*/ 0 w 2833735"/>
+                                    <a:gd name="connsiteY0" fmla="*/ 57340 h 344032"/>
+                                    <a:gd name="connsiteX1" fmla="*/ 57340 w 2833735"/>
+                                    <a:gd name="connsiteY1" fmla="*/ 0 h 344032"/>
+                                    <a:gd name="connsiteX2" fmla="*/ 2776395 w 2833735"/>
+                                    <a:gd name="connsiteY2" fmla="*/ 0 h 344032"/>
+                                    <a:gd name="connsiteX3" fmla="*/ 2833735 w 2833735"/>
+                                    <a:gd name="connsiteY3" fmla="*/ 57340 h 344032"/>
+                                    <a:gd name="connsiteX4" fmla="*/ 2833735 w 2833735"/>
+                                    <a:gd name="connsiteY4" fmla="*/ 286692 h 344032"/>
+                                    <a:gd name="connsiteX5" fmla="*/ 2776395 w 2833735"/>
+                                    <a:gd name="connsiteY5" fmla="*/ 344032 h 344032"/>
+                                    <a:gd name="connsiteX6" fmla="*/ 57340 w 2833735"/>
+                                    <a:gd name="connsiteY6" fmla="*/ 344032 h 344032"/>
+                                    <a:gd name="connsiteX7" fmla="*/ 0 w 2833735"/>
+                                    <a:gd name="connsiteY7" fmla="*/ 286692 h 344032"/>
+                                    <a:gd name="connsiteX8" fmla="*/ 0 w 2833735"/>
+                                    <a:gd name="connsiteY8" fmla="*/ 57340 h 344032"/>
+                                  </a:gdLst>
+                                  <a:ahLst/>
+                                  <a:cxnLst>
+                                    <a:cxn ang="0">
+                                      <a:pos x="connsiteX0" y="connsiteY0"/>
+                                    </a:cxn>
+                                    <a:cxn ang="0">
+                                      <a:pos x="connsiteX1" y="connsiteY1"/>
+                                    </a:cxn>
+                                    <a:cxn ang="0">
+                                      <a:pos x="connsiteX2" y="connsiteY2"/>
+                                    </a:cxn>
+                                    <a:cxn ang="0">
+                                      <a:pos x="connsiteX3" y="connsiteY3"/>
+                                    </a:cxn>
+                                    <a:cxn ang="0">
+                                      <a:pos x="connsiteX4" y="connsiteY4"/>
+                                    </a:cxn>
+                                    <a:cxn ang="0">
+                                      <a:pos x="connsiteX5" y="connsiteY5"/>
+                                    </a:cxn>
+                                    <a:cxn ang="0">
+                                      <a:pos x="connsiteX6" y="connsiteY6"/>
+                                    </a:cxn>
+                                    <a:cxn ang="0">
+                                      <a:pos x="connsiteX7" y="connsiteY7"/>
+                                    </a:cxn>
+                                    <a:cxn ang="0">
+                                      <a:pos x="connsiteX8" y="connsiteY8"/>
+                                    </a:cxn>
+                                  </a:cxnLst>
+                                  <a:rect l="l" t="t" r="r" b="b"/>
+                                  <a:pathLst>
+                                    <a:path w="2833735" h="344032" fill="none" extrusionOk="0">
+                                      <a:moveTo>
+                                        <a:pt x="0" y="57340"/>
+                                      </a:moveTo>
+                                      <a:cubicBezTo>
+                                        <a:pt x="-2007" y="25347"/>
+                                        <a:pt x="30216" y="3716"/>
+                                        <a:pt x="57340" y="0"/>
+                                      </a:cubicBezTo>
+                                      <a:cubicBezTo>
+                                        <a:pt x="1115669" y="130954"/>
+                                        <a:pt x="1621101" y="43574"/>
+                                        <a:pt x="2776395" y="0"/>
+                                      </a:cubicBezTo>
+                                      <a:cubicBezTo>
+                                        <a:pt x="2810306" y="3454"/>
+                                        <a:pt x="2836733" y="29344"/>
+                                        <a:pt x="2833735" y="57340"/>
+                                      </a:cubicBezTo>
+                                      <a:cubicBezTo>
+                                        <a:pt x="2851358" y="105193"/>
+                                        <a:pt x="2853764" y="249301"/>
+                                        <a:pt x="2833735" y="286692"/>
+                                      </a:cubicBezTo>
+                                      <a:cubicBezTo>
+                                        <a:pt x="2828631" y="319198"/>
+                                        <a:pt x="2806843" y="343190"/>
+                                        <a:pt x="2776395" y="344032"/>
+                                      </a:cubicBezTo>
+                                      <a:cubicBezTo>
+                                        <a:pt x="1948268" y="499229"/>
+                                        <a:pt x="477287" y="507052"/>
+                                        <a:pt x="57340" y="344032"/>
+                                      </a:cubicBezTo>
+                                      <a:cubicBezTo>
+                                        <a:pt x="26010" y="339467"/>
+                                        <a:pt x="-5305" y="321457"/>
+                                        <a:pt x="0" y="286692"/>
+                                      </a:cubicBezTo>
+                                      <a:cubicBezTo>
+                                        <a:pt x="-17091" y="230759"/>
+                                        <a:pt x="-17058" y="139363"/>
+                                        <a:pt x="0" y="57340"/>
+                                      </a:cubicBezTo>
+                                      <a:close/>
+                                    </a:path>
+                                    <a:path w="2833735" h="344032" stroke="0" extrusionOk="0">
+                                      <a:moveTo>
+                                        <a:pt x="0" y="57340"/>
+                                      </a:moveTo>
+                                      <a:cubicBezTo>
+                                        <a:pt x="-4805" y="22708"/>
+                                        <a:pt x="21940" y="1401"/>
+                                        <a:pt x="57340" y="0"/>
+                                      </a:cubicBezTo>
+                                      <a:cubicBezTo>
+                                        <a:pt x="351157" y="132882"/>
+                                        <a:pt x="2493545" y="-84951"/>
+                                        <a:pt x="2776395" y="0"/>
+                                      </a:cubicBezTo>
+                                      <a:cubicBezTo>
+                                        <a:pt x="2806417" y="1608"/>
+                                        <a:pt x="2833583" y="26510"/>
+                                        <a:pt x="2833735" y="57340"/>
+                                      </a:cubicBezTo>
+                                      <a:cubicBezTo>
+                                        <a:pt x="2815671" y="95848"/>
+                                        <a:pt x="2827183" y="185736"/>
+                                        <a:pt x="2833735" y="286692"/>
+                                      </a:cubicBezTo>
+                                      <a:cubicBezTo>
+                                        <a:pt x="2835373" y="318554"/>
+                                        <a:pt x="2810700" y="338605"/>
+                                        <a:pt x="2776395" y="344032"/>
+                                      </a:cubicBezTo>
+                                      <a:cubicBezTo>
+                                        <a:pt x="2327642" y="431671"/>
+                                        <a:pt x="665980" y="271353"/>
+                                        <a:pt x="57340" y="344032"/>
+                                      </a:cubicBezTo>
+                                      <a:cubicBezTo>
+                                        <a:pt x="25186" y="339396"/>
+                                        <a:pt x="-1392" y="320294"/>
+                                        <a:pt x="0" y="286692"/>
+                                      </a:cubicBezTo>
+                                      <a:cubicBezTo>
+                                        <a:pt x="3193" y="236457"/>
+                                        <a:pt x="-11361" y="164917"/>
+                                        <a:pt x="0" y="57340"/>
+                                      </a:cubicBezTo>
+                                      <a:close/>
+                                    </a:path>
+                                  </a:pathLst>
+                                </a:custGeom>
+                                <ask:type>
+                                  <ask:lineSketchNone/>
+                                </ask:type>
+                              </ask:lineSketchStyleProps>
+                            </a:ext>
+                          </a:extLst>
+                        </a:ln>
+                        <a:effectLst/>
+                      </wps:spPr>
+                      <wps:style>
+                        <a:lnRef idx="2">
+                          <a:schemeClr val="accent1">
+                            <a:shade val="15000"/>
+                          </a:schemeClr>
+                        </a:lnRef>
+                        <a:fillRef idx="1">
+                          <a:schemeClr val="accent1"/>
+                        </a:fillRef>
+                        <a:effectRef idx="0">
+                          <a:schemeClr val="accent1"/>
+                        </a:effectRef>
+                        <a:fontRef idx="minor">
+                          <a:schemeClr val="lt1"/>
+                        </a:fontRef>
+                      </wps:style>
+                      <wps:txbx>
+                        <w:txbxContent>
+                          <w:p>
+                            <w:pPr>
+                              <w:jc w:val="center"/>
+                              <w:rPr>
+                                <w:b/>
+                                <w:bCs/>
+                                <w:color w:val="000000"/>
+                                <w:sz w:val="24"/>
+                                <w:szCs w:val="24"/>
+                                <w:lang w:val="pt-BR"/>
+                              </w:rPr>
+                            </w:pPr>
+                            <w:r>
+                              <w:rPr>
+                                <w:rStyle w:val="jsgrdq"/>
+                                <w:b/>
+                                <w:bCs/>
+                                <w:noProof/>
+                                <w:color w:val="000000"/>
+                                <w:sz w:val="24"/>
+                                <w:szCs w:val="24"/>
+                                <w:lang w:val="pt-BR"/>
+                              </w:rPr>
+                              <w:t>DA FIXAÇÃO DA DIB NA DATA DA DER</w:t>
+                            </w:r>
+                          </w:p>
+                        </w:txbxContent>
+                      </wps:txbx>
+                      <wps:bodyPr rot="0" spcFirstLastPara="0" vertOverflow="overflow" horzOverflow="overflow" vert="horz" wrap="square" lIns="91440" tIns="45720" rIns="91440" bIns="45720" numCol="1" spcCol="0" rtlCol="0" fromWordArt="0" anchor="ctr" anchorCtr="0" forceAA="0" compatLnSpc="1">
+                        <a:prstTxWarp prst="textNoShape">
+                          <a:avLst/>
+                        </a:prstTxWarp>
+                        <a:noAutofit/>
+                      </wps:bodyPr>
+                    </wps:wsp>
+                  </a:graphicData>
+                </a:graphic>
+                <wp14:sizeRelH relativeFrom="margin">
+                  <wp14:pctWidth>0</wp14:pctWidth>
+                </wp14:sizeRelH>
+                <wp14:sizeRelV relativeFrom="margin">
+                  <wp14:pctHeight>0</wp14:pctHeight>
+                </wp14:sizeRelV>
+              </wp:anchor>
+            </w:drawing>
+          </mc:Choice>
+          <mc:Fallback>
+            <w:pict>
+              <v:roundrect w14:anchorId="7CF663BA" id="_x0000_s1033" style="position:absolute;left:0;text-align:left;margin-left:0;margin-top:16.6pt;width:323.5pt;height:32.4pt;z-index:251719680;visibility:visible;mso-wrap-style:square;mso-width-percent:0;mso-height-percent:0;mso-wrap-distance-left:9pt;mso-wrap-distance-top:0;mso-wrap-distance-right:9pt;mso-wrap-distance-bottom:0;mso-position-horizontal:center;mso-position-horizontal-relative:margin;mso-position-vertical:absolute;mso-position-vertical-relative:text;mso-width-percent:0;mso-height-percent:0;mso-width-relative:margin;mso-height-relative:margin;v-text-anchor:middle" arcsize="10923f" o:gfxdata="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" fillcolor="#bebfc2" stroked="f" strokeweight="2pt">
+                <v:textbox>
+                  <w:txbxContent>
+                    <w:p>
+                      <w:pPr>
+                        <w:jc w:val="center"/>
+                        <w:rPr>
+                          <w:b/>
+                          <w:bCs/>
+                          <w:color w:val="000000"/>
+                          <w:sz w:val="24"/>
+                          <w:szCs w:val="24"/>
+                          <w:lang w:val="pt-BR"/>
+                        </w:rPr>
+                      </w:pPr>
+                      <w:r>
+                        <w:rPr>
+                          <w:rStyle w:val="jsgrdq"/>
+                          <w:b/>
+                          <w:bCs/>
+                          <w:noProof/>
+                          <w:color w:val="000000"/>
+                          <w:sz w:val="24"/>
+                          <w:szCs w:val="24"/>
+                          <w:lang w:val="pt-BR"/>
+                        </w:rPr>
+                        <w:t>DA FIXAÇÃO DA DIB NA DATA DA DER</w:t>
+                      </w:r>
+                    </w:p>
+                  </w:txbxContent>
+                </v:textbox>
+                <w10:wrap anchorx="margin"/>
+              </v:roundrect>
+            </w:pict>
+          </mc:Fallback>
+        </mc:AlternateContent>
+      </w:r>
+    </w:p>
+    <w:p>
+      <w:pPr>
+        <w:pStyle w:val="Recuodecorpodetexto"/>
+        <w:spacing w:after="0" w:line="360" w:lineRule="auto"/>
+        <w:ind w:left="0" w:right="134"/>
+        <w:jc w:val="both"/>
+      </w:pPr>
+    </w:p>
+    <w:p>
+      <w:pPr>
+        <w:pStyle w:val="Recuodecorpodetexto"/>
+        <w:spacing w:after="0" w:line="360" w:lineRule="auto"/>
+        <w:ind w:left="0" w:right="134"/>
+        <w:jc w:val="both"/>
+      </w:pPr>
+    </w:p>
+    <w:p>
+      <w:pPr>
+        <w:pStyle w:val="Recuodecorpodetexto"/>
+        <w:spacing w:after="0" w:line="360" w:lineRule="auto"/>
+        <w:ind w:left="0" w:right="134"/>
+        <w:jc w:val="both"/>
+      </w:pPr>
+    </w:p>
+    <w:p>
+      <w:pPr>
+        <w:pStyle w:val="Recuodecorpodetexto"/>
+        <w:tabs>
+          <w:tab w:val="left" w:pos="8931"/>
+        </w:tabs>
+        <w:spacing w:line="360" w:lineRule="auto"/>
+        <w:ind w:left="0" w:right="134" w:firstLine="567"/>
+        <w:jc w:val="both"/>
+        <w:rPr>
+          <w:sz w:val="24"/>
+          <w:szCs w:val="24"/>
+          <w:highlight w:val="yellow"/>
+        </w:rPr>
+      </w:pPr>
+      <w:r>
+        <w:rPr>
+          <w:sz w:val="24"/>
+          <w:szCs w:val="24"/>
+          <w:highlight w:val="yellow"/>
+        </w:rPr>
+        <w:t>A Data de Início do Benefício (DIB) deve ser fixada na própria Data de Entrada do Requerimento, porquanto o requisito ora discutido já se encontrava plenamente implementado quando do protocolo do pedido administrativo.</w:t>
+      </w:r>
+    </w:p>
+    <w:p>
+      <w:pPr>
+        <w:pStyle w:val="Recuodecorpodetexto"/>
+        <w:tabs>
+          <w:tab w:val="left" w:pos="8931"/>
+        </w:tabs>
+        <w:spacing w:line="360" w:lineRule="auto"/>
+        <w:ind w:left="0" w:right="134" w:firstLine="567"/>
+        <w:jc w:val="both"/>
+        <w:rPr>
+          <w:sz w:val="24"/>
+          <w:szCs w:val="24"/>
+          <w:highlight w:val="yellow"/>
+        </w:rPr>
+      </w:pPr>
+      <w:r>
+        <w:rPr>
+          <w:sz w:val="24"/>
+          <w:szCs w:val="24"/>
+          <w:highlight w:val="yellow"/>
+        </w:rPr>
+        <w:t xml:space="preserve">Com efeito, a DER foi fixada em {{ der }}, ao passo que o laudo médico acostado aos autos data de </w:t>
+      </w:r>
+      <w:r>
+        <w:rPr>
+          <w:highlight w:val="yellow"/>
+        </w:rPr>
+        <w:t xml:space="preserve">{{ data_documento_comprovacao }}, </w:t>
+      </w:r>
+      <w:r>
+        <w:rPr>
+          <w:sz w:val="24"/>
+          <w:szCs w:val="24"/>
+          <w:highlight w:val="yellow"/>
+        </w:rPr>
+        <w:t>ou seja, é anterior ao requerimento. Tal documento comprova que, na data do requerimento administrativo, a parte autora já reunia a condição exigida para a concessão do benefício, inexistindo, portanto, qualquer fato superveniente a ser considerado.</w:t>
+      </w:r>
+    </w:p>
+    <w:p>
+      <w:pPr>
+        <w:pStyle w:val="Recuodecorpodetexto"/>
+        <w:tabs>
+          <w:tab w:val="left" w:pos="8931"/>
+        </w:tabs>
+        <w:spacing w:line="360" w:lineRule="auto"/>
+        <w:ind w:left="0" w:right="134" w:firstLine="567"/>
+        <w:jc w:val="both"/>
+        <w:rPr>
+          <w:sz w:val="24"/>
+          <w:szCs w:val="24"/>
+          <w:highlight w:val="yellow"/>
+        </w:rPr>
+      </w:pPr>
+      <w:r>
+        <w:rPr>
+          <w:sz w:val="24"/>
+          <w:szCs w:val="24"/>
+          <w:highlight w:val="yellow"/>
+        </w:rPr>
+        <w:t xml:space="preserve">Preenchidos os requisitos na própria DER, é desde essa data que o benefício se mostra devido, nos termos do </w:t>
+      </w:r>
+      <w:r>
+        <w:rPr>
+          <w:highlight w:val="yellow"/>
+        </w:rPr>
+        <w:t>{{ fundamentacao_legal_dib }}.</w:t>
+      </w:r>
+      <w:r>
+        <w:rPr>
+          <w:sz w:val="24"/>
+          <w:szCs w:val="24"/>
+          <w:highlight w:val="yellow"/>
+        </w:rPr>
+        <w:t xml:space="preserve"> Não se cogita, na hipótese, de reafirmação da DER, instituto reservado às situações em que os requisitos são implementados em momento posterior ao requerimento.</w:t>
+      </w:r>
+    </w:p>
+    <w:p>
+      <w:pPr>
+        <w:pStyle w:val="Recuodecorpodetexto"/>
+        <w:tabs>
+          <w:tab w:val="left" w:pos="8931"/>
+        </w:tabs>
+        <w:spacing w:after="0" w:line="360" w:lineRule="auto"/>
+        <w:ind w:left="0" w:right="134" w:firstLine="567"/>
+        <w:jc w:val="both"/>
+        <w:rPr>
+          <w:sz w:val="24"/>
+          <w:szCs w:val="24"/>
+          <w:highlight w:val="yellow"/>
+        </w:rPr>
+      </w:pPr>
+      <w:r>
+        <w:rPr>
+          <w:sz w:val="24"/>
+          <w:szCs w:val="24"/>
+          <w:highlight w:val="yellow"/>
+        </w:rPr>
+        <w:t xml:space="preserve">Diante do exposto, requer a concessão do benefício com DIB fixada em </w:t>
+      </w:r>
+      <w:r>
+        <w:rPr>
+          <w:highlight w:val="yellow"/>
+        </w:rPr>
+        <w:t>{{ der }}</w:t>
+      </w:r>
+      <w:r>
+        <w:rPr>
+          <w:sz w:val="24"/>
+          <w:szCs w:val="24"/>
+          <w:highlight w:val="yellow"/>
+        </w:rPr>
+        <w:t>, com o pagamento das parcelas vencidas desde então, devidamente corrigidas e acrescidas de juros de mora, na forma do Manual de Cálculos da Justiça Federal.</w:t>
+      </w:r>
+    </w:p>
+    <w:p>
+      <w:pPr>
+        <w:pStyle w:val="Recuodecorpodetexto"/>
+        <w:tabs>
+          <w:tab w:val="left" w:pos="8931"/>
+        </w:tabs>
+        <w:spacing w:after="0" w:line="360" w:lineRule="auto"/>
+        <w:ind w:left="0" w:right="134"/>
+        <w:jc w:val="both"/>
+      </w:pPr>
+      <w:r>
+        <w:rPr>
+          <w:highlight w:val="yellow"/>
+        </w:rPr>
+        <w:t>{%p endif %}</w:t>
+      </w:r>
+    </w:p>
+    <w:p>
+      <w:pPr>
+        <w:pStyle w:val="Recuodecorpodetexto"/>
+        <w:tabs>
+          <w:tab w:val="left" w:pos="8931"/>
+        </w:tabs>
+        <w:spacing w:after="0" w:line="360" w:lineRule="auto"/>
+        <w:ind w:left="0" w:right="134"/>
+        <w:jc w:val="both"/>
+        <w:rPr>
+          <w:highlight w:val="yellow"/>
+        </w:rPr>
+      </w:pPr>
+      <w:r>
+        <w:rPr>
+          <w:highlight w:val="yellow"/>
+        </w:rPr>
+        <w:t>{%p if tese_reafirmacao_der %}</w:t>
+      </w:r>
+    </w:p>
+    <w:p>
+      <w:pPr>
+        <w:pStyle w:val="Recuodecorpodetexto"/>
+        <w:tabs>
+          <w:tab w:val="left" w:pos="8931"/>
+        </w:tabs>
+        <w:spacing w:after="0" w:line="360" w:lineRule="auto"/>
+        <w:ind w:left="0" w:right="134"/>
+        <w:jc w:val="both"/>
+        <w:rPr>
+          <w:highlight w:val="yellow"/>
+        </w:rPr>
+      </w:pPr>
+    </w:p>
+    <w:p>
+      <w:pPr>
+        <w:pStyle w:val="Recuodecorpodetexto"/>
+        <w:tabs>
+          <w:tab w:val="left" w:pos="8931"/>
+        </w:tabs>
+        <w:spacing w:line="360" w:lineRule="auto"/>
+        <w:ind w:left="0" w:right="134"/>
+        <w:jc w:val="both"/>
+        <w:rPr>
+          <w:highlight w:val="yellow"/>
+        </w:rPr>
+      </w:pPr>
+      <w:r>
+        <w:rPr>
+          <w:rFonts w:ascii="Arial" w:hAnsi="Arial" w:cs="Arial"/>
+          <w:noProof/>
+          <w:sz w:val="24"/>
+          <w:szCs w:val="24"/>
+          <w:highlight w:val="yellow"/>
+          <w:lang w:val="pt-BR" w:eastAsia="pt-BR"/>
+        </w:rPr>
+        <mc:AlternateContent>
+          <mc:Choice Requires="wps">
+            <w:drawing>
+              <wp:anchor distT="0" distB="0" distL="114300" distR="114300" simplePos="0" relativeHeight="251721728" behindDoc="0" locked="0" layoutInCell="1" allowOverlap="1" wp14:anchorId="6EB7A1F4" wp14:editId="3E5EDA70">
+                <wp:simplePos x="0" y="0"/>
+                <wp:positionH relativeFrom="page">
+                  <wp:align>center</wp:align>
+                </wp:positionH>
+                <wp:positionV relativeFrom="paragraph">
+                  <wp:posOffset>110490</wp:posOffset>
+                </wp:positionV>
+                <wp:extent cx="4318000" cy="389255"/>
+                <wp:effectExtent l="0" t="0" r="6350" b="0"/>
+                <wp:wrapNone/>
+                <wp:docPr id="22" name="Retângulo Arredondado 2"/>
+                <wp:cNvGraphicFramePr/>
+                <a:graphic xmlns:a="http://schemas.openxmlformats.org/drawingml/2006/main">
+                  <a:graphicData uri="http://schemas.microsoft.com/office/word/2010/wordprocessingShape">
+                    <wps:wsp>
+                      <wps:cNvSpPr/>
+                      <wps:spPr>
+                        <a:xfrm>
+                          <a:off x="0" y="0"/>
+                          <a:ext cx="4318000" cy="389255"/>
+                        </a:xfrm>
+                        <a:prstGeom prst="roundRect">
+                          <a:avLst/>
+                        </a:prstGeom>
+                        <a:solidFill>
+                          <a:srgbClr val="BEBFC2"/>
+                        </a:solidFill>
+                        <a:ln>
+                          <a:noFill/>
+                          <a:prstDash val="solid"/>
+                          <a:extLst>
+                            <a:ext uri="{C807C97D-BFC1-408E-A445-0C87EB9F89A2}">
+                              <ask:lineSketchStyleProps xmlns:ask="http://schemas.microsoft.com/office/drawing/2018/sketchyshapes" sd="1219033472">
+                                <a:custGeom>
+                                  <a:avLst/>
+                                  <a:gdLst>
+                                    <a:gd name="connsiteX0" fmla="*/ 0 w 2833735"/>
+                                    <a:gd name="connsiteY0" fmla="*/ 57340 h 344032"/>
+                                    <a:gd name="connsiteX1" fmla="*/ 57340 w 2833735"/>
+                                    <a:gd name="connsiteY1" fmla="*/ 0 h 344032"/>
+                                    <a:gd name="connsiteX2" fmla="*/ 2776395 w 2833735"/>
+                                    <a:gd name="connsiteY2" fmla="*/ 0 h 344032"/>
+                                    <a:gd name="connsiteX3" fmla="*/ 2833735 w 2833735"/>
+                                    <a:gd name="connsiteY3" fmla="*/ 57340 h 344032"/>
+                                    <a:gd name="connsiteX4" fmla="*/ 2833735 w 2833735"/>
+                                    <a:gd name="connsiteY4" fmla="*/ 286692 h 344032"/>
+                                    <a:gd name="connsiteX5" fmla="*/ 2776395 w 2833735"/>
+                                    <a:gd name="connsiteY5" fmla="*/ 344032 h 344032"/>
+                                    <a:gd name="connsiteX6" fmla="*/ 57340 w 2833735"/>
+                                    <a:gd name="connsiteY6" fmla="*/ 344032 h 344032"/>
+                                    <a:gd name="connsiteX7" fmla="*/ 0 w 2833735"/>
+                                    <a:gd name="connsiteY7" fmla="*/ 286692 h 344032"/>
+                                    <a:gd name="connsiteX8" fmla="*/ 0 w 2833735"/>
+                                    <a:gd name="connsiteY8" fmla="*/ 57340 h 344032"/>
+                                  </a:gdLst>
+                                  <a:ahLst/>
+                                  <a:cxnLst>
+                                    <a:cxn ang="0">
+                                      <a:pos x="connsiteX0" y="connsiteY0"/>
+                                    </a:cxn>
+                                    <a:cxn ang="0">
+                                      <a:pos x="connsiteX1" y="connsiteY1"/>
+                                    </a:cxn>
+                                    <a:cxn ang="0">
+                                      <a:pos x="connsiteX2" y="connsiteY2"/>
+                                    </a:cxn>
+                                    <a:cxn ang="0">
+                                      <a:pos x="connsiteX3" y="connsiteY3"/>
+                                    </a:cxn>
+                                    <a:cxn ang="0">
+                                      <a:pos x="connsiteX4" y="connsiteY4"/>
+                                    </a:cxn>
+                                    <a:cxn ang="0">
+                                      <a:pos x="connsiteX5" y="connsiteY5"/>
+                                    </a:cxn>
+                                    <a:cxn ang="0">
+                                      <a:pos x="connsiteX6" y="connsiteY6"/>
+                                    </a:cxn>
+                                    <a:cxn ang="0">
+                                      <a:pos x="connsiteX7" y="connsiteY7"/>
+                                    </a:cxn>
+                                    <a:cxn ang="0">
+                                      <a:pos x="connsiteX8" y="connsiteY8"/>
+                                    </a:cxn>
+                                  </a:cxnLst>
+                                  <a:rect l="l" t="t" r="r" b="b"/>
+                                  <a:pathLst>
+                                    <a:path w="2833735" h="344032" fill="none" extrusionOk="0">
+                                      <a:moveTo>
+                                        <a:pt x="0" y="57340"/>
+                                      </a:moveTo>
+                                      <a:cubicBezTo>
+                                        <a:pt x="-2007" y="25347"/>
+                                        <a:pt x="30216" y="3716"/>
+                                        <a:pt x="57340" y="0"/>
+                                      </a:cubicBezTo>
+                                      <a:cubicBezTo>
+                                        <a:pt x="1115669" y="130954"/>
+                                        <a:pt x="1621101" y="43574"/>
+                                        <a:pt x="2776395" y="0"/>
+                                      </a:cubicBezTo>
+                                      <a:cubicBezTo>
+                                        <a:pt x="2810306" y="3454"/>
+                                        <a:pt x="2836733" y="29344"/>
+                                        <a:pt x="2833735" y="57340"/>
+                                      </a:cubicBezTo>
+                                      <a:cubicBezTo>
+                                        <a:pt x="2851358" y="105193"/>
+                                        <a:pt x="2853764" y="249301"/>
+                                        <a:pt x="2833735" y="286692"/>
+                                      </a:cubicBezTo>
+                                      <a:cubicBezTo>
+                                        <a:pt x="2828631" y="319198"/>
+                                        <a:pt x="2806843" y="343190"/>
+                                        <a:pt x="2776395" y="344032"/>
+                                      </a:cubicBezTo>
+                                      <a:cubicBezTo>
+                                        <a:pt x="1948268" y="499229"/>
+                                        <a:pt x="477287" y="507052"/>
+                                        <a:pt x="57340" y="344032"/>
+                                      </a:cubicBezTo>
+                                      <a:cubicBezTo>
+                                        <a:pt x="26010" y="339467"/>
+                                        <a:pt x="-5305" y="321457"/>
+                                        <a:pt x="0" y="286692"/>
+                                      </a:cubicBezTo>
+                                      <a:cubicBezTo>
+                                        <a:pt x="-17091" y="230759"/>
+                                        <a:pt x="-17058" y="139363"/>
+                                        <a:pt x="0" y="57340"/>
+                                      </a:cubicBezTo>
+                                      <a:close/>
+                                    </a:path>
+                                    <a:path w="2833735" h="344032" stroke="0" extrusionOk="0">
+                                      <a:moveTo>
+                                        <a:pt x="0" y="57340"/>
+                                      </a:moveTo>
+                                      <a:cubicBezTo>
+                                        <a:pt x="-4805" y="22708"/>
+                                        <a:pt x="21940" y="1401"/>
+                                        <a:pt x="57340" y="0"/>
+                                      </a:cubicBezTo>
+                                      <a:cubicBezTo>
+                                        <a:pt x="351157" y="132882"/>
+                                        <a:pt x="2493545" y="-84951"/>
+                                        <a:pt x="2776395" y="0"/>
+                                      </a:cubicBezTo>
+                                      <a:cubicBezTo>
+                                        <a:pt x="2806417" y="1608"/>
+                                        <a:pt x="2833583" y="26510"/>
+                                        <a:pt x="2833735" y="57340"/>
+                                      </a:cubicBezTo>
+                                      <a:cubicBezTo>
+                                        <a:pt x="2815671" y="95848"/>
+                                        <a:pt x="2827183" y="185736"/>
+                                        <a:pt x="2833735" y="286692"/>
+                                      </a:cubicBezTo>
+                                      <a:cubicBezTo>
+                                        <a:pt x="2835373" y="318554"/>
+                                        <a:pt x="2810700" y="338605"/>
+                                        <a:pt x="2776395" y="344032"/>
+                                      </a:cubicBezTo>
+                                      <a:cubicBezTo>
+                                        <a:pt x="2327642" y="431671"/>
+                                        <a:pt x="665980" y="271353"/>
+                                        <a:pt x="57340" y="344032"/>
+                                      </a:cubicBezTo>
+                                      <a:cubicBezTo>
+                                        <a:pt x="25186" y="339396"/>
+                                        <a:pt x="-1392" y="320294"/>
+                                        <a:pt x="0" y="286692"/>
+                                      </a:cubicBezTo>
+                                      <a:cubicBezTo>
+                                        <a:pt x="3193" y="236457"/>
+                                        <a:pt x="-11361" y="164917"/>
+                                        <a:pt x="0" y="57340"/>
+                                      </a:cubicBezTo>
+                                      <a:close/>
+                                    </a:path>
+                                  </a:pathLst>
+                                </a:custGeom>
+                                <ask:type>
+                                  <ask:lineSketchNone/>
+                                </ask:type>
+                              </ask:lineSketchStyleProps>
+                            </a:ext>
+                          </a:extLst>
+                        </a:ln>
+                        <a:effectLst/>
+                      </wps:spPr>
+                      <wps:style>
+                        <a:lnRef idx="2">
+                          <a:schemeClr val="accent1">
+                            <a:shade val="15000"/>
+                          </a:schemeClr>
+                        </a:lnRef>
+                        <a:fillRef idx="1">
+                          <a:schemeClr val="accent1"/>
+                        </a:fillRef>
+                        <a:effectRef idx="0">
+                          <a:schemeClr val="accent1"/>
+                        </a:effectRef>
+                        <a:fontRef idx="minor">
+                          <a:schemeClr val="lt1"/>
+                        </a:fontRef>
+                      </wps:style>
+                      <wps:txbx>
+                        <w:txbxContent>
+                          <w:p>
+                            <w:pPr>
+                              <w:jc w:val="center"/>
+                              <w:rPr>
+                                <w:b/>
+                                <w:bCs/>
+                                <w:color w:val="000000"/>
+                                <w:sz w:val="24"/>
+                                <w:szCs w:val="24"/>
+                                <w:lang w:val="pt-BR"/>
+                              </w:rPr>
+                            </w:pPr>
+                            <w:r>
+                              <w:rPr>
+                                <w:rStyle w:val="jsgrdq"/>
+                                <w:b/>
+                                <w:bCs/>
+                                <w:noProof/>
+                                <w:color w:val="000000"/>
+                                <w:sz w:val="24"/>
+                                <w:szCs w:val="24"/>
+                                <w:lang w:val="pt-BR"/>
+                              </w:rPr>
+                              <w:t>DA REAFIRMAÇÃO DA DER</w:t>
+                            </w:r>
+                          </w:p>
+                        </w:txbxContent>
+                      </wps:txbx>
+                      <wps:bodyPr rot="0" spcFirstLastPara="0" vertOverflow="overflow" horzOverflow="overflow" vert="horz" wrap="square" lIns="91440" tIns="45720" rIns="91440" bIns="45720" numCol="1" spcCol="0" rtlCol="0" fromWordArt="0" anchor="ctr" anchorCtr="0" forceAA="0" compatLnSpc="1">
+                        <a:prstTxWarp prst="textNoShape">
+                          <a:avLst/>
+                        </a:prstTxWarp>
+                        <a:noAutofit/>
+                      </wps:bodyPr>
+                    </wps:wsp>
+                  </a:graphicData>
+                </a:graphic>
+                <wp14:sizeRelH relativeFrom="margin">
+                  <wp14:pctWidth>0</wp14:pctWidth>
+                </wp14:sizeRelH>
+                <wp14:sizeRelV relativeFrom="margin">
+                  <wp14:pctHeight>0</wp14:pctHeight>
+                </wp14:sizeRelV>
+              </wp:anchor>
+            </w:drawing>
+          </mc:Choice>
+          <mc:Fallback>
+            <w:pict>
+              <v:roundrect w14:anchorId="6EB7A1F4" id="_x0000_s1034" style="position:absolute;left:0;text-align:left;margin-left:0;margin-top:8.7pt;width:340pt;height:30.65pt;z-index:251721728;visibility:visible;mso-wrap-style:square;mso-width-percent:0;mso-height-percent:0;mso-wrap-distance-left:9pt;mso-wrap-distance-top:0;mso-wrap-distance-right:9pt;mso-wrap-distance-bottom:0;mso-position-horizontal:center;mso-position-horizontal-relative:page;mso-position-vertical:absolute;mso-position-vertical-relative:text;mso-width-percent:0;mso-height-percent:0;mso-width-relative:margin;mso-height-relative:margin;v-text-anchor:middle" arcsize="10923f" o:gfxdata="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" fillcolor="#bebfc2" stroked="f" strokeweight="2pt">
+                <v:textbox>
+                  <w:txbxContent>
+                    <w:p>
+                      <w:pPr>
+                        <w:jc w:val="center"/>
+                        <w:rPr>
+                          <w:b/>
+                          <w:bCs/>
+                          <w:color w:val="000000"/>
+                          <w:sz w:val="24"/>
+                          <w:szCs w:val="24"/>
+                          <w:lang w:val="pt-BR"/>
+                        </w:rPr>
+                      </w:pPr>
+                      <w:r>
+                        <w:rPr>
+                          <w:rStyle w:val="jsgrdq"/>
+                          <w:b/>
+                          <w:bCs/>
+                          <w:noProof/>
+                          <w:color w:val="000000"/>
+                          <w:sz w:val="24"/>
+                          <w:szCs w:val="24"/>
+                          <w:lang w:val="pt-BR"/>
+                        </w:rPr>
+                        <w:t>DA REAFIRMAÇÃO DA DER</w:t>
+                      </w:r>
+                    </w:p>
+                  </w:txbxContent>
+                </v:textbox>
+                <w10:wrap anchorx="page"/>
+              </v:roundrect>
+            </w:pict>
+          </mc:Fallback>
+        </mc:AlternateContent>
+      </w:r>
+    </w:p>
+    <w:p>
+      <w:pPr>
+        <w:pStyle w:val="Recuodecorpodetexto"/>
+        <w:tabs>
+          <w:tab w:val="left" w:pos="8931"/>
+        </w:tabs>
+        <w:spacing w:line="360" w:lineRule="auto"/>
+        <w:ind w:left="0" w:right="134"/>
+        <w:jc w:val="both"/>
+        <w:rPr>
+          <w:sz w:val="24"/>
+          <w:szCs w:val="24"/>
+          <w:highlight w:val="yellow"/>
+        </w:rPr>
+      </w:pPr>
+    </w:p>
+    <w:p>
+      <w:pPr>
+        <w:pStyle w:val="Recuodecorpodetexto"/>
+        <w:tabs>
+          <w:tab w:val="left" w:pos="8931"/>
+        </w:tabs>
+        <w:spacing w:line="360" w:lineRule="auto"/>
+        <w:ind w:left="0" w:right="134" w:firstLine="709"/>
+        <w:jc w:val="both"/>
+        <w:rPr>
+          <w:sz w:val="24"/>
+          <w:szCs w:val="24"/>
+          <w:highlight w:val="yellow"/>
+        </w:rPr>
+      </w:pPr>
+      <w:r>
+        <w:rPr>
+          <w:sz w:val="24"/>
+          <w:szCs w:val="24"/>
+          <w:highlight w:val="yellow"/>
+        </w:rPr>
+        <w:t>A reafirmação da DER consiste na possibilidade de deslocar a Data de Entrada do Requerimento para o momento em que efetivamente implementados os requisitos do benefício, nas hipóteses em que a parte não os reunia na data do requerimento originário, mas veio a preenchê-los em momento posterior, por fato superveniente, conforme firmado no Tema 995 do Superior Tribunal de Justiça.</w:t>
+      </w:r>
+    </w:p>
+    <w:p>
+      <w:pPr>
+        <w:pStyle w:val="Recuodecorpodetexto"/>
+        <w:tabs>
+          <w:tab w:val="left" w:pos="8931"/>
+        </w:tabs>
+        <w:spacing w:line="360" w:lineRule="auto"/>
+        <w:ind w:left="0" w:right="134" w:firstLine="709"/>
+        <w:jc w:val="both"/>
+        <w:rPr>
+          <w:sz w:val="24"/>
+          <w:szCs w:val="24"/>
+          <w:highlight w:val="yellow"/>
+        </w:rPr>
+      </w:pPr>
+      <w:r>
+        <w:rPr>
+          <w:sz w:val="24"/>
+          <w:szCs w:val="24"/>
+          <w:highlight w:val="yellow"/>
+        </w:rPr>
+        <w:t>Vejamos o posicionamento do Superior Tribunal de Justiça quanto ao tema:</w:t>
+      </w:r>
+    </w:p>
+    <w:p>
+      <w:pPr>
+        <w:pStyle w:val="Recuodecorpodetexto"/>
+        <w:tabs>
+          <w:tab w:val="left" w:pos="8931"/>
+        </w:tabs>
+        <w:spacing w:line="360" w:lineRule="auto"/>
+        <w:ind w:left="0" w:right="134" w:firstLine="709"/>
+        <w:jc w:val="both"/>
+        <w:rPr>
+          <w:sz w:val="24"/>
+          <w:szCs w:val="24"/>
+          <w:highlight w:val="yellow"/>
+        </w:rPr>
+      </w:pPr>
+      <w:r>
+        <w:rPr>
+          <w:sz w:val="24"/>
+          <w:szCs w:val="24"/>
+          <w:highlight w:val="yellow"/>
+        </w:rPr>
+        <w:t>PROCESSUAL CIVIL E PREVIDENCIÁRIO. RECURSO ESPECIAL REPETITIVO. ENUNCIADO ADMINISTRATIVO 3/STJ. REAFIRMAÇÃO DA DER (DATA DE ENTRADA DO REQUERIMENTO). CABIMENTO. RECURSO ESPECIAL PROVIDO. [...] 4. Tese representativa da controvérsia fixada nos seguintes termos: É possível a reafirmação da DER (Data de Entrada do Requerimento) para o momento em que implementados os requisitos para a concessão do benefício, mesmo que isso se dê no interstício entre o ajuizamento da ação e a entrega da prestação jurisdicional nas instâncias ordinárias, nos termos dos arts. 493 e 933 do CPC/2015, observada a causa de pedir. [...]</w:t>
+      </w:r>
+    </w:p>
+    <w:p>
+      <w:pPr>
+        <w:pStyle w:val="Recuodecorpodetexto"/>
+        <w:tabs>
+          <w:tab w:val="left" w:pos="8931"/>
+        </w:tabs>
+        <w:spacing w:line="360" w:lineRule="auto"/>
+        <w:ind w:left="0" w:right="134" w:firstLine="709"/>
+        <w:jc w:val="both"/>
+        <w:rPr>
+          <w:sz w:val="24"/>
+          <w:szCs w:val="24"/>
+          <w:highlight w:val="yellow"/>
+        </w:rPr>
+      </w:pPr>
+      <w:r>
+        <w:rPr>
+          <w:sz w:val="24"/>
+          <w:szCs w:val="24"/>
+          <w:highlight w:val="yellow"/>
+        </w:rPr>
+        <w:t>(STJ, REsp 1.727.064/SP, Rel. Min. Mauro Campbell Marques, Primeira Seção, j. 23/10/2019, DJe 02/12/2019)</w:t>
+      </w:r>
+    </w:p>
+    <w:p>
+      <w:pPr>
+        <w:pStyle w:val="Recuodecorpodetexto"/>
+        <w:tabs>
+          <w:tab w:val="left" w:pos="8931"/>
+        </w:tabs>
+        <w:spacing w:line="360" w:lineRule="auto"/>
+        <w:ind w:left="0" w:right="134" w:firstLine="709"/>
+        <w:jc w:val="both"/>
+        <w:rPr>
+          <w:sz w:val="24"/>
+          <w:szCs w:val="24"/>
+          <w:highlight w:val="yellow"/>
+        </w:rPr>
+      </w:pPr>
+      <w:r>
+        <w:rPr>
+          <w:sz w:val="24"/>
+          <w:szCs w:val="24"/>
+          <w:highlight w:val="yellow"/>
+        </w:rPr>
+        <w:t xml:space="preserve">No caso em apreço, embora a parte autora não reunisse a totalidade dos requisitos na data do requerimento administrativo ou não dispusesse, à época, de prova do requisito ora demonstrado, sobreveio fato apto a comprovar o adimplemento da condição faltante em </w:t>
+      </w:r>
+      <w:r>
+        <w:rPr>
+          <w:highlight w:val="yellow"/>
+        </w:rPr>
+        <w:t>{{ data_reafirmacao_der }}</w:t>
+      </w:r>
+      <w:r>
+        <w:rPr>
+          <w:sz w:val="24"/>
+          <w:szCs w:val="24"/>
+          <w:highlight w:val="yellow"/>
+        </w:rPr>
+        <w:t>, consubstanciado em Laudo Médico, devendo a DER ser reafirmada para essa data, com a consequente fixação da DIB no mesmo marco.</w:t>
+      </w:r>
+    </w:p>
+    <w:p>
+      <w:pPr>
+        <w:pStyle w:val="Recuodecorpodetexto"/>
+        <w:tabs>
+          <w:tab w:val="left" w:pos="8931"/>
+        </w:tabs>
+        <w:spacing w:line="360" w:lineRule="auto"/>
+        <w:ind w:left="0" w:right="134" w:firstLine="709"/>
+        <w:jc w:val="both"/>
+        <w:rPr>
+          <w:sz w:val="24"/>
+          <w:szCs w:val="24"/>
+          <w:highlight w:val="yellow"/>
+        </w:rPr>
+      </w:pPr>
+      <w:r>
+        <w:rPr>
+          <w:sz w:val="24"/>
+          <w:szCs w:val="24"/>
+          <w:highlight w:val="yellow"/>
+        </w:rPr>
+        <w:t>Ressalte-se que o pedido de reafirmação é formulado desde já e expressamente, em observância à ressalva final do Tema 995 quanto à causa de pedir, restando integralmente assegurado o contraditório à autarquia ré.</w:t>
+      </w:r>
+    </w:p>
+    <w:p>
+      <w:pPr>
+        <w:pStyle w:val="Recuodecorpodetexto"/>
+        <w:tabs>
+          <w:tab w:val="left" w:pos="8931"/>
+        </w:tabs>
+        <w:spacing w:after="0" w:line="360" w:lineRule="auto"/>
+        <w:ind w:left="0" w:right="134" w:firstLine="709"/>
+        <w:jc w:val="both"/>
+        <w:rPr>
+          <w:sz w:val="24"/>
+          <w:szCs w:val="24"/>
+          <w:highlight w:val="yellow"/>
+        </w:rPr>
+      </w:pPr>
+      <w:r>
+        <w:rPr>
+          <w:sz w:val="24"/>
+          <w:szCs w:val="24"/>
+          <w:highlight w:val="yellow"/>
+        </w:rPr>
+        <w:t xml:space="preserve">Diante do exposto, requer o acolhimento da reafirmação da DER para </w:t>
+      </w:r>
+      <w:r>
+        <w:rPr>
+          <w:sz w:val="24"/>
+          <w:szCs w:val="24"/>
+          <w:highlight w:val="yellow"/>
+        </w:rPr>
+        <w:t>{</w:t>
+      </w:r>
+      <w:r>
+        <w:rPr>
+          <w:highlight w:val="yellow"/>
+        </w:rPr>
+        <w:t>{ data_reafirmacao_der }}</w:t>
+      </w:r>
+      <w:r>
+        <w:rPr>
+          <w:sz w:val="24"/>
+          <w:szCs w:val="24"/>
+          <w:highlight w:val="yellow"/>
+        </w:rPr>
+        <w:t>, fixando-se a DIB nesse marco, nos termos dos arts. 493 e 933 do CPC/2015 e do Tema 995 do STJ.</w:t>
+      </w:r>
+    </w:p>
+    <w:p>
+      <w:pPr>
+        <w:pStyle w:val="Recuodecorpodetexto"/>
+        <w:tabs>
+          <w:tab w:val="left" w:pos="8931"/>
+        </w:tabs>
+        <w:spacing w:after="0" w:line="360" w:lineRule="auto"/>
+        <w:ind w:left="0" w:right="134"/>
+        <w:jc w:val="both"/>
+        <w:rPr>
+          <w:sz w:val="24"/>
+          <w:szCs w:val="24"/>
+        </w:rPr>
+      </w:pPr>
+      <w:r>
+        <w:rPr>
+          <w:highlight w:val="yellow"/>
+        </w:rPr>
+        <w:t>{%p endif %}</w:t>
+      </w:r>
+    </w:p>
+    <w:p>
+      <w:pPr>
+        <w:spacing w:before="90" w:line="360" w:lineRule="auto"/>
+        <w:ind w:right="183"/>
+        <w:jc w:val="both"/>
+        <w:rPr>
+          <w:sz w:val="24"/>
+          <w:szCs w:val="24"/>
+        </w:rPr>
+      </w:pPr>
+      <w:r>
+        <w:rPr>
+          <w:rFonts w:ascii="Arial" w:hAnsi="Arial" w:cs="Arial"/>
+          <w:noProof/>
+          <w:sz w:val="24"/>
+          <w:szCs w:val="24"/>
+          <w:lang w:val="pt-BR" w:eastAsia="pt-BR"/>
+        </w:rPr>
+        <mc:AlternateContent>
+          <mc:Choice Requires="wps">
+            <w:drawing>
+              <wp:anchor distT="0" distB="0" distL="114300" distR="114300" simplePos="0" relativeHeight="251707392" behindDoc="0" locked="0" layoutInCell="1" allowOverlap="1" wp14:anchorId="6925031D" wp14:editId="669C3E63">
+                <wp:simplePos x="0" y="0"/>
+                <wp:positionH relativeFrom="page">
+                  <wp:align>center</wp:align>
+                </wp:positionH>
+                <wp:positionV relativeFrom="paragraph">
+                  <wp:posOffset>47107</wp:posOffset>
                 </wp:positionV>
                 <wp:extent cx="4318000" cy="389255"/>
                 <wp:effectExtent l="0" t="0" r="6350" b="0"/>
@@ -1303,7 +4642,7 @@
           </mc:Choice>
           <mc:Fallback>
             <w:pict>
-              <v:roundrect w14:anchorId="6925031D" id="Retângulo Arredondado 2" o:spid="_x0000_s1029" style="position:absolute;left:0;text-align:left;margin-left:-9.35pt;margin-top:13.85pt;width:340pt;height:30.65pt;z-index:251707392;visibility:visible;mso-wrap-style:square;mso-width-percent:0;mso-height-percent:0;mso-wrap-distance-left:9pt;mso-wrap-distance-top:0;mso-wrap-distance-right:9pt;mso-wrap-distance-bottom:0;mso-position-horizontal:absolute;mso-position-horizontal-relative:text;mso-position-vertical:absolute;mso-position-vertical-relative:text;mso-width-percent:0;mso-height-percent:0;mso-width-relative:margin;mso-height-relative:margin;v-text-anchor:middle" arcsize="10923f" o:gfxdata="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" fillcolor="#bebfc2" stroked="f" strokeweight="2pt">
+              <v:roundrect w14:anchorId="6925031D" id="_x0000_s1035" style="position:absolute;left:0;text-align:left;margin-left:0;margin-top:3.7pt;width:340pt;height:30.65pt;z-index:251707392;visibility:visible;mso-wrap-style:square;mso-width-percent:0;mso-height-percent:0;mso-wrap-distance-left:9pt;mso-wrap-distance-top:0;mso-wrap-distance-right:9pt;mso-wrap-distance-bottom:0;mso-position-horizontal:center;mso-position-horizontal-relative:page;mso-position-vertical:absolute;mso-position-vertical-relative:text;mso-width-percent:0;mso-height-percent:0;mso-width-relative:margin;mso-height-relative:margin;v-text-anchor:middle" arcsize="10923f" o:gfxdata="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" fillcolor="#bebfc2" stroked="f" strokeweight="2pt">
                 <v:textbox>
                   <w:txbxContent>
                     <w:p>
@@ -1334,6 +4673,7 @@
                     </w:p>
                   </w:txbxContent>
                 </v:textbox>
+                <w10:wrap anchorx="page"/>
               </v:roundrect>
             </w:pict>
           </mc:Fallback>
@@ -1414,22 +4754,6 @@
           <w:szCs w:val="24"/>
         </w:rPr>
       </w:pPr>
-    </w:p>
-    <w:p>
-      <w:pPr>
-        <w:rPr>
-          <w:sz w:val="21"/>
-          <w:szCs w:val="21"/>
-        </w:rPr>
-      </w:pPr>
-    </w:p>
-    <w:p>
-      <w:pPr>
-        <w:rPr>
-          <w:sz w:val="21"/>
-          <w:szCs w:val="21"/>
-        </w:rPr>
-      </w:pPr>
       <w:r>
         <w:rPr>
           <w:rFonts w:ascii="Arial" w:hAnsi="Arial" w:cs="Arial"/>
@@ -1438,13 +4762,13 @@
         <mc:AlternateContent>
           <mc:Choice Requires="wps">
             <w:drawing>
-              <wp:anchor distT="0" distB="0" distL="114300" distR="114300" simplePos="0" relativeHeight="251705344" behindDoc="0" locked="0" layoutInCell="1" allowOverlap="1" wp14:anchorId="1EB8DAC5" wp14:editId="34AD7B3A">
+              <wp:anchor distT="0" distB="0" distL="114300" distR="114300" simplePos="0" relativeHeight="251705344" behindDoc="0" locked="0" layoutInCell="1" allowOverlap="1" wp14:anchorId="1EB8DAC5" wp14:editId="3255F531">
                 <wp:simplePos x="0" y="0"/>
-                <wp:positionH relativeFrom="column">
-                  <wp:posOffset>-266912</wp:posOffset>
+                <wp:positionH relativeFrom="page">
+                  <wp:align>center</wp:align>
                 </wp:positionH>
                 <wp:positionV relativeFrom="paragraph">
-                  <wp:posOffset>7831</wp:posOffset>
+                  <wp:posOffset>156246</wp:posOffset>
                 </wp:positionV>
                 <wp:extent cx="4259580" cy="381000"/>
                 <wp:effectExtent l="0" t="0" r="7620" b="0"/>
@@ -1518,7 +4842,7 @@
           </mc:Choice>
           <mc:Fallback>
             <w:pict>
-              <v:roundrect w14:anchorId="1EB8DAC5" id="Retângulo: Cantos Arredondados 7" o:spid="_x0000_s1030" style="position:absolute;margin-left:-21pt;margin-top:.6pt;width:335.4pt;height:30pt;z-index:251705344;visibility:visible;mso-wrap-style:square;mso-width-percent:0;mso-height-percent:0;mso-wrap-distance-left:9pt;mso-wrap-distance-top:0;mso-wrap-distance-right:9pt;mso-wrap-distance-bottom:0;mso-position-horizontal:absolute;mso-position-horizontal-relative:text;mso-position-vertical:absolute;mso-position-vertical-relative:text;mso-width-percent:0;mso-height-percent:0;mso-width-relative:margin;mso-height-relative:margin;v-text-anchor:middle" arcsize="10923f" o:gfxdata="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" fillcolor="#c0bcbe" stroked="f" strokeweight="1pt">
+              <v:roundrect w14:anchorId="1EB8DAC5" id="Retângulo: Cantos Arredondados 7" o:spid="_x0000_s1036" style="position:absolute;margin-left:0;margin-top:12.3pt;width:335.4pt;height:30pt;z-index:251705344;visibility:visible;mso-wrap-style:square;mso-width-percent:0;mso-height-percent:0;mso-wrap-distance-left:9pt;mso-wrap-distance-top:0;mso-wrap-distance-right:9pt;mso-wrap-distance-bottom:0;mso-position-horizontal:center;mso-position-horizontal-relative:page;mso-position-vertical:absolute;mso-position-vertical-relative:text;mso-width-percent:0;mso-height-percent:0;mso-width-relative:margin;mso-height-relative:margin;v-text-anchor:middle" arcsize="10923f" o:gfxdata="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" fillcolor="#c0bcbe" stroked="f" strokeweight="1pt">
                 <v:stroke joinstyle="miter"/>
                 <v:textbox>
                   <w:txbxContent>
@@ -1541,11 +4865,28 @@
                     </w:p>
                   </w:txbxContent>
                 </v:textbox>
+                <w10:wrap anchorx="page"/>
               </v:roundrect>
             </w:pict>
           </mc:Fallback>
         </mc:AlternateContent>
       </w:r>
+    </w:p>
+    <w:p>
+      <w:pPr>
+        <w:rPr>
+          <w:sz w:val="21"/>
+          <w:szCs w:val="21"/>
+        </w:rPr>
+      </w:pPr>
+    </w:p>
+    <w:p>
+      <w:pPr>
+        <w:rPr>
+          <w:sz w:val="21"/>
+          <w:szCs w:val="21"/>
+        </w:rPr>
+      </w:pPr>
     </w:p>
     <w:p>
       <w:pPr>
@@ -1806,6 +5147,7 @@
           <w:sz w:val="24"/>
           <w:szCs w:val="24"/>
         </w:rPr>
+        <w:lastRenderedPageBreak/>
         <w:t>Importante</w:t>
       </w:r>
       <w:r>
@@ -2122,7 +5464,6 @@
           <w:sz w:val="24"/>
           <w:szCs w:val="24"/>
         </w:rPr>
-        <w:lastRenderedPageBreak/>
         <w:t xml:space="preserve">Em virtude de tal fato, é indubitável que </w:t>
       </w:r>
       <w:r>
@@ -2192,13 +5533,13 @@
         <mc:AlternateContent>
           <mc:Choice Requires="wps">
             <w:drawing>
-              <wp:anchor distT="0" distB="0" distL="114300" distR="114300" simplePos="0" relativeHeight="251695104" behindDoc="0" locked="0" layoutInCell="1" allowOverlap="1" wp14:anchorId="732D4B67" wp14:editId="479682C8">
+              <wp:anchor distT="0" distB="0" distL="114300" distR="114300" simplePos="0" relativeHeight="251695104" behindDoc="0" locked="0" layoutInCell="1" allowOverlap="1" wp14:anchorId="732D4B67" wp14:editId="79CAD484">
                 <wp:simplePos x="0" y="0"/>
                 <wp:positionH relativeFrom="margin">
-                  <wp:align>left</wp:align>
+                  <wp:align>center</wp:align>
                 </wp:positionH>
                 <wp:positionV relativeFrom="paragraph">
-                  <wp:posOffset>291465</wp:posOffset>
+                  <wp:posOffset>227070</wp:posOffset>
                 </wp:positionV>
                 <wp:extent cx="4259580" cy="389255"/>
                 <wp:effectExtent l="0" t="0" r="7620" b="0"/>
@@ -2272,7 +5613,7 @@
           </mc:Choice>
           <mc:Fallback>
             <w:pict>
-              <v:roundrect w14:anchorId="732D4B67" id="Retângulo: Cantos Arredondados 14" o:spid="_x0000_s1031" style="position:absolute;left:0;text-align:left;margin-left:0;margin-top:22.95pt;width:335.4pt;height:30.65pt;z-index:251695104;visibility:visible;mso-wrap-style:square;mso-width-percent:0;mso-height-percent:0;mso-wrap-distance-left:9pt;mso-wrap-distance-top:0;mso-wrap-distance-right:9pt;mso-wrap-distance-bottom:0;mso-position-horizontal:left;mso-position-horizontal-relative:margin;mso-position-vertical:absolute;mso-position-vertical-relative:text;mso-width-percent:0;mso-height-percent:0;mso-width-relative:margin;mso-height-relative:margin;v-text-anchor:middle" arcsize="10923f" o:gfxdata="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" fillcolor="#c0bcbe" stroked="f" strokeweight="1pt">
+              <v:roundrect w14:anchorId="732D4B67" id="Retângulo: Cantos Arredondados 14" o:spid="_x0000_s1037" style="position:absolute;left:0;text-align:left;margin-left:0;margin-top:17.9pt;width:335.4pt;height:30.65pt;z-index:251695104;visibility:visible;mso-wrap-style:square;mso-width-percent:0;mso-height-percent:0;mso-wrap-distance-left:9pt;mso-wrap-distance-top:0;mso-wrap-distance-right:9pt;mso-wrap-distance-bottom:0;mso-position-horizontal:center;mso-position-horizontal-relative:margin;mso-position-vertical:absolute;mso-position-vertical-relative:text;mso-width-percent:0;mso-height-percent:0;mso-width-relative:margin;mso-height-relative:margin;v-text-anchor:middle" arcsize="10923f" o:gfxdata="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" fillcolor="#c0bcbe" stroked="f" strokeweight="1pt">
                 <v:stroke joinstyle="miter"/>
                 <v:textbox>
                   <w:txbxContent>
@@ -2401,6 +5742,7 @@
           <w:sz w:val="24"/>
           <w:szCs w:val="24"/>
         </w:rPr>
+        <w:lastRenderedPageBreak/>
         <w:t>A Lei Orgânica da Assistência Social, 8.742/93, regulamentou a previsão constitucional, estabelecendo que para a concessão do benefício ora pleiteado, se faz necessário que o requerente seja comprovadamente deficiente ou idoso com mais de 65 anos, incapaz de prover seu próprio sustento e que sua família também não possa fazê-lo. Além disso, se faz necessário que a renda per capita do grupo familiar seja igual ou inferior a ¼ do salário mínimo vigente. Vejamos os dispositivos</w:t>
       </w:r>
     </w:p>
@@ -2440,13 +5782,13 @@
         <mc:AlternateContent>
           <mc:Choice Requires="wps">
             <w:drawing>
-              <wp:anchor distT="0" distB="0" distL="114300" distR="114300" simplePos="0" relativeHeight="251697152" behindDoc="0" locked="0" layoutInCell="1" allowOverlap="1" wp14:anchorId="3E72F790" wp14:editId="1C501BAF">
+              <wp:anchor distT="0" distB="0" distL="114300" distR="114300" simplePos="0" relativeHeight="251697152" behindDoc="0" locked="0" layoutInCell="1" allowOverlap="1" wp14:anchorId="3E72F790" wp14:editId="56C29A52">
                 <wp:simplePos x="0" y="0"/>
                 <wp:positionH relativeFrom="margin">
-                  <wp:posOffset>-131868</wp:posOffset>
+                  <wp:align>center</wp:align>
                 </wp:positionH>
                 <wp:positionV relativeFrom="paragraph">
-                  <wp:posOffset>122343</wp:posOffset>
+                  <wp:posOffset>160557</wp:posOffset>
                 </wp:positionV>
                 <wp:extent cx="4259580" cy="363855"/>
                 <wp:effectExtent l="0" t="0" r="7620" b="0"/>
@@ -2519,7 +5861,7 @@
           </mc:Choice>
           <mc:Fallback>
             <w:pict>
-              <v:roundrect w14:anchorId="3E72F790" id="Retângulo: Cantos Arredondados 16" o:spid="_x0000_s1032" style="position:absolute;left:0;text-align:left;margin-left:-10.4pt;margin-top:9.65pt;width:335.4pt;height:28.65pt;z-index:251697152;visibility:visible;mso-wrap-style:square;mso-width-percent:0;mso-height-percent:0;mso-wrap-distance-left:9pt;mso-wrap-distance-top:0;mso-wrap-distance-right:9pt;mso-wrap-distance-bottom:0;mso-position-horizontal:absolute;mso-position-horizontal-relative:margin;mso-position-vertical:absolute;mso-position-vertical-relative:text;mso-width-percent:0;mso-height-percent:0;mso-width-relative:margin;mso-height-relative:margin;v-text-anchor:middle" arcsize="10923f" o:gfxdata="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" fillcolor="#c0bcbe" stroked="f" strokeweight="1pt">
+              <v:roundrect w14:anchorId="3E72F790" id="Retângulo: Cantos Arredondados 16" o:spid="_x0000_s1038" style="position:absolute;left:0;text-align:left;margin-left:0;margin-top:12.65pt;width:335.4pt;height:28.65pt;z-index:251697152;visibility:visible;mso-wrap-style:square;mso-width-percent:0;mso-height-percent:0;mso-wrap-distance-left:9pt;mso-wrap-distance-top:0;mso-wrap-distance-right:9pt;mso-wrap-distance-bottom:0;mso-position-horizontal:center;mso-position-horizontal-relative:margin;mso-position-vertical:absolute;mso-position-vertical-relative:text;mso-width-percent:0;mso-height-percent:0;mso-width-relative:margin;mso-height-relative:margin;v-text-anchor:middle" arcsize="10923f" o:gfxdata="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" fillcolor="#c0bcbe" stroked="f" strokeweight="1pt">
                 <v:stroke joinstyle="miter"/>
                 <v:textbox>
                   <w:txbxContent>
@@ -2587,7 +5929,6 @@
           <w:sz w:val="24"/>
           <w:szCs w:val="24"/>
         </w:rPr>
-        <w:lastRenderedPageBreak/>
         <w:t xml:space="preserve">Quanto ao critério de deficiência, </w:t>
       </w:r>
       <w:r>
@@ -2759,17 +6100,6 @@
           <w:szCs w:val="24"/>
         </w:rPr>
       </w:pPr>
-    </w:p>
-    <w:p>
-      <w:pPr>
-        <w:spacing w:before="240" w:line="360" w:lineRule="auto"/>
-        <w:ind w:left="101" w:right="439" w:firstLine="720"/>
-        <w:jc w:val="both"/>
-        <w:rPr>
-          <w:sz w:val="24"/>
-          <w:szCs w:val="24"/>
-        </w:rPr>
-      </w:pPr>
       <w:r>
         <w:rPr>
           <w:rFonts w:ascii="Arial" w:hAnsi="Arial" w:cs="Arial"/>
@@ -2778,13 +6108,13 @@
         <mc:AlternateContent>
           <mc:Choice Requires="wps">
             <w:drawing>
-              <wp:anchor distT="0" distB="0" distL="114300" distR="114300" simplePos="0" relativeHeight="251699200" behindDoc="0" locked="0" layoutInCell="1" allowOverlap="1" wp14:anchorId="690468CF" wp14:editId="179D70A1">
+              <wp:anchor distT="0" distB="0" distL="114300" distR="114300" simplePos="0" relativeHeight="251699200" behindDoc="0" locked="0" layoutInCell="1" allowOverlap="1" wp14:anchorId="690468CF" wp14:editId="49EC49F6">
                 <wp:simplePos x="0" y="0"/>
                 <wp:positionH relativeFrom="margin">
-                  <wp:align>left</wp:align>
+                  <wp:align>center</wp:align>
                 </wp:positionH>
                 <wp:positionV relativeFrom="paragraph">
-                  <wp:posOffset>-10795</wp:posOffset>
+                  <wp:posOffset>324861</wp:posOffset>
                 </wp:positionV>
                 <wp:extent cx="4259580" cy="389255"/>
                 <wp:effectExtent l="0" t="0" r="7620" b="0"/>
@@ -2858,7 +6188,7 @@
           </mc:Choice>
           <mc:Fallback>
             <w:pict>
-              <v:roundrect w14:anchorId="690468CF" id="Retângulo: Cantos Arredondados 20" o:spid="_x0000_s1033" style="position:absolute;left:0;text-align:left;margin-left:0;margin-top:-.85pt;width:335.4pt;height:30.65pt;z-index:251699200;visibility:visible;mso-wrap-style:square;mso-width-percent:0;mso-height-percent:0;mso-wrap-distance-left:9pt;mso-wrap-distance-top:0;mso-wrap-distance-right:9pt;mso-wrap-distance-bottom:0;mso-position-horizontal:left;mso-position-horizontal-relative:margin;mso-position-vertical:absolute;mso-position-vertical-relative:text;mso-width-percent:0;mso-height-percent:0;mso-width-relative:margin;mso-height-relative:margin;v-text-anchor:middle" arcsize="10923f" o:gfxdata="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" fillcolor="#c0bcbe" stroked="f" strokeweight="1pt">
+              <v:roundrect w14:anchorId="690468CF" id="Retângulo: Cantos Arredondados 20" o:spid="_x0000_s1039" style="position:absolute;left:0;text-align:left;margin-left:0;margin-top:25.6pt;width:335.4pt;height:30.65pt;z-index:251699200;visibility:visible;mso-wrap-style:square;mso-width-percent:0;mso-height-percent:0;mso-wrap-distance-left:9pt;mso-wrap-distance-top:0;mso-wrap-distance-right:9pt;mso-wrap-distance-bottom:0;mso-position-horizontal:center;mso-position-horizontal-relative:margin;mso-position-vertical:absolute;mso-position-vertical-relative:text;mso-width-percent:0;mso-height-percent:0;mso-width-relative:margin;mso-height-relative:margin;v-text-anchor:middle" arcsize="10923f" o:gfxdata="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" fillcolor="#c0bcbe" stroked="f" strokeweight="1pt">
                 <v:stroke joinstyle="miter"/>
                 <v:textbox>
                   <w:txbxContent>
@@ -2890,6 +6220,17 @@
     </w:p>
     <w:p>
       <w:pPr>
+        <w:spacing w:before="240" w:line="360" w:lineRule="auto"/>
+        <w:ind w:left="101" w:right="439" w:firstLine="720"/>
+        <w:jc w:val="both"/>
+        <w:rPr>
+          <w:sz w:val="24"/>
+          <w:szCs w:val="24"/>
+        </w:rPr>
+      </w:pPr>
+    </w:p>
+    <w:p>
+      <w:pPr>
         <w:tabs>
           <w:tab w:val="left" w:pos="912"/>
         </w:tabs>
@@ -3022,16 +6363,17 @@
           <w:rFonts w:ascii="Arial" w:hAnsi="Arial" w:cs="Arial"/>
           <w:noProof/>
         </w:rPr>
+        <w:lastRenderedPageBreak/>
         <mc:AlternateContent>
           <mc:Choice Requires="wps">
             <w:drawing>
-              <wp:anchor distT="0" distB="0" distL="114300" distR="114300" simplePos="0" relativeHeight="251701248" behindDoc="0" locked="0" layoutInCell="1" allowOverlap="1" wp14:anchorId="4B3B3A59" wp14:editId="4737C7AB">
+              <wp:anchor distT="0" distB="0" distL="114300" distR="114300" simplePos="0" relativeHeight="251701248" behindDoc="0" locked="0" layoutInCell="1" allowOverlap="1" wp14:anchorId="4B3B3A59" wp14:editId="237AECF4">
                 <wp:simplePos x="0" y="0"/>
                 <wp:positionH relativeFrom="margin">
-                  <wp:posOffset>-771525</wp:posOffset>
+                  <wp:posOffset>-398038</wp:posOffset>
                 </wp:positionH>
                 <wp:positionV relativeFrom="paragraph">
-                  <wp:posOffset>43180</wp:posOffset>
+                  <wp:posOffset>56059</wp:posOffset>
                 </wp:positionV>
                 <wp:extent cx="6315075" cy="504825"/>
                 <wp:effectExtent l="0" t="0" r="9525" b="9525"/>
@@ -3113,7 +6455,7 @@
           </mc:Choice>
           <mc:Fallback>
             <w:pict>
-              <v:roundrect w14:anchorId="4B3B3A59" id="Retângulo: Cantos Arredondados 21" o:spid="_x0000_s1034" style="position:absolute;left:0;text-align:left;margin-left:-60.75pt;margin-top:3.4pt;width:497.25pt;height:39.75pt;z-index:251701248;visibility:visible;mso-wrap-style:square;mso-width-percent:0;mso-height-percent:0;mso-wrap-distance-left:9pt;mso-wrap-distance-top:0;mso-wrap-distance-right:9pt;mso-wrap-distance-bottom:0;mso-position-horizontal:absolute;mso-position-horizontal-relative:margin;mso-position-vertical:absolute;mso-position-vertical-relative:text;mso-width-percent:0;mso-height-percent:0;mso-width-relative:margin;mso-height-relative:margin;v-text-anchor:middle" arcsize="10923f" o:gfxdata="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" fillcolor="#c0bcbe" stroked="f" strokeweight="1pt">
+              <v:roundrect w14:anchorId="4B3B3A59" id="Retângulo: Cantos Arredondados 21" o:spid="_x0000_s1040" style="position:absolute;left:0;text-align:left;margin-left:-31.35pt;margin-top:4.4pt;width:497.25pt;height:39.75pt;z-index:251701248;visibility:visible;mso-wrap-style:square;mso-width-percent:0;mso-height-percent:0;mso-wrap-distance-left:9pt;mso-wrap-distance-top:0;mso-wrap-distance-right:9pt;mso-wrap-distance-bottom:0;mso-position-horizontal:absolute;mso-position-horizontal-relative:margin;mso-position-vertical:absolute;mso-position-vertical-relative:text;mso-width-percent:0;mso-height-percent:0;mso-width-relative:margin;mso-height-relative:margin;v-text-anchor:middle" arcsize="10923f" o:gfxdata="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" fillcolor="#c0bcbe" stroked="f" strokeweight="1pt">
                 <v:stroke joinstyle="miter"/>
                 <v:textbox>
                   <w:txbxContent>
@@ -3262,7 +6604,6 @@
           <w:sz w:val="24"/>
           <w:szCs w:val="24"/>
         </w:rPr>
-        <w:lastRenderedPageBreak/>
         <w:t xml:space="preserve">Importante ressaltar, o </w:t>
       </w:r>
       <w:r>
@@ -3377,13 +6718,6 @@
           <w:sz w:val="24"/>
           <w:szCs w:val="24"/>
         </w:rPr>
-      </w:pPr>
-    </w:p>
-    <w:p>
-      <w:pPr>
-        <w:spacing w:line="360" w:lineRule="auto"/>
-        <w:ind w:left="179" w:right="179" w:firstLine="851"/>
-        <w:jc w:val="both"/>
       </w:pPr>
       <w:r>
         <w:rPr>
@@ -3393,13 +6727,13 @@
         <mc:AlternateContent>
           <mc:Choice Requires="wps">
             <w:drawing>
-              <wp:anchor distT="0" distB="0" distL="114300" distR="114300" simplePos="0" relativeHeight="251691008" behindDoc="0" locked="0" layoutInCell="1" allowOverlap="1" wp14:anchorId="0E722753" wp14:editId="4C5B40D7">
+              <wp:anchor distT="0" distB="0" distL="114300" distR="114300" simplePos="0" relativeHeight="251691008" behindDoc="0" locked="0" layoutInCell="1" allowOverlap="1" wp14:anchorId="0E722753" wp14:editId="37C753D9">
                 <wp:simplePos x="0" y="0"/>
-                <wp:positionH relativeFrom="column">
-                  <wp:posOffset>-180975</wp:posOffset>
+                <wp:positionH relativeFrom="margin">
+                  <wp:align>center</wp:align>
                 </wp:positionH>
                 <wp:positionV relativeFrom="paragraph">
-                  <wp:posOffset>-10795</wp:posOffset>
+                  <wp:posOffset>252095</wp:posOffset>
                 </wp:positionV>
                 <wp:extent cx="4259580" cy="389255"/>
                 <wp:effectExtent l="0" t="0" r="7620" b="0"/>
@@ -3473,7 +6807,7 @@
           </mc:Choice>
           <mc:Fallback>
             <w:pict>
-              <v:roundrect w14:anchorId="0E722753" id="Retângulo: Cantos Arredondados 12" o:spid="_x0000_s1035" style="position:absolute;left:0;text-align:left;margin-left:-14.25pt;margin-top:-.85pt;width:335.4pt;height:30.65pt;z-index:251691008;visibility:visible;mso-wrap-style:square;mso-width-percent:0;mso-height-percent:0;mso-wrap-distance-left:9pt;mso-wrap-distance-top:0;mso-wrap-distance-right:9pt;mso-wrap-distance-bottom:0;mso-position-horizontal:absolute;mso-position-horizontal-relative:text;mso-position-vertical:absolute;mso-position-vertical-relative:text;mso-width-percent:0;mso-height-percent:0;mso-width-relative:margin;mso-height-relative:margin;v-text-anchor:middle" arcsize="10923f" o:gfxdata="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" fillcolor="#c0bcbe" stroked="f" strokeweight="1pt">
+              <v:roundrect w14:anchorId="0E722753" id="Retângulo: Cantos Arredondados 12" o:spid="_x0000_s1041" style="position:absolute;left:0;text-align:left;margin-left:0;margin-top:19.85pt;width:335.4pt;height:30.65pt;z-index:251691008;visibility:visible;mso-wrap-style:square;mso-width-percent:0;mso-height-percent:0;mso-wrap-distance-left:9pt;mso-wrap-distance-top:0;mso-wrap-distance-right:9pt;mso-wrap-distance-bottom:0;mso-position-horizontal:center;mso-position-horizontal-relative:margin;mso-position-vertical:absolute;mso-position-vertical-relative:text;mso-width-percent:0;mso-height-percent:0;mso-width-relative:margin;mso-height-relative:margin;v-text-anchor:middle" arcsize="10923f" o:gfxdata="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" fillcolor="#c0bcbe" stroked="f" strokeweight="1pt">
                 <v:stroke joinstyle="miter"/>
                 <v:textbox>
                   <w:txbxContent>
@@ -3496,11 +6830,19 @@
                     </w:p>
                   </w:txbxContent>
                 </v:textbox>
+                <w10:wrap anchorx="margin"/>
               </v:roundrect>
             </w:pict>
           </mc:Fallback>
         </mc:AlternateContent>
       </w:r>
+    </w:p>
+    <w:p>
+      <w:pPr>
+        <w:spacing w:line="360" w:lineRule="auto"/>
+        <w:ind w:left="179" w:right="179" w:firstLine="851"/>
+        <w:jc w:val="both"/>
+      </w:pPr>
     </w:p>
     <w:p>
       <w:pPr>
@@ -3678,7 +7020,6 @@
           <w:sz w:val="24"/>
           <w:szCs w:val="24"/>
         </w:rPr>
-        <w:lastRenderedPageBreak/>
         <w:t xml:space="preserve">julgar </w:t>
       </w:r>
       <w:r>
@@ -3921,7 +7262,7 @@
           <w:sz w:val="24"/>
           <w:szCs w:val="24"/>
         </w:rPr>
-        <w:t>4 de agosto de 2026</w:t>
+        <w:t>5 de agosto de 2026</w:t>
       </w:r>
       <w:r>
         <w:rPr>
@@ -4031,13 +7372,6 @@
         </w:rPr>
         <w:t>{{ oab_advogado }}</w:t>
       </w:r>
-    </w:p>
-    <w:p>
-      <w:pPr>
-        <w:rPr>
-          <w:rStyle w:val="jsgrdq"/>
-        </w:rPr>
-      </w:pPr>
     </w:p>
     <w:p/>
     <w:sectPr>
@@ -4175,7 +7509,7 @@
             </wp:anchor>
           </w:drawing>
         </mc:Choice>
-        <mc:Fallback xmlns:w16sdtfl="http://schemas.microsoft.com/office/word/2024/wordml/sdtformatlock" xmlns:w16sdtdh="http://schemas.microsoft.com/office/word/2020/wordml/sdtdatahash" xmlns:w16du="http://schemas.microsoft.com/office/word/2023/wordml/word16du" xmlns:oel="http://schemas.microsoft.com/office/2019/extlst">
+        <mc:Fallback xmlns:oel="http://schemas.microsoft.com/office/2019/extlst" xmlns:w16du="http://schemas.microsoft.com/office/word/2023/wordml/word16du" xmlns:w16sdtdh="http://schemas.microsoft.com/office/word/2020/wordml/sdtdatahash" xmlns:w16sdtfl="http://schemas.microsoft.com/office/word/2024/wordml/sdtformatlock">
           <w:pict>
             <v:shape w14:anchorId="3BCF6105" id="Forma Livre: Forma 13" o:spid="_x0000_s1026" style="position:absolute;margin-left:97.1pt;margin-top:24.7pt;width:370.9pt;height:.1pt;z-index:-251653120;visibility:visible;mso-wrap-style:square;mso-width-percent:0;mso-height-percent:0;mso-wrap-distance-left:0;mso-wrap-distance-top:0;mso-wrap-distance-right:0;mso-wrap-distance-bottom:0;mso-position-horizontal:absolute;mso-position-horizontal-relative:page;mso-position-vertical:absolute;mso-position-vertical-relative:text;mso-width-percent:0;mso-height-percent:0;mso-width-relative:page;mso-height-relative:page;v-text-anchor:top" coordsize="4710430,1270" o:gfxdata="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" path="m,l4709804,e" filled="f" strokeweight=".40283mm">
               <v:path arrowok="t" o:connecttype="custom" o:connectlocs="0,0;4709804,0" o:connectangles="0,0"/>
@@ -4544,7 +7878,7 @@
             </wp:anchor>
           </w:drawing>
         </mc:Choice>
-        <mc:Fallback xmlns:w16sdtfl="http://schemas.microsoft.com/office/word/2024/wordml/sdtformatlock" xmlns:w16sdtdh="http://schemas.microsoft.com/office/word/2020/wordml/sdtdatahash" xmlns:w16du="http://schemas.microsoft.com/office/word/2023/wordml/word16du" xmlns:oel="http://schemas.microsoft.com/office/2019/extlst">
+        <mc:Fallback xmlns:oel="http://schemas.microsoft.com/office/2019/extlst" xmlns:w16du="http://schemas.microsoft.com/office/word/2023/wordml/word16du" xmlns:w16sdtdh="http://schemas.microsoft.com/office/word/2020/wordml/sdtdatahash" xmlns:w16sdtfl="http://schemas.microsoft.com/office/word/2024/wordml/sdtformatlock">
           <w:pict>
             <v:shape w14:anchorId="734A0437" id="Forma Livre: Forma 3" o:spid="_x0000_s1026" style="position:absolute;margin-left:97.1pt;margin-top:24.7pt;width:370.9pt;height:.1pt;z-index:-251655168;visibility:visible;mso-wrap-style:square;mso-width-percent:0;mso-height-percent:0;mso-wrap-distance-left:0;mso-wrap-distance-top:0;mso-wrap-distance-right:0;mso-wrap-distance-bottom:0;mso-position-horizontal:absolute;mso-position-horizontal-relative:page;mso-position-vertical:absolute;mso-position-vertical-relative:text;mso-width-percent:0;mso-height-percent:0;mso-width-relative:page;mso-height-relative:page;v-text-anchor:top" coordsize="4710430,1270" o:gfxdata="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" path="m,l4709804,e" filled="f" strokeweight=".40283mm">
               <v:path arrowok="t" o:connecttype="custom" o:connectlocs="0,0;4709804,0" o:connectangles="0,0"/>
@@ -8506,7 +11840,7 @@
 </file>
 
 <file path=customXml/itemProps1.xml><?xml version="1.0" encoding="utf-8"?>
-<ds:datastoreItem xmlns:ds="http://schemas.openxmlformats.org/officeDocument/2006/customXml" ds:itemID="{7F114F11-AC8C-47D8-BCC5-4F5587D35110}">
+<ds:datastoreItem xmlns:ds="http://schemas.openxmlformats.org/officeDocument/2006/customXml" ds:itemID="{66A922A3-5A0C-4504-B24E-38B017785F0F}">
   <ds:schemaRefs>
     <ds:schemaRef ds:uri="http://schemas.openxmlformats.org/officeDocument/2006/bibliography"/>
   </ds:schemaRefs>

--- a/assets/templates/bpc_template_unificado_rep.docx
+++ b/assets/templates/bpc_template_unificado_rep.docx
@@ -144,8 +144,6 @@
         </w:rPr>
         <w:t xml:space="preserve"> {{ nacionalidade_representante }}, {{ estado_civil_representante }}, inscrito(a) no CPF sob o nº {{ cpf_representante }} e RG nº {{ rg_representante }}, ambos(as) residentes e domiciliados(as) na {{endereco_completo }}</w:t>
       </w:r>
-      <w:bookmarkStart w:id="0" w:name="_GoBack"/>
-      <w:bookmarkEnd w:id="0"/>
       <w:r>
         <w:rPr>
           <w:sz w:val="24"/>
@@ -779,15 +777,15 @@
         <w:rPr>
           <w:sz w:val="24"/>
           <w:szCs w:val="24"/>
-          <w:highlight w:val="yellow"/>
           <w:shd w:val="clear" w:color="auto" w:fill="FFFFFF"/>
         </w:rPr>
       </w:pPr>
-      <w:r>
-        <w:rPr>
-          <w:sz w:val="24"/>
-          <w:szCs w:val="24"/>
-          <w:highlight w:val="yellow"/>
+      <w:bookmarkStart w:id="0" w:name="_GoBack"/>
+      <w:bookmarkEnd w:id="0"/>
+      <w:r>
+        <w:rPr>
+          <w:sz w:val="24"/>
+          <w:szCs w:val="24"/>
         </w:rPr>
         <w:t xml:space="preserve">Analisando os autos, verifica-se que a parte autora é consdeirada portadora de </w:t>
       </w:r>
@@ -795,7 +793,6 @@
         <w:rPr>
           <w:sz w:val="24"/>
           <w:szCs w:val="24"/>
-          <w:highlight w:val="yellow"/>
         </w:rPr>
         <w:t>{{ diagnostico_cid }}</w:t>
       </w:r>
@@ -803,7 +800,6 @@
         <w:rPr>
           <w:sz w:val="24"/>
           <w:szCs w:val="24"/>
-          <w:highlight w:val="yellow"/>
         </w:rPr>
         <w:t xml:space="preserve">, em razão do laudo médico em anexo. </w:t>
       </w:r>
@@ -811,7 +807,6 @@
         <w:rPr>
           <w:sz w:val="24"/>
           <w:szCs w:val="24"/>
-          <w:highlight w:val="yellow"/>
         </w:rPr>
         <w:t>{{ intro_lei_deficiencia }}</w:t>
       </w:r>
@@ -819,7 +814,6 @@
         <w:rPr>
           <w:sz w:val="24"/>
           <w:szCs w:val="24"/>
-          <w:highlight w:val="yellow"/>
           <w:shd w:val="clear" w:color="auto" w:fill="FFFFFF"/>
         </w:rPr>
         <w:t xml:space="preserve">: </w:t>
@@ -835,7 +829,6 @@
           <w:color w:val="000000"/>
           <w:sz w:val="20"/>
           <w:szCs w:val="20"/>
-          <w:highlight w:val="yellow"/>
         </w:rPr>
       </w:pPr>
     </w:p>
@@ -849,7 +842,6 @@
           <w:color w:val="000000"/>
           <w:sz w:val="20"/>
           <w:szCs w:val="20"/>
-          <w:highlight w:val="yellow"/>
         </w:rPr>
       </w:pPr>
       <w:r>
@@ -857,7 +849,6 @@
           <w:color w:val="000000"/>
           <w:sz w:val="20"/>
           <w:szCs w:val="20"/>
-          <w:highlight w:val="yellow"/>
         </w:rPr>
         <w:t>{{ citacao_lei_deficiencia }}</w:t>
       </w:r>
@@ -871,7 +862,6 @@
         <w:rPr>
           <w:sz w:val="20"/>
           <w:szCs w:val="20"/>
-          <w:highlight w:val="yellow"/>
           <w:shd w:val="clear" w:color="auto" w:fill="FFFFFF"/>
         </w:rPr>
       </w:pPr>
@@ -885,7 +875,6 @@
         <w:rPr>
           <w:sz w:val="24"/>
           <w:szCs w:val="24"/>
-          <w:highlight w:val="yellow"/>
           <w:shd w:val="clear" w:color="auto" w:fill="FFFFFF"/>
         </w:rPr>
       </w:pPr>
@@ -893,7 +882,6 @@
         <w:rPr>
           <w:sz w:val="24"/>
           <w:szCs w:val="24"/>
-          <w:highlight w:val="yellow"/>
           <w:shd w:val="clear" w:color="auto" w:fill="FFFFFF"/>
         </w:rPr>
         <w:tab/>
@@ -910,7 +898,6 @@
           <w:color w:val="000000"/>
           <w:sz w:val="20"/>
           <w:szCs w:val="20"/>
-          <w:highlight w:val="yellow"/>
         </w:rPr>
       </w:pPr>
       <w:r>
@@ -918,7 +905,6 @@
           <w:color w:val="000000"/>
           <w:sz w:val="20"/>
           <w:szCs w:val="20"/>
-          <w:highlight w:val="yellow"/>
         </w:rPr>
         <w:t>Art. 9º A pessoa com deficiência tem direito a receber atendimento prioritário, sobretudo com a finalidade de:</w:t>
       </w:r>
@@ -932,7 +918,6 @@
         <w:rPr>
           <w:sz w:val="20"/>
           <w:szCs w:val="20"/>
-          <w:highlight w:val="yellow"/>
           <w:shd w:val="clear" w:color="auto" w:fill="FFFFFF"/>
         </w:rPr>
       </w:pPr>
@@ -941,7 +926,6 @@
           <w:color w:val="000000"/>
           <w:sz w:val="20"/>
           <w:szCs w:val="20"/>
-          <w:highlight w:val="yellow"/>
         </w:rPr>
         <w:t>VII - tramitação processual e procedimentos judiciais e administrativos em que for parte ou interessada, em todos os atos e diligências.</w:t>
       </w:r>
@@ -955,7 +939,6 @@
         <w:rPr>
           <w:sz w:val="24"/>
           <w:szCs w:val="24"/>
-          <w:highlight w:val="yellow"/>
           <w:shd w:val="clear" w:color="auto" w:fill="FFFFFF"/>
         </w:rPr>
       </w:pPr>
@@ -976,33 +959,20 @@
         <w:rPr>
           <w:sz w:val="24"/>
           <w:szCs w:val="24"/>
-          <w:highlight w:val="yellow"/>
           <w:shd w:val="clear" w:color="auto" w:fill="FFFFFF"/>
         </w:rPr>
         <w:t xml:space="preserve">Nesse sentido, considerando o reconhecimento de deficiência à pessoa com </w:t>
       </w:r>
       <w:r>
-        <w:rPr>
-          <w:highlight w:val="yellow"/>
-        </w:rPr>
         <w:t>{{ sigla_doenca }}</w:t>
       </w:r>
       <w:r>
         <w:rPr>
           <w:sz w:val="24"/>
           <w:szCs w:val="24"/>
-          <w:highlight w:val="yellow"/>
           <w:shd w:val="clear" w:color="auto" w:fill="FFFFFF"/>
         </w:rPr>
-        <w:t>, requer o acolhimento do respectivo pedido supra, com a devida anotação nos registros processuais, de modo a assegurar o tratamento célere e diferenciado à parte autora, como forma de garantir a efetividade do acesso à justiça e à proteção integral de seus direitos fundamentais.</w:t>
-      </w:r>
-      <w:r>
-        <w:rPr>
-          <w:sz w:val="24"/>
-          <w:szCs w:val="24"/>
-          <w:shd w:val="clear" w:color="auto" w:fill="FFFFFF"/>
-        </w:rPr>
-        <w:t xml:space="preserve"> </w:t>
+        <w:t xml:space="preserve">, requer o acolhimento do respectivo pedido supra, com a devida anotação nos registros processuais, de modo a assegurar o tratamento célere e diferenciado à parte autora, como forma de garantir a efetividade do acesso à justiça e à proteção integral de seus direitos fundamentais. </w:t>
       </w:r>
     </w:p>
     <w:p>
@@ -1021,7 +991,6 @@
         <w:rPr>
           <w:sz w:val="24"/>
           <w:szCs w:val="24"/>
-          <w:highlight w:val="yellow"/>
           <w:shd w:val="clear" w:color="auto" w:fill="FFFFFF"/>
         </w:rPr>
         <w:t>{%p endif %}</w:t>
@@ -1036,7 +1005,6 @@
         <w:rPr>
           <w:sz w:val="24"/>
           <w:szCs w:val="24"/>
-          <w:highlight w:val="yellow"/>
           <w:shd w:val="clear" w:color="auto" w:fill="FFFFFF"/>
         </w:rPr>
       </w:pPr>
@@ -1044,7 +1012,6 @@
         <w:rPr>
           <w:sz w:val="24"/>
           <w:szCs w:val="24"/>
-          <w:highlight w:val="yellow"/>
           <w:shd w:val="clear" w:color="auto" w:fill="FFFFFF"/>
         </w:rPr>
         <w:t>{%p if tese</w:t>
@@ -1053,7 +1020,6 @@
         <w:rPr>
           <w:sz w:val="24"/>
           <w:szCs w:val="24"/>
-          <w:highlight w:val="yellow"/>
           <w:shd w:val="clear" w:color="auto" w:fill="FFFFFF"/>
         </w:rPr>
         <w:t>_coisa_julgada %}</w:t>
@@ -1068,7 +1034,6 @@
         <w:rPr>
           <w:sz w:val="24"/>
           <w:szCs w:val="24"/>
-          <w:highlight w:val="yellow"/>
           <w:shd w:val="clear" w:color="auto" w:fill="FFFFFF"/>
         </w:rPr>
       </w:pPr>
@@ -1082,7 +1047,6 @@
         <w:rPr>
           <w:sz w:val="24"/>
           <w:szCs w:val="24"/>
-          <w:highlight w:val="yellow"/>
           <w:shd w:val="clear" w:color="auto" w:fill="FFFFFF"/>
         </w:rPr>
       </w:pPr>
@@ -1090,7 +1054,6 @@
         <w:rPr>
           <w:rFonts w:ascii="Arial" w:hAnsi="Arial" w:cs="Arial"/>
           <w:noProof/>
-          <w:highlight w:val="yellow"/>
         </w:rPr>
         <mc:AlternateContent>
           <mc:Choice Requires="wps">
@@ -1222,7 +1185,6 @@
         <w:rPr>
           <w:sz w:val="24"/>
           <w:szCs w:val="24"/>
-          <w:highlight w:val="yellow"/>
         </w:rPr>
       </w:pPr>
     </w:p>
@@ -1235,14 +1197,12 @@
         <w:rPr>
           <w:sz w:val="24"/>
           <w:szCs w:val="24"/>
-          <w:highlight w:val="yellow"/>
-        </w:rPr>
-      </w:pPr>
-      <w:r>
-        <w:rPr>
-          <w:sz w:val="24"/>
-          <w:szCs w:val="24"/>
-          <w:highlight w:val="yellow"/>
+        </w:rPr>
+      </w:pPr>
+      <w:r>
+        <w:rPr>
+          <w:sz w:val="24"/>
+          <w:szCs w:val="24"/>
         </w:rPr>
         <w:t>De início, cabe esclarecer que, no ano de {{ ano_acao_anterior }}, a parte autora moveu ação previdenciária em face do INSS, pleiteando a concessão do mesmo benefício ora vindicado, qual seja, {{ nome_beneficio_anterior }}, autos do Processo nº {{ numero_processo_anterior }}, o qual restou julgado improcedente.</w:t>
       </w:r>
@@ -1256,14 +1216,12 @@
         <w:rPr>
           <w:sz w:val="24"/>
           <w:szCs w:val="24"/>
-          <w:highlight w:val="yellow"/>
-        </w:rPr>
-      </w:pPr>
-      <w:r>
-        <w:rPr>
-          <w:sz w:val="24"/>
-          <w:szCs w:val="24"/>
-          <w:highlight w:val="yellow"/>
+        </w:rPr>
+      </w:pPr>
+      <w:r>
+        <w:rPr>
+          <w:sz w:val="24"/>
+          <w:szCs w:val="24"/>
         </w:rPr>
         <w:t>Ocorre que, em matéria previdenciária, a coisa julgada opera-se secundum eventum probationis e sob a cláusula rebus sic stantibus, porquanto se está diante de relação jurídica de trato continuado, cuja revisão é expressamente autorizada pelo art. 505, inciso I, do Código de Processo Civil, sempre que sobrevier modificação no estado de fato ou de direito.</w:t>
       </w:r>
@@ -1277,14 +1235,12 @@
         <w:rPr>
           <w:sz w:val="24"/>
           <w:szCs w:val="24"/>
-          <w:highlight w:val="yellow"/>
-        </w:rPr>
-      </w:pPr>
-      <w:r>
-        <w:rPr>
-          <w:sz w:val="24"/>
-          <w:szCs w:val="24"/>
-          <w:highlight w:val="yellow"/>
+        </w:rPr>
+      </w:pPr>
+      <w:r>
+        <w:rPr>
+          <w:sz w:val="24"/>
+          <w:szCs w:val="24"/>
         </w:rPr>
         <w:t>Nesse sentido, quanto ao entendimento acerca da possibilidade de relativização da coisa julgada previdenciária, a TNU firmou compreensão no sentido de ser excepcionalmente admissível a rediscussão do direito ao benefício, desde que presentes os seguintes elementos:</w:t>
       </w:r>
@@ -1298,14 +1254,12 @@
         <w:rPr>
           <w:sz w:val="24"/>
           <w:szCs w:val="24"/>
-          <w:highlight w:val="yellow"/>
-        </w:rPr>
-      </w:pPr>
-      <w:r>
-        <w:rPr>
-          <w:sz w:val="24"/>
-          <w:szCs w:val="24"/>
-          <w:highlight w:val="yellow"/>
+        </w:rPr>
+      </w:pPr>
+      <w:r>
+        <w:rPr>
+          <w:sz w:val="24"/>
+          <w:szCs w:val="24"/>
         </w:rPr>
         <w:lastRenderedPageBreak/>
         <w:t>Existência de documento novo ou prova nova (ainda que já existente à época do primeiro ajuizamento);</w:t>
@@ -1320,14 +1274,12 @@
         <w:rPr>
           <w:sz w:val="24"/>
           <w:szCs w:val="24"/>
-          <w:highlight w:val="yellow"/>
-        </w:rPr>
-      </w:pPr>
-      <w:r>
-        <w:rPr>
-          <w:sz w:val="24"/>
-          <w:szCs w:val="24"/>
-          <w:highlight w:val="yellow"/>
+        </w:rPr>
+      </w:pPr>
+      <w:r>
+        <w:rPr>
+          <w:sz w:val="24"/>
+          <w:szCs w:val="24"/>
         </w:rPr>
         <w:t>Existência de novo requerimento administrativo, superveniente à primeira sentença judicial.</w:t>
       </w:r>
@@ -1341,14 +1293,12 @@
         <w:rPr>
           <w:sz w:val="24"/>
           <w:szCs w:val="24"/>
-          <w:highlight w:val="yellow"/>
-        </w:rPr>
-      </w:pPr>
-      <w:r>
-        <w:rPr>
-          <w:sz w:val="24"/>
-          <w:szCs w:val="24"/>
-          <w:highlight w:val="yellow"/>
+        </w:rPr>
+      </w:pPr>
+      <w:r>
+        <w:rPr>
+          <w:sz w:val="24"/>
+          <w:szCs w:val="24"/>
         </w:rPr>
         <w:t>Veja Vossa Excelência que, no caso concreto, a parte autora preenche integralmente ambos os requisitos autorizadores de nova decisão judicial.</w:t>
       </w:r>
@@ -1362,14 +1312,12 @@
         <w:rPr>
           <w:sz w:val="24"/>
           <w:szCs w:val="24"/>
-          <w:highlight w:val="yellow"/>
-        </w:rPr>
-      </w:pPr>
-      <w:r>
-        <w:rPr>
-          <w:sz w:val="24"/>
-          <w:szCs w:val="24"/>
-          <w:highlight w:val="yellow"/>
+        </w:rPr>
+      </w:pPr>
+      <w:r>
+        <w:rPr>
+          <w:sz w:val="24"/>
+          <w:szCs w:val="24"/>
         </w:rPr>
         <w:t>Quanto ao primeiro requisito, a situação fática da parte autora sofreu substancial alteração, com o agravamento de seu quadro {{ tipo_agravamento }}, conforme se comprova pela documentação nova ora acostada aos autos, a saber: {{ documentos_novos_relacao }}.</w:t>
       </w:r>
@@ -1383,14 +1331,12 @@
         <w:rPr>
           <w:sz w:val="24"/>
           <w:szCs w:val="24"/>
-          <w:highlight w:val="yellow"/>
-        </w:rPr>
-      </w:pPr>
-      <w:r>
-        <w:rPr>
-          <w:sz w:val="24"/>
-          <w:szCs w:val="24"/>
-          <w:highlight w:val="yellow"/>
+        </w:rPr>
+      </w:pPr>
+      <w:r>
+        <w:rPr>
+          <w:sz w:val="24"/>
+          <w:szCs w:val="24"/>
         </w:rPr>
         <w:t>Trata-se, portanto, de conjunto probatório inteiramente distinto daquele analisado na demanda anterior, apto a demonstrar realidade fática diversa e a afastar a eficácia preclusiva da coisa julgada.</w:t>
       </w:r>
@@ -1404,14 +1350,12 @@
         <w:rPr>
           <w:sz w:val="24"/>
           <w:szCs w:val="24"/>
-          <w:highlight w:val="yellow"/>
-        </w:rPr>
-      </w:pPr>
-      <w:r>
-        <w:rPr>
-          <w:sz w:val="24"/>
-          <w:szCs w:val="24"/>
-          <w:highlight w:val="yellow"/>
+        </w:rPr>
+      </w:pPr>
+      <w:r>
+        <w:rPr>
+          <w:sz w:val="24"/>
+          <w:szCs w:val="24"/>
         </w:rPr>
         <w:t>Quanto ao segundo requisito, a parte autora formulou novo requerimento administrativo perante a autarquia ré, com número de benefício próprio e distinto, qual seja, NB {{ nb }}, protocolizado em {{ der }}, o qual restou igualmente indeferido, renovando-se, assim, o interesse de agir e a resistência à pretensão.</w:t>
       </w:r>
@@ -1425,14 +1369,12 @@
         <w:rPr>
           <w:sz w:val="24"/>
           <w:szCs w:val="24"/>
-          <w:highlight w:val="yellow"/>
-        </w:rPr>
-      </w:pPr>
-      <w:r>
-        <w:rPr>
-          <w:sz w:val="24"/>
-          <w:szCs w:val="24"/>
-          <w:highlight w:val="yellow"/>
+        </w:rPr>
+      </w:pPr>
+      <w:r>
+        <w:rPr>
+          <w:sz w:val="24"/>
+          <w:szCs w:val="24"/>
         </w:rPr>
         <w:t>Destaca-se que, desde a primeira postulação judicial, no ano de {{ ano_acao_anterior }}, já transcorreu(ram) {{ tempo_transcorrido_anos }} ano(s), lapso temporal no qual sobrevieram alterações relevantes na condição da parte autora, que corroboram seu direito ao benefício ora pleiteado.</w:t>
       </w:r>
@@ -1446,14 +1388,12 @@
         <w:rPr>
           <w:sz w:val="24"/>
           <w:szCs w:val="24"/>
-          <w:highlight w:val="yellow"/>
-        </w:rPr>
-      </w:pPr>
-      <w:r>
-        <w:rPr>
-          <w:sz w:val="24"/>
-          <w:szCs w:val="24"/>
-          <w:highlight w:val="yellow"/>
+        </w:rPr>
+      </w:pPr>
+      <w:r>
+        <w:rPr>
+          <w:sz w:val="24"/>
+          <w:szCs w:val="24"/>
         </w:rPr>
         <w:t>Vejamos:</w:t>
       </w:r>
@@ -1467,7 +1407,6 @@
         <w:rPr>
           <w:sz w:val="24"/>
           <w:szCs w:val="24"/>
-          <w:highlight w:val="yellow"/>
         </w:rPr>
       </w:pPr>
     </w:p>
@@ -1477,14 +1416,8 @@
         <w:spacing w:line="360" w:lineRule="auto"/>
         <w:ind w:left="0" w:firstLine="709"/>
         <w:jc w:val="both"/>
-        <w:rPr>
-          <w:highlight w:val="yellow"/>
-        </w:rPr>
-      </w:pPr>
-      <w:r>
-        <w:rPr>
-          <w:highlight w:val="yellow"/>
-        </w:rPr>
+      </w:pPr>
+      <w:r>
         <w:t>{%p for img in lista_img_coisa_julgada %}</w:t>
       </w:r>
     </w:p>
@@ -1494,14 +1427,8 @@
         <w:spacing w:line="360" w:lineRule="auto"/>
         <w:ind w:left="0" w:firstLine="709"/>
         <w:jc w:val="both"/>
-        <w:rPr>
-          <w:highlight w:val="yellow"/>
-        </w:rPr>
-      </w:pPr>
-      <w:r>
-        <w:rPr>
-          <w:highlight w:val="yellow"/>
-        </w:rPr>
+      </w:pPr>
+      <w:r>
         <w:t>{{ img }}</w:t>
       </w:r>
     </w:p>
@@ -1511,14 +1438,8 @@
         <w:spacing w:line="360" w:lineRule="auto"/>
         <w:ind w:left="0" w:firstLine="709"/>
         <w:jc w:val="both"/>
-        <w:rPr>
-          <w:highlight w:val="yellow"/>
-        </w:rPr>
-      </w:pPr>
-      <w:r>
-        <w:rPr>
-          <w:highlight w:val="yellow"/>
-        </w:rPr>
+      </w:pPr>
+      <w:r>
         <w:t>{%p endfor %}</w:t>
       </w:r>
     </w:p>
@@ -1531,7 +1452,6 @@
         <w:rPr>
           <w:sz w:val="24"/>
           <w:szCs w:val="24"/>
-          <w:highlight w:val="yellow"/>
         </w:rPr>
       </w:pPr>
     </w:p>
@@ -1544,14 +1464,12 @@
         <w:rPr>
           <w:sz w:val="24"/>
           <w:szCs w:val="24"/>
-          <w:highlight w:val="yellow"/>
-        </w:rPr>
-      </w:pPr>
-      <w:r>
-        <w:rPr>
-          <w:sz w:val="24"/>
-          <w:szCs w:val="24"/>
-          <w:highlight w:val="yellow"/>
+        </w:rPr>
+      </w:pPr>
+      <w:r>
+        <w:rPr>
+          <w:sz w:val="24"/>
+          <w:szCs w:val="24"/>
         </w:rPr>
         <w:t xml:space="preserve">Por todo o exposto, não há falar em coisa julgada material, na medida em que a presente demanda funda-se em causa de pedir remota diversa, lastreada em novo suporte fático e </w:t>
       </w:r>
@@ -1559,7 +1477,6 @@
         <w:rPr>
           <w:sz w:val="24"/>
           <w:szCs w:val="24"/>
-          <w:highlight w:val="yellow"/>
         </w:rPr>
         <w:lastRenderedPageBreak/>
         <w:t>probatório e em novo requerimento administrativo, razão pela qual deve ser rejeitada eventual preliminar nesse sentido, prosseguindo-se a instrução processual com a apreciação do mérito.</w:t>
@@ -1580,7 +1497,6 @@
         <w:rPr>
           <w:sz w:val="24"/>
           <w:szCs w:val="24"/>
-          <w:highlight w:val="yellow"/>
         </w:rPr>
         <w:t>{%p endif %}</w:t>
       </w:r>
@@ -1600,7 +1516,6 @@
         <w:rPr>
           <w:sz w:val="24"/>
           <w:szCs w:val="24"/>
-          <w:highlight w:val="yellow"/>
         </w:rPr>
         <w:t>{%p if tese_pericia_judicial %}</w:t>
       </w:r>
@@ -1632,7 +1547,6 @@
         <w:rPr>
           <w:rFonts w:ascii="Arial" w:hAnsi="Arial" w:cs="Arial"/>
           <w:noProof/>
-          <w:highlight w:val="yellow"/>
         </w:rPr>
         <mc:AlternateContent>
           <mc:Choice Requires="wps">
@@ -1786,14 +1700,12 @@
         <w:rPr>
           <w:sz w:val="24"/>
           <w:szCs w:val="24"/>
-          <w:highlight w:val="yellow"/>
-        </w:rPr>
-      </w:pPr>
-      <w:r>
-        <w:rPr>
-          <w:sz w:val="24"/>
-          <w:szCs w:val="24"/>
-          <w:highlight w:val="yellow"/>
+        </w:rPr>
+      </w:pPr>
+      <w:r>
+        <w:rPr>
+          <w:sz w:val="24"/>
+          <w:szCs w:val="24"/>
         </w:rPr>
         <w:t>A apuração da real condição de saúde da parte autora demanda conhecimento técnico especializado, razão pela qual se mostra indispensável a realização de avaliação médica judicial, nos termos dos arts. 156 e 464 do Código de Processo Civil.</w:t>
       </w:r>
@@ -1807,14 +1719,12 @@
         <w:rPr>
           <w:sz w:val="24"/>
           <w:szCs w:val="24"/>
-          <w:highlight w:val="yellow"/>
-        </w:rPr>
-      </w:pPr>
-      <w:r>
-        <w:rPr>
-          <w:sz w:val="24"/>
-          <w:szCs w:val="24"/>
-          <w:highlight w:val="yellow"/>
+        </w:rPr>
+      </w:pPr>
+      <w:r>
+        <w:rPr>
+          <w:sz w:val="24"/>
+          <w:szCs w:val="24"/>
         </w:rPr>
         <w:t xml:space="preserve">A parte autora é portadora de </w:t>
       </w:r>
@@ -1822,7 +1732,6 @@
         <w:rPr>
           <w:sz w:val="24"/>
           <w:szCs w:val="24"/>
-          <w:highlight w:val="yellow"/>
         </w:rPr>
         <w:t>{{ diagnostico_cid }}</w:t>
       </w:r>
@@ -1830,7 +1739,6 @@
         <w:rPr>
           <w:sz w:val="24"/>
           <w:szCs w:val="24"/>
-          <w:highlight w:val="yellow"/>
         </w:rPr>
         <w:t xml:space="preserve">, encontrando-se em acompanhamento </w:t>
       </w:r>
@@ -1838,7 +1746,6 @@
         <w:rPr>
           <w:sz w:val="24"/>
           <w:szCs w:val="24"/>
-          <w:highlight w:val="yellow"/>
         </w:rPr>
         <w:t xml:space="preserve">{{ tipo_acompanhamento }} </w:t>
       </w:r>
@@ -1846,7 +1753,6 @@
         <w:rPr>
           <w:sz w:val="24"/>
           <w:szCs w:val="24"/>
-          <w:highlight w:val="yellow"/>
         </w:rPr>
         <w:t xml:space="preserve">junto a </w:t>
       </w:r>
@@ -1854,7 +1760,6 @@
         <w:rPr>
           <w:sz w:val="24"/>
           <w:szCs w:val="24"/>
-          <w:highlight w:val="yellow"/>
         </w:rPr>
         <w:t>{{ unidade_saude }}</w:t>
       </w:r>
@@ -1862,7 +1767,6 @@
         <w:rPr>
           <w:sz w:val="24"/>
           <w:szCs w:val="24"/>
-          <w:highlight w:val="yellow"/>
         </w:rPr>
         <w:t>, conforme documentação acostada aos autos.</w:t>
       </w:r>
@@ -1876,14 +1780,12 @@
         <w:rPr>
           <w:sz w:val="24"/>
           <w:szCs w:val="24"/>
-          <w:highlight w:val="yellow"/>
-        </w:rPr>
-      </w:pPr>
-      <w:r>
-        <w:rPr>
-          <w:sz w:val="24"/>
-          <w:szCs w:val="24"/>
-          <w:highlight w:val="yellow"/>
+        </w:rPr>
+      </w:pPr>
+      <w:r>
+        <w:rPr>
+          <w:sz w:val="24"/>
+          <w:szCs w:val="24"/>
         </w:rPr>
         <w:t>O histórico de acompanhamento em serviço especializado evidencia a existência de quadro clínico que não pode ser devidamente aferido apenas por análise documental, sendo necessária perícia que considere o diagnóstico, a evolução da patologia, a resposta ao tratamento e, sobretudo, as limitações funcionais concretamente impostas à parte autora.</w:t>
       </w:r>
@@ -1897,14 +1799,12 @@
         <w:rPr>
           <w:sz w:val="24"/>
           <w:szCs w:val="24"/>
-          <w:highlight w:val="yellow"/>
-        </w:rPr>
-      </w:pPr>
-      <w:r>
-        <w:rPr>
-          <w:sz w:val="24"/>
-          <w:szCs w:val="24"/>
-          <w:highlight w:val="yellow"/>
+        </w:rPr>
+      </w:pPr>
+      <w:r>
+        <w:rPr>
+          <w:sz w:val="24"/>
+          <w:szCs w:val="24"/>
         </w:rPr>
         <w:t xml:space="preserve">Registre-se, ademais, que o exame pericial deve observar o modelo biopsicossocial adotado pelo art. 20, §§ 2º e 6º, da Lei nº 8.742/93, não se limitando à constatação do diagnóstico, mas perquirindo a interação entre os impedimentos de natureza </w:t>
       </w:r>
@@ -1912,7 +1812,6 @@
         <w:rPr>
           <w:sz w:val="24"/>
           <w:szCs w:val="24"/>
-          <w:highlight w:val="yellow"/>
         </w:rPr>
         <w:t>{{ natureza_impedimento }}</w:t>
       </w:r>
@@ -1920,7 +1819,6 @@
         <w:rPr>
           <w:sz w:val="24"/>
           <w:szCs w:val="24"/>
-          <w:highlight w:val="yellow"/>
         </w:rPr>
         <w:t xml:space="preserve"> e as barreiras que obstruem a participação plena e efetiva da parte autora na sociedade em igualdade de condições com as demais pessoas.</w:t>
       </w:r>
@@ -1934,14 +1832,12 @@
         <w:rPr>
           <w:sz w:val="24"/>
           <w:szCs w:val="24"/>
-          <w:highlight w:val="yellow"/>
-        </w:rPr>
-      </w:pPr>
-      <w:r>
-        <w:rPr>
-          <w:sz w:val="24"/>
-          <w:szCs w:val="24"/>
-          <w:highlight w:val="yellow"/>
+        </w:rPr>
+      </w:pPr>
+      <w:r>
+        <w:rPr>
+          <w:sz w:val="24"/>
+          <w:szCs w:val="24"/>
         </w:rPr>
         <w:t>Assim, a produção da prova pericial é medida imprescindível para a adequada formação do convencimento do Juízo e para a observância do contraditório e da ampla defesa, sob pena de cerceamento de defesa e nulidade do julgado.</w:t>
       </w:r>
@@ -1961,7 +1857,6 @@
         <w:rPr>
           <w:sz w:val="24"/>
           <w:szCs w:val="24"/>
-          <w:highlight w:val="yellow"/>
         </w:rPr>
         <w:t xml:space="preserve">Requer-se, desde já, a designação de perícia médica por profissional especialista em </w:t>
       </w:r>
@@ -1969,7 +1864,6 @@
         <w:rPr>
           <w:sz w:val="24"/>
           <w:szCs w:val="24"/>
-          <w:highlight w:val="yellow"/>
         </w:rPr>
         <w:t>{{ especialidade_perito }}</w:t>
       </w:r>
@@ -1977,7 +1871,6 @@
         <w:rPr>
           <w:sz w:val="24"/>
           <w:szCs w:val="24"/>
-          <w:highlight w:val="yellow"/>
         </w:rPr>
         <w:t>, bem como a intimação da parte autora para comparecimento no dia e hora designados, apresentando-se, oportunamente, os quesitos que seguem anexos.</w:t>
       </w:r>
@@ -1991,14 +1884,12 @@
         <w:rPr>
           <w:sz w:val="24"/>
           <w:szCs w:val="24"/>
-          <w:highlight w:val="yellow"/>
-        </w:rPr>
-      </w:pPr>
-      <w:r>
-        <w:rPr>
-          <w:sz w:val="24"/>
-          <w:szCs w:val="24"/>
-          <w:highlight w:val="yellow"/>
+        </w:rPr>
+      </w:pPr>
+      <w:r>
+        <w:rPr>
+          <w:sz w:val="24"/>
+          <w:szCs w:val="24"/>
         </w:rPr>
         <w:t>{%p endif  %}</w:t>
       </w:r>
@@ -2018,7 +1909,6 @@
         <w:rPr>
           <w:sz w:val="24"/>
           <w:szCs w:val="24"/>
-          <w:highlight w:val="yellow"/>
         </w:rPr>
         <w:lastRenderedPageBreak/>
         <w:t>{%p if tese_julgamento_antecipado %}</w:t>
@@ -2051,7 +1941,6 @@
         <w:rPr>
           <w:rFonts w:ascii="Arial" w:hAnsi="Arial" w:cs="Arial"/>
           <w:noProof/>
-          <w:highlight w:val="yellow"/>
         </w:rPr>
         <mc:AlternateContent>
           <mc:Choice Requires="wps">
@@ -2207,14 +2096,12 @@
         <w:rPr>
           <w:sz w:val="24"/>
           <w:szCs w:val="24"/>
-          <w:highlight w:val="yellow"/>
-        </w:rPr>
-      </w:pPr>
-      <w:r>
-        <w:rPr>
-          <w:sz w:val="24"/>
-          <w:szCs w:val="24"/>
-          <w:highlight w:val="yellow"/>
+        </w:rPr>
+      </w:pPr>
+      <w:r>
+        <w:rPr>
+          <w:sz w:val="24"/>
+          <w:szCs w:val="24"/>
         </w:rPr>
         <w:t>A parte autora, desde já, requer o julgamento antecipado do mérito, na forma do art. 355, inciso I, do Código de Processo Civil, por entender desnecessária a produção de prova pericial médica e social, uma vez que os elementos constantes dos autos são suficientes, por si sós, à formação do convencimento deste MM. Juízo.</w:t>
       </w:r>
@@ -2228,14 +2115,12 @@
         <w:rPr>
           <w:sz w:val="24"/>
           <w:szCs w:val="24"/>
-          <w:highlight w:val="yellow"/>
-        </w:rPr>
-      </w:pPr>
-      <w:r>
-        <w:rPr>
-          <w:sz w:val="24"/>
-          <w:szCs w:val="24"/>
-          <w:highlight w:val="yellow"/>
+        </w:rPr>
+      </w:pPr>
+      <w:r>
+        <w:rPr>
+          <w:sz w:val="24"/>
+          <w:szCs w:val="24"/>
         </w:rPr>
         <w:t>Com efeito, dispõe o art. 370, parágrafo único, do CPC, que compete ao juiz indeferir, em decisão fundamentada, as diligências inúteis ou meramente protelatórias. No mesmo sentido, os princípios da celeridade, da economia processual, da simplicidade e da informalidade, que informam o rito dos Juizados Especiais Federais (art. 2º da Lei nº 9.099/95, c/c art. 1º da Lei nº 10.259/01), recomendam que não se determine a realização de perícia quando o fato que se pretende demonstrar já se encontra plenamente comprovado.</w:t>
       </w:r>
@@ -2249,14 +2134,12 @@
         <w:rPr>
           <w:sz w:val="24"/>
           <w:szCs w:val="24"/>
-          <w:highlight w:val="yellow"/>
-        </w:rPr>
-      </w:pPr>
-      <w:r>
-        <w:rPr>
-          <w:sz w:val="24"/>
-          <w:szCs w:val="24"/>
-          <w:highlight w:val="yellow"/>
+        </w:rPr>
+      </w:pPr>
+      <w:r>
+        <w:rPr>
+          <w:sz w:val="24"/>
+          <w:szCs w:val="24"/>
         </w:rPr>
         <w:t>{%p if hip_ja_reconhecida %}</w:t>
       </w:r>
@@ -2270,32 +2153,14 @@
         <w:rPr>
           <w:sz w:val="24"/>
           <w:szCs w:val="24"/>
-          <w:highlight w:val="yellow"/>
-        </w:rPr>
-      </w:pPr>
-      <w:r>
-        <w:rPr>
-          <w:sz w:val="24"/>
-          <w:szCs w:val="24"/>
-          <w:highlight w:val="yellow"/>
-        </w:rPr>
-        <w:t xml:space="preserve">No caso concreto, a própria autarquia ré, por meio de seus peritos médicos e assistentes sociais, submeteu a parte autora a avaliação médica e social no procedimento administrativo NB </w:t>
-      </w:r>
-      <w:r>
-        <w:rPr>
-          <w:sz w:val="24"/>
-          <w:szCs w:val="24"/>
-          <w:highlight w:val="yellow"/>
-        </w:rPr>
-        <w:t>{{ nb }}</w:t>
-      </w:r>
-      <w:r>
-        <w:rPr>
-          <w:sz w:val="24"/>
-          <w:szCs w:val="24"/>
-          <w:highlight w:val="yellow"/>
-        </w:rPr>
-        <w:t>, ocasião em que reconheceu expressamente a existência de impedimento de longo prazo, na forma do art. 20, §§ 2º e 10, da Lei nº 8.742/93, conforme se extrai do relatório de avaliação ora acostado.</w:t>
+        </w:rPr>
+      </w:pPr>
+      <w:r>
+        <w:rPr>
+          <w:sz w:val="24"/>
+          <w:szCs w:val="24"/>
+        </w:rPr>
+        <w:t>No caso concreto, a própria autarquia ré, por meio de seus peritos médicos e assistentes sociais, submeteu a parte autora a avaliação médica e social no procedimento administrativo NB {{ nb }}, ocasião em que reconheceu expressamente a existência de impedimento de longo prazo, na forma do art. 20, §§ 2º e 10, da Lei nº 8.742/93, conforme se extrai do relatório de avaliação ora acostado.</w:t>
       </w:r>
     </w:p>
     <w:p>
@@ -2307,32 +2172,14 @@
         <w:rPr>
           <w:sz w:val="24"/>
           <w:szCs w:val="24"/>
-          <w:highlight w:val="yellow"/>
-        </w:rPr>
-      </w:pPr>
-      <w:r>
-        <w:rPr>
-          <w:sz w:val="24"/>
-          <w:szCs w:val="24"/>
-          <w:highlight w:val="yellow"/>
-        </w:rPr>
-        <w:t xml:space="preserve">O indeferimento administrativo, portanto, não se fundou na ausência de deficiência, mas exclusivamente em </w:t>
-      </w:r>
-      <w:r>
-        <w:rPr>
-          <w:sz w:val="24"/>
-          <w:szCs w:val="24"/>
-          <w:highlight w:val="yellow"/>
-        </w:rPr>
-        <w:t>{{ motivo_indeferimento }}</w:t>
-      </w:r>
-      <w:r>
-        <w:rPr>
-          <w:sz w:val="24"/>
-          <w:szCs w:val="24"/>
-          <w:highlight w:val="yellow"/>
-        </w:rPr>
-        <w:t>.</w:t>
+        </w:rPr>
+      </w:pPr>
+      <w:r>
+        <w:rPr>
+          <w:sz w:val="24"/>
+          <w:szCs w:val="24"/>
+        </w:rPr>
+        <w:t>O indeferimento administrativo, portanto, não se fundou na ausência de deficiência, mas exclusivamente em {{ motivo_indeferimento }}.</w:t>
       </w:r>
     </w:p>
     <w:p>
@@ -2344,14 +2191,12 @@
         <w:rPr>
           <w:sz w:val="24"/>
           <w:szCs w:val="24"/>
-          <w:highlight w:val="yellow"/>
-        </w:rPr>
-      </w:pPr>
-      <w:r>
-        <w:rPr>
-          <w:sz w:val="24"/>
-          <w:szCs w:val="24"/>
-          <w:highlight w:val="yellow"/>
+        </w:rPr>
+      </w:pPr>
+      <w:r>
+        <w:rPr>
+          <w:sz w:val="24"/>
+          <w:szCs w:val="24"/>
         </w:rPr>
         <w:t>Ora, se o requisito da deficiência foi expressamente reconhecido pelo próprio INSS, tal ponto tornou-se incontroverso, sendo defeso à autarquia, em juízo, contrariar sua própria conclusão técnica (venire contra factum proprium). A repetição, na via judicial, de avaliação já realizada e com resultado favorável à parte autora configuraria diligência inútil, em manifesto prejuízo à razoável duração do processo (art. 5º, LXXVIII, da CF/88).</w:t>
       </w:r>
@@ -2365,33 +2210,15 @@
         <w:rPr>
           <w:sz w:val="24"/>
           <w:szCs w:val="24"/>
-          <w:highlight w:val="yellow"/>
-        </w:rPr>
-      </w:pPr>
-      <w:r>
-        <w:rPr>
-          <w:sz w:val="24"/>
-          <w:szCs w:val="24"/>
-          <w:highlight w:val="yellow"/>
+        </w:rPr>
+      </w:pPr>
+      <w:r>
+        <w:rPr>
+          <w:sz w:val="24"/>
+          <w:szCs w:val="24"/>
         </w:rPr>
         <w:lastRenderedPageBreak/>
-        <w:t xml:space="preserve">Restando controvertido apenas o requisito da miserabilidade, este se comprova documentalmente, mediante </w:t>
-      </w:r>
-      <w:r>
-        <w:rPr>
-          <w:sz w:val="24"/>
-          <w:szCs w:val="24"/>
-          <w:highlight w:val="yellow"/>
-        </w:rPr>
-        <w:t>{{ comprovantes_miserabilidade }}</w:t>
-      </w:r>
-      <w:r>
-        <w:rPr>
-          <w:sz w:val="24"/>
-          <w:szCs w:val="24"/>
-          <w:highlight w:val="yellow"/>
-        </w:rPr>
-        <w:t>, dispensando igualmente a realização de novo estudo social.</w:t>
+        <w:t>Restando controvertido apenas o requisito da miserabilidade, este se comprova documentalmente, mediante {{ comprovantes_miserabilidade }}, dispensando igualmente a realização de novo estudo social.</w:t>
       </w:r>
     </w:p>
     <w:p>
@@ -2403,14 +2230,12 @@
         <w:rPr>
           <w:sz w:val="24"/>
           <w:szCs w:val="24"/>
-          <w:highlight w:val="yellow"/>
-        </w:rPr>
-      </w:pPr>
-      <w:r>
-        <w:rPr>
-          <w:sz w:val="24"/>
-          <w:szCs w:val="24"/>
-          <w:highlight w:val="yellow"/>
+        </w:rPr>
+      </w:pPr>
+      <w:r>
+        <w:rPr>
+          <w:sz w:val="24"/>
+          <w:szCs w:val="24"/>
         </w:rPr>
         <w:t>{%p endif %}</w:t>
       </w:r>
@@ -2424,14 +2249,12 @@
         <w:rPr>
           <w:sz w:val="24"/>
           <w:szCs w:val="24"/>
-          <w:highlight w:val="yellow"/>
-        </w:rPr>
-      </w:pPr>
-      <w:r>
-        <w:rPr>
-          <w:sz w:val="24"/>
-          <w:szCs w:val="24"/>
-          <w:highlight w:val="yellow"/>
+        </w:rPr>
+      </w:pPr>
+      <w:r>
+        <w:rPr>
+          <w:sz w:val="24"/>
+          <w:szCs w:val="24"/>
         </w:rPr>
         <w:t>{%p if hip_ja_notoria %}</w:t>
       </w:r>
@@ -2445,14 +2268,12 @@
         <w:rPr>
           <w:sz w:val="24"/>
           <w:szCs w:val="24"/>
-          <w:highlight w:val="yellow"/>
-        </w:rPr>
-      </w:pPr>
-      <w:r>
-        <w:rPr>
-          <w:sz w:val="24"/>
-          <w:szCs w:val="24"/>
-          <w:highlight w:val="yellow"/>
+        </w:rPr>
+      </w:pPr>
+      <w:r>
+        <w:rPr>
+          <w:sz w:val="24"/>
+          <w:szCs w:val="24"/>
         </w:rPr>
         <w:t xml:space="preserve">No caso concreto, a parte autora é portadora de </w:t>
       </w:r>
@@ -2460,7 +2281,6 @@
         <w:rPr>
           <w:sz w:val="24"/>
           <w:szCs w:val="24"/>
-          <w:highlight w:val="yellow"/>
         </w:rPr>
         <w:t>{{ diagnostico_cid }}</w:t>
       </w:r>
@@ -2468,7 +2288,6 @@
         <w:rPr>
           <w:sz w:val="24"/>
           <w:szCs w:val="24"/>
-          <w:highlight w:val="yellow"/>
         </w:rPr>
         <w:t xml:space="preserve">, condição de caráter </w:t>
       </w:r>
@@ -2476,7 +2295,6 @@
         <w:rPr>
           <w:sz w:val="24"/>
           <w:szCs w:val="24"/>
-          <w:highlight w:val="yellow"/>
         </w:rPr>
         <w:t>{{ carater_condicao }}</w:t>
       </w:r>
@@ -2484,7 +2302,6 @@
         <w:rPr>
           <w:sz w:val="24"/>
           <w:szCs w:val="24"/>
-          <w:highlight w:val="yellow"/>
         </w:rPr>
         <w:t xml:space="preserve"> e de manifestação objetivamente aferível, cuja existência não demanda conhecimento técnico especializado para ser constatada, tal como comprovam </w:t>
       </w:r>
@@ -2492,7 +2309,6 @@
         <w:rPr>
           <w:sz w:val="24"/>
           <w:szCs w:val="24"/>
-          <w:highlight w:val="yellow"/>
         </w:rPr>
         <w:t>{{ comprovantes_deficiencia }}.</w:t>
       </w:r>
@@ -2506,14 +2322,12 @@
         <w:rPr>
           <w:sz w:val="24"/>
           <w:szCs w:val="24"/>
-          <w:highlight w:val="yellow"/>
-        </w:rPr>
-      </w:pPr>
-      <w:r>
-        <w:rPr>
-          <w:sz w:val="24"/>
-          <w:szCs w:val="24"/>
-          <w:highlight w:val="yellow"/>
+        </w:rPr>
+      </w:pPr>
+      <w:r>
+        <w:rPr>
+          <w:sz w:val="24"/>
+          <w:szCs w:val="24"/>
         </w:rPr>
         <w:t>Tratando-se de quadro cuja gravidade e permanência dispensam maior perquirição técnica, e não havendo controvérsia quanto à sua existência, a prova documental produzida basta ao reconhecimento do impedimento de longo prazo, sendo a perícia medida supérflua.</w:t>
       </w:r>
@@ -2525,9 +2339,6 @@
         <w:t xml:space="preserve"> </w:t>
       </w:r>
       <w:r>
-        <w:rPr>
-          <w:highlight w:val="yellow"/>
-        </w:rPr>
         <w:t>{%p endif %}</w:t>
       </w:r>
     </w:p>
@@ -2540,14 +2351,12 @@
         <w:rPr>
           <w:sz w:val="24"/>
           <w:szCs w:val="24"/>
-          <w:highlight w:val="yellow"/>
-        </w:rPr>
-      </w:pPr>
-      <w:r>
-        <w:rPr>
-          <w:sz w:val="24"/>
-          <w:szCs w:val="24"/>
-          <w:highlight w:val="yellow"/>
+        </w:rPr>
+      </w:pPr>
+      <w:r>
+        <w:rPr>
+          <w:sz w:val="24"/>
+          <w:szCs w:val="24"/>
         </w:rPr>
         <w:t>Diante do exposto, requer a parte autora o julgamento antecipado do mérito, com a consequente procedência dos pedidos, independentemente da realização de perícia médica e de estudo social.</w:t>
       </w:r>
@@ -2561,14 +2370,12 @@
         <w:rPr>
           <w:sz w:val="24"/>
           <w:szCs w:val="24"/>
-          <w:highlight w:val="yellow"/>
-        </w:rPr>
-      </w:pPr>
-      <w:r>
-        <w:rPr>
-          <w:sz w:val="24"/>
-          <w:szCs w:val="24"/>
-          <w:highlight w:val="yellow"/>
+        </w:rPr>
+      </w:pPr>
+      <w:r>
+        <w:rPr>
+          <w:sz w:val="24"/>
+          <w:szCs w:val="24"/>
         </w:rPr>
         <w:t>Requer-se, contudo, subsidiariamente e por cautela, que, caso este MM. Juízo entenda imprescindível a instrução probatória, sejam designadas tanto a avaliação médica quanto a avaliação social, esta última de forma autônoma e obrigatória, na forma do art. 20, § 6º, da Lei nº 8.742/93, por profissional assistente social, com observância do modelo biopsicossocial, sob pena de nulidade, apresentando-se desde já os quesitos anexos.</w:t>
       </w:r>
@@ -2579,14 +2386,8 @@
         <w:spacing w:after="0" w:line="360" w:lineRule="auto"/>
         <w:ind w:left="0" w:right="276"/>
         <w:jc w:val="both"/>
-        <w:rPr>
-          <w:highlight w:val="yellow"/>
-        </w:rPr>
-      </w:pPr>
-      <w:r>
-        <w:rPr>
-          <w:highlight w:val="yellow"/>
-        </w:rPr>
+      </w:pPr>
+      <w:r>
         <w:t>{%p endif %}</w:t>
       </w:r>
     </w:p>
@@ -2598,9 +2399,6 @@
         <w:jc w:val="both"/>
       </w:pPr>
       <w:r>
-        <w:rPr>
-          <w:highlight w:val="yellow"/>
-        </w:rPr>
         <w:t>{%p if tese_prova_emprestada %}</w:t>
       </w:r>
     </w:p>
@@ -2950,41 +2748,29 @@
         <w:rPr>
           <w:sz w:val="24"/>
           <w:szCs w:val="24"/>
-          <w:highlight w:val="yellow"/>
-        </w:rPr>
-      </w:pPr>
-      <w:r>
-        <w:rPr>
-          <w:sz w:val="24"/>
-          <w:szCs w:val="24"/>
-          <w:highlight w:val="yellow"/>
+        </w:rPr>
+      </w:pPr>
+      <w:r>
+        <w:rPr>
+          <w:sz w:val="24"/>
+          <w:szCs w:val="24"/>
         </w:rPr>
         <w:t xml:space="preserve">A pretensão autoral encontra-se robustamente comprovada pela documentação médica acostada e, em especial, pelo laudo pericial judicial produzido nos autos da Ação de Interdição/Curatela nº </w:t>
       </w:r>
       <w:r>
-        <w:rPr>
-          <w:highlight w:val="yellow"/>
-        </w:rPr>
         <w:t>{{ numero_processo_interdicao }}</w:t>
       </w:r>
       <w:r>
         <w:rPr>
           <w:sz w:val="24"/>
           <w:szCs w:val="24"/>
-          <w:highlight w:val="yellow"/>
         </w:rPr>
         <w:t xml:space="preserve">, que tramitou perante a </w:t>
       </w:r>
       <w:r>
-        <w:rPr>
-          <w:highlight w:val="yellow"/>
-        </w:rPr>
         <w:t xml:space="preserve">{{ </w:t>
       </w:r>
       <w:r>
-        <w:rPr>
-          <w:highlight w:val="yellow"/>
-        </w:rPr>
         <w:lastRenderedPageBreak/>
         <w:t>vara_interdicao }}</w:t>
       </w:r>
@@ -2992,35 +2778,26 @@
         <w:rPr>
           <w:sz w:val="24"/>
           <w:szCs w:val="24"/>
-          <w:highlight w:val="yellow"/>
         </w:rPr>
         <w:t xml:space="preserve"> da Comarca de </w:t>
       </w:r>
       <w:r>
-        <w:rPr>
-          <w:highlight w:val="yellow"/>
-        </w:rPr>
         <w:t>{{ comarca_interdicao }}</w:t>
       </w:r>
       <w:r>
         <w:rPr>
           <w:sz w:val="24"/>
           <w:szCs w:val="24"/>
-          <w:highlight w:val="yellow"/>
         </w:rPr>
         <w:t xml:space="preserve">, na qual foi decretada a curatela </w:t>
       </w:r>
       <w:r>
-        <w:rPr>
-          <w:highlight w:val="yellow"/>
-        </w:rPr>
         <w:t xml:space="preserve">{{ tipo_curatela }} </w:t>
       </w:r>
       <w:r>
         <w:rPr>
           <w:sz w:val="24"/>
           <w:szCs w:val="24"/>
-          <w:highlight w:val="yellow"/>
         </w:rPr>
         <w:t>d</w:t>
       </w:r>
@@ -3028,7 +2805,6 @@
         <w:rPr>
           <w:sz w:val="24"/>
           <w:szCs w:val="24"/>
-          <w:highlight w:val="yellow"/>
         </w:rPr>
         <w:t>o</w:t>
       </w:r>
@@ -3036,7 +2812,6 @@
         <w:rPr>
           <w:sz w:val="24"/>
           <w:szCs w:val="24"/>
-          <w:highlight w:val="yellow"/>
         </w:rPr>
         <w:t>(a)</w:t>
       </w:r>
@@ -3044,7 +2819,6 @@
         <w:rPr>
           <w:sz w:val="24"/>
           <w:szCs w:val="24"/>
-          <w:highlight w:val="yellow"/>
         </w:rPr>
         <w:t xml:space="preserve"> requerente, conforme termo de curatela e sentença ora anexados.</w:t>
       </w:r>
@@ -3058,56 +2832,42 @@
         <w:rPr>
           <w:sz w:val="24"/>
           <w:szCs w:val="24"/>
-          <w:highlight w:val="yellow"/>
-        </w:rPr>
-      </w:pPr>
-      <w:r>
-        <w:rPr>
-          <w:sz w:val="24"/>
-          <w:szCs w:val="24"/>
-          <w:highlight w:val="yellow"/>
+        </w:rPr>
+      </w:pPr>
+      <w:r>
+        <w:rPr>
+          <w:sz w:val="24"/>
+          <w:szCs w:val="24"/>
         </w:rPr>
         <w:t xml:space="preserve">O referido laudo, elaborado por perito(a) judicial </w:t>
       </w:r>
       <w:r>
-        <w:rPr>
-          <w:highlight w:val="yellow"/>
-        </w:rPr>
         <w:t xml:space="preserve">{{ complemento_laudo_interdicao }}, </w:t>
       </w:r>
       <w:r>
         <w:rPr>
           <w:sz w:val="24"/>
           <w:szCs w:val="24"/>
-          <w:highlight w:val="yellow"/>
         </w:rPr>
         <w:t xml:space="preserve"> é conclusivo ao atestar que a parte autora é portadora de </w:t>
       </w:r>
       <w:r>
-        <w:rPr>
-          <w:highlight w:val="yellow"/>
-        </w:rPr>
         <w:t>{{ diagnostico_cid }}</w:t>
       </w:r>
       <w:r>
         <w:rPr>
           <w:sz w:val="24"/>
           <w:szCs w:val="24"/>
-          <w:highlight w:val="yellow"/>
         </w:rPr>
         <w:t xml:space="preserve">. O quadro, que se manifesta por meio de </w:t>
       </w:r>
       <w:r>
-        <w:rPr>
-          <w:highlight w:val="yellow"/>
-        </w:rPr>
         <w:t>{{ sintomas_manifestacoes }}</w:t>
       </w:r>
       <w:r>
         <w:rPr>
           <w:sz w:val="24"/>
           <w:szCs w:val="24"/>
-          <w:highlight w:val="yellow"/>
         </w:rPr>
         <w:t>, acarreta severo comprometimento de seu discernimento e de sua capacidade de interação social, tornando-a incapaz para o trabalho e para a vida independente.</w:t>
       </w:r>
@@ -3121,14 +2881,12 @@
         <w:rPr>
           <w:sz w:val="24"/>
           <w:szCs w:val="24"/>
-          <w:highlight w:val="yellow"/>
-        </w:rPr>
-      </w:pPr>
-      <w:r>
-        <w:rPr>
-          <w:sz w:val="24"/>
-          <w:szCs w:val="24"/>
-          <w:highlight w:val="yellow"/>
+        </w:rPr>
+      </w:pPr>
+      <w:r>
+        <w:rPr>
+          <w:sz w:val="24"/>
+          <w:szCs w:val="24"/>
         </w:rPr>
         <w:t>Tal documento, por sua força probatória e por ter sido produzido sob o crivo do contraditório perante o Juízo estadual, deve ser admitido como prova suficiente da condição incapacitante. A clareza do diagnóstico e a gravidade dos sintomas tornam desnecessária, e mesmo protelatória, a realização de nova perícia, uma vez que o impedimento de longo prazo já se encontra amplamente demonstrado.</w:t>
       </w:r>
@@ -3142,14 +2900,12 @@
         <w:rPr>
           <w:sz w:val="24"/>
           <w:szCs w:val="24"/>
-          <w:highlight w:val="yellow"/>
-        </w:rPr>
-      </w:pPr>
-      <w:r>
-        <w:rPr>
-          <w:sz w:val="24"/>
-          <w:szCs w:val="24"/>
-          <w:highlight w:val="yellow"/>
+        </w:rPr>
+      </w:pPr>
+      <w:r>
+        <w:rPr>
+          <w:sz w:val="24"/>
+          <w:szCs w:val="24"/>
         </w:rPr>
         <w:t>O instituto da prova emprestada, previsto no art. 372 do Código de Processo Civil, prestigia os princípios da celeridade e da economia processual, permitindo que o juiz admita a utilização de prova produzida em outro processo, atribuindo-lhe o valor que considerar adequado, observado o contraditório. No caso, o contraditório resta plenamente assegurado, na medida em que o INSS terá integral oportunidade de se manifestar sobre o laudo ora apresentado nestes autos.</w:t>
       </w:r>
@@ -3163,14 +2919,12 @@
         <w:rPr>
           <w:sz w:val="24"/>
           <w:szCs w:val="24"/>
-          <w:highlight w:val="yellow"/>
-        </w:rPr>
-      </w:pPr>
-      <w:r>
-        <w:rPr>
-          <w:sz w:val="24"/>
-          <w:szCs w:val="24"/>
-          <w:highlight w:val="yellow"/>
+        </w:rPr>
+      </w:pPr>
+      <w:r>
+        <w:rPr>
+          <w:sz w:val="24"/>
+          <w:szCs w:val="24"/>
         </w:rPr>
         <w:t>Ademais, o laudo produzido para fins de curatela avalia incapacidade ainda mais ampla e severa (para os atos da vida civil) do que a exigida para a concessão do benefício assistencial, que se contenta com a demonstração de impedimentos de longo prazo que obstruam a participação plena e efetiva na sociedade em igualdade de condições com as demais pessoas (art. 20, §§ 2º e 10, da Lei nº 8.742/93). Se a parte autora foi considerada incapaz de gerir a própria vida e o próprio patrimônio, com muito mais razão está impossibilitada de prover o próprio sustento mediante o trabalho.</w:t>
       </w:r>
@@ -3184,14 +2938,12 @@
         <w:rPr>
           <w:sz w:val="24"/>
           <w:szCs w:val="24"/>
-          <w:highlight w:val="yellow"/>
-        </w:rPr>
-      </w:pPr>
-      <w:r>
-        <w:rPr>
-          <w:sz w:val="24"/>
-          <w:szCs w:val="24"/>
-          <w:highlight w:val="yellow"/>
+        </w:rPr>
+      </w:pPr>
+      <w:r>
+        <w:rPr>
+          <w:sz w:val="24"/>
+          <w:szCs w:val="24"/>
         </w:rPr>
         <w:t>Portanto, diante de laudo judicial conclusivo e da ampla aceitação da prova emprestada, a realização de nova perícia mostra-se medida inócua, que apenas retardaria a concessão de direito evidente e submeteria a parte autora, já em condição de vulnerabilidade, a procedimento desgastante e desnecessário.</w:t>
       </w:r>
@@ -3205,14 +2957,12 @@
         <w:rPr>
           <w:sz w:val="24"/>
           <w:szCs w:val="24"/>
-          <w:highlight w:val="yellow"/>
-        </w:rPr>
-      </w:pPr>
-      <w:r>
-        <w:rPr>
-          <w:sz w:val="24"/>
-          <w:szCs w:val="24"/>
-          <w:highlight w:val="yellow"/>
+        </w:rPr>
+      </w:pPr>
+      <w:r>
+        <w:rPr>
+          <w:sz w:val="24"/>
+          <w:szCs w:val="24"/>
         </w:rPr>
         <w:t xml:space="preserve">Por todo o exposto, requer o acolhimento do laudo pericial produzido no processo de curatela como prova emprestada e, por conseguinte, a dispensa da realização de nova perícia </w:t>
       </w:r>
@@ -3220,7 +2970,6 @@
         <w:rPr>
           <w:sz w:val="24"/>
           <w:szCs w:val="24"/>
-          <w:highlight w:val="yellow"/>
         </w:rPr>
         <w:lastRenderedPageBreak/>
         <w:t>médica nos presentes autos, para fins de comprovação do requisito do impedimento de longo prazo.</w:t>
@@ -3241,7 +2990,6 @@
         <w:rPr>
           <w:sz w:val="24"/>
           <w:szCs w:val="24"/>
-          <w:highlight w:val="yellow"/>
         </w:rPr>
         <w:t>Requer-se, subsidiariamente e por cautela, que, na hipótese de este MM. Juízo entender imprescindível a produção de prova pericial, seja o laudo emprestado desde já admitido como elemento de convicção complementar, e sejam designadas a avaliação médica e, de forma autônoma e obrigatória, a avaliação social, na forma do art. 20, § 6º, da Lei nº 8.742/93, sob pena de nulidade, apresentando-se desde já os quesitos anexos.</w:t>
       </w:r>
@@ -3252,14 +3000,8 @@
         <w:spacing w:after="0" w:line="360" w:lineRule="auto"/>
         <w:ind w:left="0" w:right="134"/>
         <w:jc w:val="both"/>
-        <w:rPr>
-          <w:highlight w:val="yellow"/>
-        </w:rPr>
-      </w:pPr>
-      <w:r>
-        <w:rPr>
-          <w:highlight w:val="yellow"/>
-        </w:rPr>
+      </w:pPr>
+      <w:r>
         <w:t>{%p endif %}</w:t>
       </w:r>
     </w:p>
@@ -3271,9 +3013,6 @@
         <w:jc w:val="both"/>
       </w:pPr>
       <w:r>
-        <w:rPr>
-          <w:highlight w:val="yellow"/>
-        </w:rPr>
         <w:t>{%p if tese_fixacao_dib %}</w:t>
       </w:r>
     </w:p>
@@ -3626,14 +3365,12 @@
         <w:rPr>
           <w:sz w:val="24"/>
           <w:szCs w:val="24"/>
-          <w:highlight w:val="yellow"/>
-        </w:rPr>
-      </w:pPr>
-      <w:r>
-        <w:rPr>
-          <w:sz w:val="24"/>
-          <w:szCs w:val="24"/>
-          <w:highlight w:val="yellow"/>
+        </w:rPr>
+      </w:pPr>
+      <w:r>
+        <w:rPr>
+          <w:sz w:val="24"/>
+          <w:szCs w:val="24"/>
         </w:rPr>
         <w:t>A Data de Início do Benefício (DIB) deve ser fixada na própria Data de Entrada do Requerimento, porquanto o requisito ora discutido já se encontrava plenamente implementado quando do protocolo do pedido administrativo.</w:t>
       </w:r>
@@ -3650,28 +3387,22 @@
         <w:rPr>
           <w:sz w:val="24"/>
           <w:szCs w:val="24"/>
-          <w:highlight w:val="yellow"/>
-        </w:rPr>
-      </w:pPr>
-      <w:r>
-        <w:rPr>
-          <w:sz w:val="24"/>
-          <w:szCs w:val="24"/>
-          <w:highlight w:val="yellow"/>
+        </w:rPr>
+      </w:pPr>
+      <w:r>
+        <w:rPr>
+          <w:sz w:val="24"/>
+          <w:szCs w:val="24"/>
         </w:rPr>
         <w:t xml:space="preserve">Com efeito, a DER foi fixada em {{ der }}, ao passo que o laudo médico acostado aos autos data de </w:t>
       </w:r>
       <w:r>
-        <w:rPr>
-          <w:highlight w:val="yellow"/>
-        </w:rPr>
         <w:t xml:space="preserve">{{ data_documento_comprovacao }}, </w:t>
       </w:r>
       <w:r>
         <w:rPr>
           <w:sz w:val="24"/>
           <w:szCs w:val="24"/>
-          <w:highlight w:val="yellow"/>
         </w:rPr>
         <w:t>ou seja, é anterior ao requerimento. Tal documento comprova que, na data do requerimento administrativo, a parte autora já reunia a condição exigida para a concessão do benefício, inexistindo, portanto, qualquer fato superveniente a ser considerado.</w:t>
       </w:r>
@@ -3688,28 +3419,22 @@
         <w:rPr>
           <w:sz w:val="24"/>
           <w:szCs w:val="24"/>
-          <w:highlight w:val="yellow"/>
-        </w:rPr>
-      </w:pPr>
-      <w:r>
-        <w:rPr>
-          <w:sz w:val="24"/>
-          <w:szCs w:val="24"/>
-          <w:highlight w:val="yellow"/>
+        </w:rPr>
+      </w:pPr>
+      <w:r>
+        <w:rPr>
+          <w:sz w:val="24"/>
+          <w:szCs w:val="24"/>
         </w:rPr>
         <w:t xml:space="preserve">Preenchidos os requisitos na própria DER, é desde essa data que o benefício se mostra devido, nos termos do </w:t>
       </w:r>
       <w:r>
-        <w:rPr>
-          <w:highlight w:val="yellow"/>
-        </w:rPr>
         <w:t>{{ fundamentacao_legal_dib }}.</w:t>
       </w:r>
       <w:r>
         <w:rPr>
           <w:sz w:val="24"/>
           <w:szCs w:val="24"/>
-          <w:highlight w:val="yellow"/>
         </w:rPr>
         <w:t xml:space="preserve"> Não se cogita, na hipótese, de reafirmação da DER, instituto reservado às situações em que os requisitos são implementados em momento posterior ao requerimento.</w:t>
       </w:r>
@@ -3726,28 +3451,22 @@
         <w:rPr>
           <w:sz w:val="24"/>
           <w:szCs w:val="24"/>
-          <w:highlight w:val="yellow"/>
-        </w:rPr>
-      </w:pPr>
-      <w:r>
-        <w:rPr>
-          <w:sz w:val="24"/>
-          <w:szCs w:val="24"/>
-          <w:highlight w:val="yellow"/>
+        </w:rPr>
+      </w:pPr>
+      <w:r>
+        <w:rPr>
+          <w:sz w:val="24"/>
+          <w:szCs w:val="24"/>
         </w:rPr>
         <w:t xml:space="preserve">Diante do exposto, requer a concessão do benefício com DIB fixada em </w:t>
       </w:r>
       <w:r>
-        <w:rPr>
-          <w:highlight w:val="yellow"/>
-        </w:rPr>
         <w:t>{{ der }}</w:t>
       </w:r>
       <w:r>
         <w:rPr>
           <w:sz w:val="24"/>
           <w:szCs w:val="24"/>
-          <w:highlight w:val="yellow"/>
         </w:rPr>
         <w:t>, com o pagamento das parcelas vencidas desde então, devidamente corrigidas e acrescidas de juros de mora, na forma do Manual de Cálculos da Justiça Federal.</w:t>
       </w:r>
@@ -3763,9 +3482,6 @@
         <w:jc w:val="both"/>
       </w:pPr>
       <w:r>
-        <w:rPr>
-          <w:highlight w:val="yellow"/>
-        </w:rPr>
         <w:t>{%p endif %}</w:t>
       </w:r>
     </w:p>
@@ -3778,14 +3494,8 @@
         <w:spacing w:after="0" w:line="360" w:lineRule="auto"/>
         <w:ind w:left="0" w:right="134"/>
         <w:jc w:val="both"/>
-        <w:rPr>
-          <w:highlight w:val="yellow"/>
-        </w:rPr>
-      </w:pPr>
-      <w:r>
-        <w:rPr>
-          <w:highlight w:val="yellow"/>
-        </w:rPr>
+      </w:pPr>
+      <w:r>
         <w:t>{%p if tese_reafirmacao_der %}</w:t>
       </w:r>
     </w:p>
@@ -3798,9 +3508,6 @@
         <w:spacing w:after="0" w:line="360" w:lineRule="auto"/>
         <w:ind w:left="0" w:right="134"/>
         <w:jc w:val="both"/>
-        <w:rPr>
-          <w:highlight w:val="yellow"/>
-        </w:rPr>
       </w:pPr>
     </w:p>
     <w:p>
@@ -3812,9 +3519,6 @@
         <w:spacing w:line="360" w:lineRule="auto"/>
         <w:ind w:left="0" w:right="134"/>
         <w:jc w:val="both"/>
-        <w:rPr>
-          <w:highlight w:val="yellow"/>
-        </w:rPr>
       </w:pPr>
       <w:r>
         <w:rPr>
@@ -3822,7 +3526,6 @@
           <w:noProof/>
           <w:sz w:val="24"/>
           <w:szCs w:val="24"/>
-          <w:highlight w:val="yellow"/>
           <w:lang w:val="pt-BR" w:eastAsia="pt-BR"/>
         </w:rPr>
         <mc:AlternateContent>
@@ -4135,7 +3838,6 @@
         <w:rPr>
           <w:sz w:val="24"/>
           <w:szCs w:val="24"/>
-          <w:highlight w:val="yellow"/>
         </w:rPr>
       </w:pPr>
     </w:p>
@@ -4151,14 +3853,12 @@
         <w:rPr>
           <w:sz w:val="24"/>
           <w:szCs w:val="24"/>
-          <w:highlight w:val="yellow"/>
-        </w:rPr>
-      </w:pPr>
-      <w:r>
-        <w:rPr>
-          <w:sz w:val="24"/>
-          <w:szCs w:val="24"/>
-          <w:highlight w:val="yellow"/>
+        </w:rPr>
+      </w:pPr>
+      <w:r>
+        <w:rPr>
+          <w:sz w:val="24"/>
+          <w:szCs w:val="24"/>
         </w:rPr>
         <w:t>A reafirmação da DER consiste na possibilidade de deslocar a Data de Entrada do Requerimento para o momento em que efetivamente implementados os requisitos do benefício, nas hipóteses em que a parte não os reunia na data do requerimento originário, mas veio a preenchê-los em momento posterior, por fato superveniente, conforme firmado no Tema 995 do Superior Tribunal de Justiça.</w:t>
       </w:r>
@@ -4175,14 +3875,12 @@
         <w:rPr>
           <w:sz w:val="24"/>
           <w:szCs w:val="24"/>
-          <w:highlight w:val="yellow"/>
-        </w:rPr>
-      </w:pPr>
-      <w:r>
-        <w:rPr>
-          <w:sz w:val="24"/>
-          <w:szCs w:val="24"/>
-          <w:highlight w:val="yellow"/>
+        </w:rPr>
+      </w:pPr>
+      <w:r>
+        <w:rPr>
+          <w:sz w:val="24"/>
+          <w:szCs w:val="24"/>
         </w:rPr>
         <w:t>Vejamos o posicionamento do Superior Tribunal de Justiça quanto ao tema:</w:t>
       </w:r>
@@ -4199,14 +3897,12 @@
         <w:rPr>
           <w:sz w:val="24"/>
           <w:szCs w:val="24"/>
-          <w:highlight w:val="yellow"/>
-        </w:rPr>
-      </w:pPr>
-      <w:r>
-        <w:rPr>
-          <w:sz w:val="24"/>
-          <w:szCs w:val="24"/>
-          <w:highlight w:val="yellow"/>
+        </w:rPr>
+      </w:pPr>
+      <w:r>
+        <w:rPr>
+          <w:sz w:val="24"/>
+          <w:szCs w:val="24"/>
         </w:rPr>
         <w:t>PROCESSUAL CIVIL E PREVIDENCIÁRIO. RECURSO ESPECIAL REPETITIVO. ENUNCIADO ADMINISTRATIVO 3/STJ. REAFIRMAÇÃO DA DER (DATA DE ENTRADA DO REQUERIMENTO). CABIMENTO. RECURSO ESPECIAL PROVIDO. [...] 4. Tese representativa da controvérsia fixada nos seguintes termos: É possível a reafirmação da DER (Data de Entrada do Requerimento) para o momento em que implementados os requisitos para a concessão do benefício, mesmo que isso se dê no interstício entre o ajuizamento da ação e a entrega da prestação jurisdicional nas instâncias ordinárias, nos termos dos arts. 493 e 933 do CPC/2015, observada a causa de pedir. [...]</w:t>
       </w:r>
@@ -4223,14 +3919,12 @@
         <w:rPr>
           <w:sz w:val="24"/>
           <w:szCs w:val="24"/>
-          <w:highlight w:val="yellow"/>
-        </w:rPr>
-      </w:pPr>
-      <w:r>
-        <w:rPr>
-          <w:sz w:val="24"/>
-          <w:szCs w:val="24"/>
-          <w:highlight w:val="yellow"/>
+        </w:rPr>
+      </w:pPr>
+      <w:r>
+        <w:rPr>
+          <w:sz w:val="24"/>
+          <w:szCs w:val="24"/>
         </w:rPr>
         <w:t>(STJ, REsp 1.727.064/SP, Rel. Min. Mauro Campbell Marques, Primeira Seção, j. 23/10/2019, DJe 02/12/2019)</w:t>
       </w:r>
@@ -4247,28 +3941,22 @@
         <w:rPr>
           <w:sz w:val="24"/>
           <w:szCs w:val="24"/>
-          <w:highlight w:val="yellow"/>
-        </w:rPr>
-      </w:pPr>
-      <w:r>
-        <w:rPr>
-          <w:sz w:val="24"/>
-          <w:szCs w:val="24"/>
-          <w:highlight w:val="yellow"/>
+        </w:rPr>
+      </w:pPr>
+      <w:r>
+        <w:rPr>
+          <w:sz w:val="24"/>
+          <w:szCs w:val="24"/>
         </w:rPr>
         <w:t xml:space="preserve">No caso em apreço, embora a parte autora não reunisse a totalidade dos requisitos na data do requerimento administrativo ou não dispusesse, à época, de prova do requisito ora demonstrado, sobreveio fato apto a comprovar o adimplemento da condição faltante em </w:t>
       </w:r>
       <w:r>
-        <w:rPr>
-          <w:highlight w:val="yellow"/>
-        </w:rPr>
         <w:t>{{ data_reafirmacao_der }}</w:t>
       </w:r>
       <w:r>
         <w:rPr>
           <w:sz w:val="24"/>
           <w:szCs w:val="24"/>
-          <w:highlight w:val="yellow"/>
         </w:rPr>
         <w:t>, consubstanciado em Laudo Médico, devendo a DER ser reafirmada para essa data, com a consequente fixação da DIB no mesmo marco.</w:t>
       </w:r>
@@ -4285,14 +3973,12 @@
         <w:rPr>
           <w:sz w:val="24"/>
           <w:szCs w:val="24"/>
-          <w:highlight w:val="yellow"/>
-        </w:rPr>
-      </w:pPr>
-      <w:r>
-        <w:rPr>
-          <w:sz w:val="24"/>
-          <w:szCs w:val="24"/>
-          <w:highlight w:val="yellow"/>
+        </w:rPr>
+      </w:pPr>
+      <w:r>
+        <w:rPr>
+          <w:sz w:val="24"/>
+          <w:szCs w:val="24"/>
         </w:rPr>
         <w:t>Ressalte-se que o pedido de reafirmação é formulado desde já e expressamente, em observância à ressalva final do Tema 995 quanto à causa de pedir, restando integralmente assegurado o contraditório à autarquia ré.</w:t>
       </w:r>
@@ -4309,14 +3995,12 @@
         <w:rPr>
           <w:sz w:val="24"/>
           <w:szCs w:val="24"/>
-          <w:highlight w:val="yellow"/>
-        </w:rPr>
-      </w:pPr>
-      <w:r>
-        <w:rPr>
-          <w:sz w:val="24"/>
-          <w:szCs w:val="24"/>
-          <w:highlight w:val="yellow"/>
+        </w:rPr>
+      </w:pPr>
+      <w:r>
+        <w:rPr>
+          <w:sz w:val="24"/>
+          <w:szCs w:val="24"/>
         </w:rPr>
         <w:t xml:space="preserve">Diante do exposto, requer o acolhimento da reafirmação da DER para </w:t>
       </w:r>
@@ -4324,21 +4008,16 @@
         <w:rPr>
           <w:sz w:val="24"/>
           <w:szCs w:val="24"/>
-          <w:highlight w:val="yellow"/>
         </w:rPr>
         <w:t>{</w:t>
       </w:r>
       <w:r>
-        <w:rPr>
-          <w:highlight w:val="yellow"/>
-        </w:rPr>
         <w:t>{ data_reafirmacao_der }}</w:t>
       </w:r>
       <w:r>
         <w:rPr>
           <w:sz w:val="24"/>
           <w:szCs w:val="24"/>
-          <w:highlight w:val="yellow"/>
         </w:rPr>
         <w:t>, fixando-se a DIB nesse marco, nos termos dos arts. 493 e 933 do CPC/2015 e do Tema 995 do STJ.</w:t>
       </w:r>
@@ -4358,9 +4037,6 @@
         </w:rPr>
       </w:pPr>
       <w:r>
-        <w:rPr>
-          <w:highlight w:val="yellow"/>
-        </w:rPr>
         <w:t>{%p endif %}</w:t>
       </w:r>
     </w:p>
@@ -6063,6 +5739,7 @@
           <w:lang w:val="pt-BR"/>
         </w:rPr>
       </w:pPr>
+      <w:proofErr w:type="gramStart"/>
       <w:r>
         <w:rPr>
           <w:sz w:val="24"/>
@@ -6078,7 +5755,16 @@
           <w:szCs w:val="24"/>
           <w:lang w:val="pt-BR"/>
         </w:rPr>
-        <w:t>detalhes_laudo</w:t>
+        <w:t>detalhes</w:t>
+      </w:r>
+      <w:proofErr w:type="gramEnd"/>
+      <w:r>
+        <w:rPr>
+          <w:sz w:val="24"/>
+          <w:szCs w:val="24"/>
+          <w:lang w:val="pt-BR"/>
+        </w:rPr>
+        <w:t>_laudo</w:t>
       </w:r>
       <w:proofErr w:type="spellEnd"/>
       <w:r>
@@ -7509,7 +7195,7 @@
             </wp:anchor>
           </w:drawing>
         </mc:Choice>
-        <mc:Fallback xmlns:oel="http://schemas.microsoft.com/office/2019/extlst" xmlns:w16du="http://schemas.microsoft.com/office/word/2023/wordml/word16du" xmlns:w16sdtdh="http://schemas.microsoft.com/office/word/2020/wordml/sdtdatahash" xmlns:w16sdtfl="http://schemas.microsoft.com/office/word/2024/wordml/sdtformatlock">
+        <mc:Fallback xmlns:w16sdtfl="http://schemas.microsoft.com/office/word/2024/wordml/sdtformatlock" xmlns:w16sdtdh="http://schemas.microsoft.com/office/word/2020/wordml/sdtdatahash" xmlns:w16du="http://schemas.microsoft.com/office/word/2023/wordml/word16du" xmlns:oel="http://schemas.microsoft.com/office/2019/extlst">
           <w:pict>
             <v:shape w14:anchorId="3BCF6105" id="Forma Livre: Forma 13" o:spid="_x0000_s1026" style="position:absolute;margin-left:97.1pt;margin-top:24.7pt;width:370.9pt;height:.1pt;z-index:-251653120;visibility:visible;mso-wrap-style:square;mso-width-percent:0;mso-height-percent:0;mso-wrap-distance-left:0;mso-wrap-distance-top:0;mso-wrap-distance-right:0;mso-wrap-distance-bottom:0;mso-position-horizontal:absolute;mso-position-horizontal-relative:page;mso-position-vertical:absolute;mso-position-vertical-relative:text;mso-width-percent:0;mso-height-percent:0;mso-width-relative:page;mso-height-relative:page;v-text-anchor:top" coordsize="4710430,1270" o:gfxdata="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" path="m,l4709804,e" filled="f" strokeweight=".40283mm">
               <v:path arrowok="t" o:connecttype="custom" o:connectlocs="0,0;4709804,0" o:connectangles="0,0"/>
@@ -7878,7 +7564,7 @@
             </wp:anchor>
           </w:drawing>
         </mc:Choice>
-        <mc:Fallback xmlns:oel="http://schemas.microsoft.com/office/2019/extlst" xmlns:w16du="http://schemas.microsoft.com/office/word/2023/wordml/word16du" xmlns:w16sdtdh="http://schemas.microsoft.com/office/word/2020/wordml/sdtdatahash" xmlns:w16sdtfl="http://schemas.microsoft.com/office/word/2024/wordml/sdtformatlock">
+        <mc:Fallback xmlns:w16sdtfl="http://schemas.microsoft.com/office/word/2024/wordml/sdtformatlock" xmlns:w16sdtdh="http://schemas.microsoft.com/office/word/2020/wordml/sdtdatahash" xmlns:w16du="http://schemas.microsoft.com/office/word/2023/wordml/word16du" xmlns:oel="http://schemas.microsoft.com/office/2019/extlst">
           <w:pict>
             <v:shape w14:anchorId="734A0437" id="Forma Livre: Forma 3" o:spid="_x0000_s1026" style="position:absolute;margin-left:97.1pt;margin-top:24.7pt;width:370.9pt;height:.1pt;z-index:-251655168;visibility:visible;mso-wrap-style:square;mso-width-percent:0;mso-height-percent:0;mso-wrap-distance-left:0;mso-wrap-distance-top:0;mso-wrap-distance-right:0;mso-wrap-distance-bottom:0;mso-position-horizontal:absolute;mso-position-horizontal-relative:page;mso-position-vertical:absolute;mso-position-vertical-relative:text;mso-width-percent:0;mso-height-percent:0;mso-width-relative:page;mso-height-relative:page;v-text-anchor:top" coordsize="4710430,1270" o:gfxdata="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" path="m,l4709804,e" filled="f" strokeweight=".40283mm">
               <v:path arrowok="t" o:connecttype="custom" o:connectlocs="0,0;4709804,0" o:connectangles="0,0"/>
@@ -11840,7 +11526,7 @@
 </file>
 
 <file path=customXml/itemProps1.xml><?xml version="1.0" encoding="utf-8"?>
-<ds:datastoreItem xmlns:ds="http://schemas.openxmlformats.org/officeDocument/2006/customXml" ds:itemID="{66A922A3-5A0C-4504-B24E-38B017785F0F}">
+<ds:datastoreItem xmlns:ds="http://schemas.openxmlformats.org/officeDocument/2006/customXml" ds:itemID="{C35A13D7-0D29-4D1E-82F5-E7FDCA28E044}">
   <ds:schemaRefs>
     <ds:schemaRef ds:uri="http://schemas.openxmlformats.org/officeDocument/2006/bibliography"/>
   </ds:schemaRefs>

--- a/assets/templates/bpc_template_unificado_rep.docx
+++ b/assets/templates/bpc_template_unificado_rep.docx
@@ -780,8 +780,6 @@
           <w:shd w:val="clear" w:color="auto" w:fill="FFFFFF"/>
         </w:rPr>
       </w:pPr>
-      <w:bookmarkStart w:id="0" w:name="_GoBack"/>
-      <w:bookmarkEnd w:id="0"/>
       <w:r>
         <w:rPr>
           <w:sz w:val="24"/>
@@ -4377,7 +4375,7 @@
           <w:szCs w:val="24"/>
         </w:rPr>
       </w:pPr>
-      <w:bookmarkStart w:id="1" w:name="_Hlk217633236"/>
+      <w:bookmarkStart w:id="0" w:name="_Hlk217633236"/>
       <w:r>
         <w:rPr>
           <w:sz w:val="24"/>
@@ -4421,7 +4419,7 @@
         </w:rPr>
         <w:t>O perigo de dano se configura pelo fato de que, se continuar sem receber o benefício, a autora terá sua subsistência prejudicada, uma vez que o benefício tem caráter alimentar.</w:t>
       </w:r>
-      <w:bookmarkEnd w:id="1"/>
+      <w:bookmarkEnd w:id="0"/>
     </w:p>
     <w:p>
       <w:pPr>
@@ -4717,7 +4715,7 @@
         </w:rPr>
         <w:t xml:space="preserve">Inicialmente, insta informar que a parte Autora possui deficiência de longo prazo que limita significamente, o prejudicando fisicamente e socialmente em tarefas do dia a dia, deixando-o em desigualdade em face aos demais da sua idade. Nesse sentido, a parte Autora necessita acompanhamento médico e uso de medicações para controlar seu quadro </w:t>
       </w:r>
-      <w:bookmarkStart w:id="2" w:name="_Hlk198815936"/>
+      <w:bookmarkStart w:id="1" w:name="_Hlk198815936"/>
       <w:r>
         <w:rPr>
           <w:sz w:val="24"/>
@@ -4725,7 +4723,7 @@
         </w:rPr>
         <w:t>clínico</w:t>
       </w:r>
-      <w:bookmarkEnd w:id="2"/>
+      <w:bookmarkEnd w:id="1"/>
       <w:r>
         <w:rPr>
           <w:sz w:val="24"/>
@@ -6192,30 +6190,94 @@
     </w:p>
     <w:p>
       <w:pPr>
-        <w:spacing w:before="240" w:line="360" w:lineRule="auto"/>
-        <w:ind w:right="439" w:firstLine="720"/>
-        <w:jc w:val="both"/>
-        <w:rPr>
-          <w:sz w:val="24"/>
-          <w:szCs w:val="24"/>
-        </w:rPr>
-      </w:pPr>
-      <w:r>
-        <w:rPr>
-          <w:sz w:val="24"/>
-          <w:szCs w:val="24"/>
-        </w:rPr>
-        <w:t xml:space="preserve">Quanto o núcleo familiar é composto por </w:t>
-      </w:r>
-      <w:r>
-        <w:t>{{ descricao_grupo_familiar }}</w:t>
-      </w:r>
-      <w:r>
-        <w:rPr>
-          <w:sz w:val="24"/>
-          <w:szCs w:val="24"/>
-        </w:rPr>
-        <w:t xml:space="preserve"> pessoas, a sua moradia é modesta e não atende às suas necessidades, possui poucos móveis, somente o necessário e não há luxuosidade.</w:t>
+        <w:spacing w:line="360" w:lineRule="auto"/>
+        <w:ind w:right="439"/>
+        <w:jc w:val="both"/>
+        <w:rPr>
+          <w:sz w:val="24"/>
+          <w:szCs w:val="24"/>
+        </w:rPr>
+      </w:pPr>
+      <w:r>
+        <w:rPr>
+          <w:sz w:val="24"/>
+          <w:szCs w:val="24"/>
+        </w:rPr>
+        <w:t>{%p if descricao_grupo_familiar == '1' or descricao_grupo_familiar == 'uma' or descricao_grupo_familiar == 'Uma' %}</w:t>
+      </w:r>
+    </w:p>
+    <w:p>
+      <w:pPr>
+        <w:spacing w:line="360" w:lineRule="auto"/>
+        <w:ind w:right="439" w:firstLine="851"/>
+        <w:jc w:val="both"/>
+        <w:rPr>
+          <w:sz w:val="24"/>
+          <w:szCs w:val="24"/>
+        </w:rPr>
+      </w:pPr>
+      <w:r>
+        <w:rPr>
+          <w:sz w:val="24"/>
+          <w:szCs w:val="24"/>
+        </w:rPr>
+        <w:t>A parte autora reside sozinha, a sua moradia é modesta e não atende às suas necessidades, possui poucos móveis, somente o necessário e não há luxuosidade.</w:t>
+      </w:r>
+    </w:p>
+    <w:p>
+      <w:pPr>
+        <w:spacing w:line="360" w:lineRule="auto"/>
+        <w:ind w:right="439"/>
+        <w:jc w:val="both"/>
+        <w:rPr>
+          <w:sz w:val="24"/>
+          <w:szCs w:val="24"/>
+        </w:rPr>
+      </w:pPr>
+      <w:r>
+        <w:rPr>
+          <w:sz w:val="24"/>
+          <w:szCs w:val="24"/>
+        </w:rPr>
+        <w:t>{%p else %}</w:t>
+      </w:r>
+    </w:p>
+    <w:p>
+      <w:pPr>
+        <w:spacing w:line="360" w:lineRule="auto"/>
+        <w:ind w:left="142" w:right="439" w:firstLine="567"/>
+        <w:jc w:val="both"/>
+        <w:rPr>
+          <w:sz w:val="24"/>
+          <w:szCs w:val="24"/>
+        </w:rPr>
+      </w:pPr>
+      <w:r>
+        <w:rPr>
+          <w:sz w:val="24"/>
+          <w:szCs w:val="24"/>
+        </w:rPr>
+        <w:t>O núcleo familiar é composto por {{ descricao_grupo_familiar }} pessoas, a sua moradia é modesta e não atende às suas necessidades, possui poucos móveis, somente o necessário e não há luxuosidade.</w:t>
+      </w:r>
+      <w:bookmarkStart w:id="2" w:name="_GoBack"/>
+      <w:bookmarkEnd w:id="2"/>
+    </w:p>
+    <w:p>
+      <w:pPr>
+        <w:spacing w:line="360" w:lineRule="auto"/>
+        <w:ind w:right="439"/>
+        <w:jc w:val="both"/>
+        <w:rPr>
+          <w:sz w:val="24"/>
+          <w:szCs w:val="24"/>
+        </w:rPr>
+      </w:pPr>
+      <w:r>
+        <w:rPr>
+          <w:sz w:val="24"/>
+          <w:szCs w:val="24"/>
+        </w:rPr>
+        <w:t>{%p endif %}</w:t>
       </w:r>
     </w:p>
     <w:p>
@@ -6390,6 +6452,7 @@
           <w:sz w:val="24"/>
           <w:szCs w:val="24"/>
         </w:rPr>
+        <w:lastRenderedPageBreak/>
         <w:t>Portanto, diante de todo o exposto, o Requerente vem requerer que seja concedido o benefício assistencial de prestação continuada ao idoso, na qual faz jus aos requisitos do benefício.</w:t>
       </w:r>
     </w:p>
@@ -6919,6 +6982,7 @@
           <w:sz w:val="24"/>
           <w:szCs w:val="24"/>
         </w:rPr>
+        <w:lastRenderedPageBreak/>
         <w:t xml:space="preserve">Guaraciaba do Norte – CE, </w:t>
       </w:r>
       <w:r>
@@ -6948,7 +7012,7 @@
           <w:sz w:val="24"/>
           <w:szCs w:val="24"/>
         </w:rPr>
-        <w:t>5 de agosto de 2026</w:t>
+        <w:t>6 de agosto de 2026</w:t>
       </w:r>
       <w:r>
         <w:rPr>
@@ -11526,7 +11590,7 @@
 </file>
 
 <file path=customXml/itemProps1.xml><?xml version="1.0" encoding="utf-8"?>
-<ds:datastoreItem xmlns:ds="http://schemas.openxmlformats.org/officeDocument/2006/customXml" ds:itemID="{C35A13D7-0D29-4D1E-82F5-E7FDCA28E044}">
+<ds:datastoreItem xmlns:ds="http://schemas.openxmlformats.org/officeDocument/2006/customXml" ds:itemID="{E929285F-872A-4666-BAD3-4E7B79C2B0FD}">
   <ds:schemaRefs>
     <ds:schemaRef ds:uri="http://schemas.openxmlformats.org/officeDocument/2006/bibliography"/>
   </ds:schemaRefs>
